--- a/2_Output/Table_ASE2025_Stratified.docx
+++ b/2_Output/Table_ASE2025_Stratified.docx
@@ -192,7 +192,7 @@
                 <w:szCs w:val="22"/>
                 <w:color w:val="000000"/>
               </w:rPr>
-              <w:t xml:space="preserve">N = 556</w:t>
+              <w:t xml:space="preserve">N = 273</w:t>
             </w:r>
             <w:r>
               <w:rPr>
@@ -299,7 +299,7 @@
                 <w:szCs w:val="22"/>
                 <w:color w:val="000000"/>
               </w:rPr>
-              <w:t xml:space="preserve">N = 109</w:t>
+              <w:t xml:space="preserve">N = 374</w:t>
             </w:r>
             <w:r>
               <w:rPr>
@@ -406,7 +406,7 @@
                 <w:szCs w:val="22"/>
                 <w:color w:val="000000"/>
               </w:rPr>
-              <w:t xml:space="preserve">N = 113</w:t>
+              <w:t xml:space="preserve">N = 202</w:t>
             </w:r>
             <w:r>
               <w:rPr>
@@ -513,7 +513,7 @@
                 <w:szCs w:val="22"/>
                 <w:color w:val="000000"/>
               </w:rPr>
-              <w:t xml:space="preserve">N = 36</w:t>
+              <w:t xml:space="preserve">N = 19</w:t>
             </w:r>
             <w:r>
               <w:rPr>
@@ -816,7 +816,7 @@
                 <w:szCs w:val="22"/>
                 <w:color w:val="000000"/>
               </w:rPr>
-              <w:t xml:space="preserve">45.2 (16.0)</w:t>
+              <w:t xml:space="preserve">45.8 (15.9)</w:t>
             </w:r>
           </w:p>
         </w:tc>
@@ -870,7 +870,7 @@
                 <w:szCs w:val="22"/>
                 <w:color w:val="000000"/>
               </w:rPr>
-              <w:t xml:space="preserve">51.4 (15.3)</w:t>
+              <w:t xml:space="preserve">45.2 (16.2)</w:t>
             </w:r>
           </w:p>
         </w:tc>
@@ -924,7 +924,7 @@
                 <w:szCs w:val="22"/>
                 <w:color w:val="000000"/>
               </w:rPr>
-              <w:t xml:space="preserve">51.6 (20.6)</w:t>
+              <w:t xml:space="preserve">52.4 (18.0)</w:t>
             </w:r>
           </w:p>
         </w:tc>
@@ -978,7 +978,7 @@
                 <w:szCs w:val="22"/>
                 <w:color w:val="000000"/>
               </w:rPr>
-              <w:t xml:space="preserve">55.6 (10.5)</w:t>
+              <w:t xml:space="preserve">51.9 (18.3)</w:t>
             </w:r>
           </w:p>
         </w:tc>
@@ -1470,7 +1470,7 @@
                 <w:szCs w:val="22"/>
                 <w:color w:val="000000"/>
               </w:rPr>
-              <w:t xml:space="preserve">0.077</w:t>
+              <w:t xml:space="preserve">&lt;0.001</w:t>
             </w:r>
           </w:p>
         </w:tc>
@@ -1584,169 +1584,169 @@
                 <w:szCs w:val="22"/>
                 <w:color w:val="000000"/>
               </w:rPr>
-              <w:t xml:space="preserve">363 (65%)</w:t>
-            </w:r>
-          </w:p>
-        </w:tc>
-        <w:tc>
-          <w:tcPr>
-            <w:tcBorders>
-              <w:bottom w:val="none" w:sz="0" w:space="0" w:color="000000"/>
-              <w:top w:val="none" w:sz="0" w:space="0" w:color="000000"/>
-              <w:left w:val="none" w:sz="0" w:space="0" w:color="000000"/>
-              <w:right w:val="none" w:sz="0" w:space="0" w:color="000000"/>
-            </w:tcBorders>
-            <w:shd w:val="clear" w:color="auto" w:fill="FFFFFF"/>
-            <w:tcMar>
-              <w:top w:w="0" w:type="dxa"/>
-              <w:bottom w:w="0" w:type="dxa"/>
-              <w:left w:w="0" w:type="dxa"/>
-              <w:right w:w="0" w:type="dxa"/>
-            </w:tcMar>
-            <w:vAlign w:val="top"/>
-          </w:tcPr>
-          <w:p>
-            <w:pPr>
-              <w:jc w:val="center"/>
-              <w:pBdr>
-                <w:bottom w:val="none" w:sz="0" w:space="0" w:color="000000"/>
-                <w:top w:val="none" w:sz="0" w:space="0" w:color="000000"/>
-                <w:left w:val="none" w:sz="0" w:space="0" w:color="000000"/>
-                <w:right w:val="none" w:sz="0" w:space="0" w:color="000000"/>
-              </w:pBdr>
-              <w:spacing w:after="100" w:before="100" w:line="240"/>
-              <w:ind w:left="100" w:right="100" w:firstLine="0" w:firstLineChars="0"/>
-              <w:rPr>
-                <w:rFonts w:ascii="Helvetica" w:hAnsi="Helvetica" w:eastAsia="Helvetica" w:cs="Helvetica"/>
-                <w:i w:val="false"/>
-                <w:b w:val="false"/>
-                <w:u w:val="none"/>
-                <w:strike w:val="false"/>
-                <w:sz w:val="22"/>
-                <w:szCs w:val="22"/>
-                <w:color w:val="000000"/>
-              </w:rPr>
-            </w:pPr>
-            <w:r>
-              <w:rPr>
-                <w:rFonts w:ascii="Helvetica" w:hAnsi="Helvetica" w:eastAsia="Helvetica" w:cs="Helvetica"/>
-                <w:i w:val="false"/>
-                <w:b w:val="false"/>
-                <w:u w:val="none"/>
-                <w:strike w:val="false"/>
-                <w:sz w:val="22"/>
-                <w:szCs w:val="22"/>
-                <w:color w:val="000000"/>
-              </w:rPr>
-              <w:t xml:space="preserve">60 (55%)</w:t>
-            </w:r>
-          </w:p>
-        </w:tc>
-        <w:tc>
-          <w:tcPr>
-            <w:tcBorders>
-              <w:bottom w:val="none" w:sz="0" w:space="0" w:color="000000"/>
-              <w:top w:val="none" w:sz="0" w:space="0" w:color="000000"/>
-              <w:left w:val="none" w:sz="0" w:space="0" w:color="000000"/>
-              <w:right w:val="none" w:sz="0" w:space="0" w:color="000000"/>
-            </w:tcBorders>
-            <w:shd w:val="clear" w:color="auto" w:fill="FFFFFF"/>
-            <w:tcMar>
-              <w:top w:w="0" w:type="dxa"/>
-              <w:bottom w:w="0" w:type="dxa"/>
-              <w:left w:w="0" w:type="dxa"/>
-              <w:right w:w="0" w:type="dxa"/>
-            </w:tcMar>
-            <w:vAlign w:val="top"/>
-          </w:tcPr>
-          <w:p>
-            <w:pPr>
-              <w:jc w:val="center"/>
-              <w:pBdr>
-                <w:bottom w:val="none" w:sz="0" w:space="0" w:color="000000"/>
-                <w:top w:val="none" w:sz="0" w:space="0" w:color="000000"/>
-                <w:left w:val="none" w:sz="0" w:space="0" w:color="000000"/>
-                <w:right w:val="none" w:sz="0" w:space="0" w:color="000000"/>
-              </w:pBdr>
-              <w:spacing w:after="100" w:before="100" w:line="240"/>
-              <w:ind w:left="100" w:right="100" w:firstLine="0" w:firstLineChars="0"/>
-              <w:rPr>
-                <w:rFonts w:ascii="Helvetica" w:hAnsi="Helvetica" w:eastAsia="Helvetica" w:cs="Helvetica"/>
-                <w:i w:val="false"/>
-                <w:b w:val="false"/>
-                <w:u w:val="none"/>
-                <w:strike w:val="false"/>
-                <w:sz w:val="22"/>
-                <w:szCs w:val="22"/>
-                <w:color w:val="000000"/>
-              </w:rPr>
-            </w:pPr>
-            <w:r>
-              <w:rPr>
-                <w:rFonts w:ascii="Helvetica" w:hAnsi="Helvetica" w:eastAsia="Helvetica" w:cs="Helvetica"/>
-                <w:i w:val="false"/>
-                <w:b w:val="false"/>
-                <w:u w:val="none"/>
-                <w:strike w:val="false"/>
-                <w:sz w:val="22"/>
-                <w:szCs w:val="22"/>
-                <w:color w:val="000000"/>
-              </w:rPr>
-              <w:t xml:space="preserve">70 (62%)</w:t>
-            </w:r>
-          </w:p>
-        </w:tc>
-        <w:tc>
-          <w:tcPr>
-            <w:tcBorders>
-              <w:bottom w:val="none" w:sz="0" w:space="0" w:color="000000"/>
-              <w:top w:val="none" w:sz="0" w:space="0" w:color="000000"/>
-              <w:left w:val="none" w:sz="0" w:space="0" w:color="000000"/>
-              <w:right w:val="none" w:sz="0" w:space="0" w:color="000000"/>
-            </w:tcBorders>
-            <w:shd w:val="clear" w:color="auto" w:fill="FFFFFF"/>
-            <w:tcMar>
-              <w:top w:w="0" w:type="dxa"/>
-              <w:bottom w:w="0" w:type="dxa"/>
-              <w:left w:w="0" w:type="dxa"/>
-              <w:right w:w="0" w:type="dxa"/>
-            </w:tcMar>
-            <w:vAlign w:val="top"/>
-          </w:tcPr>
-          <w:p>
-            <w:pPr>
-              <w:jc w:val="center"/>
-              <w:pBdr>
-                <w:bottom w:val="none" w:sz="0" w:space="0" w:color="000000"/>
-                <w:top w:val="none" w:sz="0" w:space="0" w:color="000000"/>
-                <w:left w:val="none" w:sz="0" w:space="0" w:color="000000"/>
-                <w:right w:val="none" w:sz="0" w:space="0" w:color="000000"/>
-              </w:pBdr>
-              <w:spacing w:after="100" w:before="100" w:line="240"/>
-              <w:ind w:left="100" w:right="100" w:firstLine="0" w:firstLineChars="0"/>
-              <w:rPr>
-                <w:rFonts w:ascii="Helvetica" w:hAnsi="Helvetica" w:eastAsia="Helvetica" w:cs="Helvetica"/>
-                <w:i w:val="false"/>
-                <w:b w:val="false"/>
-                <w:u w:val="none"/>
-                <w:strike w:val="false"/>
-                <w:sz w:val="22"/>
-                <w:szCs w:val="22"/>
-                <w:color w:val="000000"/>
-              </w:rPr>
-            </w:pPr>
-            <w:r>
-              <w:rPr>
-                <w:rFonts w:ascii="Helvetica" w:hAnsi="Helvetica" w:eastAsia="Helvetica" w:cs="Helvetica"/>
-                <w:i w:val="false"/>
-                <w:b w:val="false"/>
-                <w:u w:val="none"/>
-                <w:strike w:val="false"/>
-                <w:sz w:val="22"/>
-                <w:szCs w:val="22"/>
-                <w:color w:val="000000"/>
-              </w:rPr>
-              <w:t xml:space="preserve">18 (50%)</w:t>
+              <w:t xml:space="preserve">185 (68%)</w:t>
+            </w:r>
+          </w:p>
+        </w:tc>
+        <w:tc>
+          <w:tcPr>
+            <w:tcBorders>
+              <w:bottom w:val="none" w:sz="0" w:space="0" w:color="000000"/>
+              <w:top w:val="none" w:sz="0" w:space="0" w:color="000000"/>
+              <w:left w:val="none" w:sz="0" w:space="0" w:color="000000"/>
+              <w:right w:val="none" w:sz="0" w:space="0" w:color="000000"/>
+            </w:tcBorders>
+            <w:shd w:val="clear" w:color="auto" w:fill="FFFFFF"/>
+            <w:tcMar>
+              <w:top w:w="0" w:type="dxa"/>
+              <w:bottom w:w="0" w:type="dxa"/>
+              <w:left w:w="0" w:type="dxa"/>
+              <w:right w:w="0" w:type="dxa"/>
+            </w:tcMar>
+            <w:vAlign w:val="top"/>
+          </w:tcPr>
+          <w:p>
+            <w:pPr>
+              <w:jc w:val="center"/>
+              <w:pBdr>
+                <w:bottom w:val="none" w:sz="0" w:space="0" w:color="000000"/>
+                <w:top w:val="none" w:sz="0" w:space="0" w:color="000000"/>
+                <w:left w:val="none" w:sz="0" w:space="0" w:color="000000"/>
+                <w:right w:val="none" w:sz="0" w:space="0" w:color="000000"/>
+              </w:pBdr>
+              <w:spacing w:after="100" w:before="100" w:line="240"/>
+              <w:ind w:left="100" w:right="100" w:firstLine="0" w:firstLineChars="0"/>
+              <w:rPr>
+                <w:rFonts w:ascii="Helvetica" w:hAnsi="Helvetica" w:eastAsia="Helvetica" w:cs="Helvetica"/>
+                <w:i w:val="false"/>
+                <w:b w:val="false"/>
+                <w:u w:val="none"/>
+                <w:strike w:val="false"/>
+                <w:sz w:val="22"/>
+                <w:szCs w:val="22"/>
+                <w:color w:val="000000"/>
+              </w:rPr>
+            </w:pPr>
+            <w:r>
+              <w:rPr>
+                <w:rFonts w:ascii="Helvetica" w:hAnsi="Helvetica" w:eastAsia="Helvetica" w:cs="Helvetica"/>
+                <w:i w:val="false"/>
+                <w:b w:val="false"/>
+                <w:u w:val="none"/>
+                <w:strike w:val="false"/>
+                <w:sz w:val="22"/>
+                <w:szCs w:val="22"/>
+                <w:color w:val="000000"/>
+              </w:rPr>
+              <w:t xml:space="preserve">251 (67%)</w:t>
+            </w:r>
+          </w:p>
+        </w:tc>
+        <w:tc>
+          <w:tcPr>
+            <w:tcBorders>
+              <w:bottom w:val="none" w:sz="0" w:space="0" w:color="000000"/>
+              <w:top w:val="none" w:sz="0" w:space="0" w:color="000000"/>
+              <w:left w:val="none" w:sz="0" w:space="0" w:color="000000"/>
+              <w:right w:val="none" w:sz="0" w:space="0" w:color="000000"/>
+            </w:tcBorders>
+            <w:shd w:val="clear" w:color="auto" w:fill="FFFFFF"/>
+            <w:tcMar>
+              <w:top w:w="0" w:type="dxa"/>
+              <w:bottom w:w="0" w:type="dxa"/>
+              <w:left w:w="0" w:type="dxa"/>
+              <w:right w:w="0" w:type="dxa"/>
+            </w:tcMar>
+            <w:vAlign w:val="top"/>
+          </w:tcPr>
+          <w:p>
+            <w:pPr>
+              <w:jc w:val="center"/>
+              <w:pBdr>
+                <w:bottom w:val="none" w:sz="0" w:space="0" w:color="000000"/>
+                <w:top w:val="none" w:sz="0" w:space="0" w:color="000000"/>
+                <w:left w:val="none" w:sz="0" w:space="0" w:color="000000"/>
+                <w:right w:val="none" w:sz="0" w:space="0" w:color="000000"/>
+              </w:pBdr>
+              <w:spacing w:after="100" w:before="100" w:line="240"/>
+              <w:ind w:left="100" w:right="100" w:firstLine="0" w:firstLineChars="0"/>
+              <w:rPr>
+                <w:rFonts w:ascii="Helvetica" w:hAnsi="Helvetica" w:eastAsia="Helvetica" w:cs="Helvetica"/>
+                <w:i w:val="false"/>
+                <w:b w:val="false"/>
+                <w:u w:val="none"/>
+                <w:strike w:val="false"/>
+                <w:sz w:val="22"/>
+                <w:szCs w:val="22"/>
+                <w:color w:val="000000"/>
+              </w:rPr>
+            </w:pPr>
+            <w:r>
+              <w:rPr>
+                <w:rFonts w:ascii="Helvetica" w:hAnsi="Helvetica" w:eastAsia="Helvetica" w:cs="Helvetica"/>
+                <w:i w:val="false"/>
+                <w:b w:val="false"/>
+                <w:u w:val="none"/>
+                <w:strike w:val="false"/>
+                <w:sz w:val="22"/>
+                <w:szCs w:val="22"/>
+                <w:color w:val="000000"/>
+              </w:rPr>
+              <w:t xml:space="preserve">107 (53%)</w:t>
+            </w:r>
+          </w:p>
+        </w:tc>
+        <w:tc>
+          <w:tcPr>
+            <w:tcBorders>
+              <w:bottom w:val="none" w:sz="0" w:space="0" w:color="000000"/>
+              <w:top w:val="none" w:sz="0" w:space="0" w:color="000000"/>
+              <w:left w:val="none" w:sz="0" w:space="0" w:color="000000"/>
+              <w:right w:val="none" w:sz="0" w:space="0" w:color="000000"/>
+            </w:tcBorders>
+            <w:shd w:val="clear" w:color="auto" w:fill="FFFFFF"/>
+            <w:tcMar>
+              <w:top w:w="0" w:type="dxa"/>
+              <w:bottom w:w="0" w:type="dxa"/>
+              <w:left w:w="0" w:type="dxa"/>
+              <w:right w:w="0" w:type="dxa"/>
+            </w:tcMar>
+            <w:vAlign w:val="top"/>
+          </w:tcPr>
+          <w:p>
+            <w:pPr>
+              <w:jc w:val="center"/>
+              <w:pBdr>
+                <w:bottom w:val="none" w:sz="0" w:space="0" w:color="000000"/>
+                <w:top w:val="none" w:sz="0" w:space="0" w:color="000000"/>
+                <w:left w:val="none" w:sz="0" w:space="0" w:color="000000"/>
+                <w:right w:val="none" w:sz="0" w:space="0" w:color="000000"/>
+              </w:pBdr>
+              <w:spacing w:after="100" w:before="100" w:line="240"/>
+              <w:ind w:left="100" w:right="100" w:firstLine="0" w:firstLineChars="0"/>
+              <w:rPr>
+                <w:rFonts w:ascii="Helvetica" w:hAnsi="Helvetica" w:eastAsia="Helvetica" w:cs="Helvetica"/>
+                <w:i w:val="false"/>
+                <w:b w:val="false"/>
+                <w:u w:val="none"/>
+                <w:strike w:val="false"/>
+                <w:sz w:val="22"/>
+                <w:szCs w:val="22"/>
+                <w:color w:val="000000"/>
+              </w:rPr>
+            </w:pPr>
+            <w:r>
+              <w:rPr>
+                <w:rFonts w:ascii="Helvetica" w:hAnsi="Helvetica" w:eastAsia="Helvetica" w:cs="Helvetica"/>
+                <w:i w:val="false"/>
+                <w:b w:val="false"/>
+                <w:u w:val="none"/>
+                <w:strike w:val="false"/>
+                <w:sz w:val="22"/>
+                <w:szCs w:val="22"/>
+                <w:color w:val="000000"/>
+              </w:rPr>
+              <w:t xml:space="preserve">19 (100%)</w:t>
             </w:r>
           </w:p>
         </w:tc>
@@ -1968,169 +1968,169 @@
                 <w:szCs w:val="22"/>
                 <w:color w:val="000000"/>
               </w:rPr>
-              <w:t xml:space="preserve">193 (35%)</w:t>
-            </w:r>
-          </w:p>
-        </w:tc>
-        <w:tc>
-          <w:tcPr>
-            <w:tcBorders>
-              <w:bottom w:val="none" w:sz="0" w:space="0" w:color="000000"/>
-              <w:top w:val="none" w:sz="0" w:space="0" w:color="000000"/>
-              <w:left w:val="none" w:sz="0" w:space="0" w:color="000000"/>
-              <w:right w:val="none" w:sz="0" w:space="0" w:color="000000"/>
-            </w:tcBorders>
-            <w:shd w:val="clear" w:color="auto" w:fill="FFFFFF"/>
-            <w:tcMar>
-              <w:top w:w="0" w:type="dxa"/>
-              <w:bottom w:w="0" w:type="dxa"/>
-              <w:left w:w="0" w:type="dxa"/>
-              <w:right w:w="0" w:type="dxa"/>
-            </w:tcMar>
-            <w:vAlign w:val="top"/>
-          </w:tcPr>
-          <w:p>
-            <w:pPr>
-              <w:jc w:val="center"/>
-              <w:pBdr>
-                <w:bottom w:val="none" w:sz="0" w:space="0" w:color="000000"/>
-                <w:top w:val="none" w:sz="0" w:space="0" w:color="000000"/>
-                <w:left w:val="none" w:sz="0" w:space="0" w:color="000000"/>
-                <w:right w:val="none" w:sz="0" w:space="0" w:color="000000"/>
-              </w:pBdr>
-              <w:spacing w:after="100" w:before="100" w:line="240"/>
-              <w:ind w:left="100" w:right="100" w:firstLine="0" w:firstLineChars="0"/>
-              <w:rPr>
-                <w:rFonts w:ascii="Helvetica" w:hAnsi="Helvetica" w:eastAsia="Helvetica" w:cs="Helvetica"/>
-                <w:i w:val="false"/>
-                <w:b w:val="false"/>
-                <w:u w:val="none"/>
-                <w:strike w:val="false"/>
-                <w:sz w:val="22"/>
-                <w:szCs w:val="22"/>
-                <w:color w:val="000000"/>
-              </w:rPr>
-            </w:pPr>
-            <w:r>
-              <w:rPr>
-                <w:rFonts w:ascii="Helvetica" w:hAnsi="Helvetica" w:eastAsia="Helvetica" w:cs="Helvetica"/>
-                <w:i w:val="false"/>
-                <w:b w:val="false"/>
-                <w:u w:val="none"/>
-                <w:strike w:val="false"/>
-                <w:sz w:val="22"/>
-                <w:szCs w:val="22"/>
-                <w:color w:val="000000"/>
-              </w:rPr>
-              <w:t xml:space="preserve">49 (45%)</w:t>
-            </w:r>
-          </w:p>
-        </w:tc>
-        <w:tc>
-          <w:tcPr>
-            <w:tcBorders>
-              <w:bottom w:val="none" w:sz="0" w:space="0" w:color="000000"/>
-              <w:top w:val="none" w:sz="0" w:space="0" w:color="000000"/>
-              <w:left w:val="none" w:sz="0" w:space="0" w:color="000000"/>
-              <w:right w:val="none" w:sz="0" w:space="0" w:color="000000"/>
-            </w:tcBorders>
-            <w:shd w:val="clear" w:color="auto" w:fill="FFFFFF"/>
-            <w:tcMar>
-              <w:top w:w="0" w:type="dxa"/>
-              <w:bottom w:w="0" w:type="dxa"/>
-              <w:left w:w="0" w:type="dxa"/>
-              <w:right w:w="0" w:type="dxa"/>
-            </w:tcMar>
-            <w:vAlign w:val="top"/>
-          </w:tcPr>
-          <w:p>
-            <w:pPr>
-              <w:jc w:val="center"/>
-              <w:pBdr>
-                <w:bottom w:val="none" w:sz="0" w:space="0" w:color="000000"/>
-                <w:top w:val="none" w:sz="0" w:space="0" w:color="000000"/>
-                <w:left w:val="none" w:sz="0" w:space="0" w:color="000000"/>
-                <w:right w:val="none" w:sz="0" w:space="0" w:color="000000"/>
-              </w:pBdr>
-              <w:spacing w:after="100" w:before="100" w:line="240"/>
-              <w:ind w:left="100" w:right="100" w:firstLine="0" w:firstLineChars="0"/>
-              <w:rPr>
-                <w:rFonts w:ascii="Helvetica" w:hAnsi="Helvetica" w:eastAsia="Helvetica" w:cs="Helvetica"/>
-                <w:i w:val="false"/>
-                <w:b w:val="false"/>
-                <w:u w:val="none"/>
-                <w:strike w:val="false"/>
-                <w:sz w:val="22"/>
-                <w:szCs w:val="22"/>
-                <w:color w:val="000000"/>
-              </w:rPr>
-            </w:pPr>
-            <w:r>
-              <w:rPr>
-                <w:rFonts w:ascii="Helvetica" w:hAnsi="Helvetica" w:eastAsia="Helvetica" w:cs="Helvetica"/>
-                <w:i w:val="false"/>
-                <w:b w:val="false"/>
-                <w:u w:val="none"/>
-                <w:strike w:val="false"/>
-                <w:sz w:val="22"/>
-                <w:szCs w:val="22"/>
-                <w:color w:val="000000"/>
-              </w:rPr>
-              <w:t xml:space="preserve">43 (38%)</w:t>
-            </w:r>
-          </w:p>
-        </w:tc>
-        <w:tc>
-          <w:tcPr>
-            <w:tcBorders>
-              <w:bottom w:val="none" w:sz="0" w:space="0" w:color="000000"/>
-              <w:top w:val="none" w:sz="0" w:space="0" w:color="000000"/>
-              <w:left w:val="none" w:sz="0" w:space="0" w:color="000000"/>
-              <w:right w:val="none" w:sz="0" w:space="0" w:color="000000"/>
-            </w:tcBorders>
-            <w:shd w:val="clear" w:color="auto" w:fill="FFFFFF"/>
-            <w:tcMar>
-              <w:top w:w="0" w:type="dxa"/>
-              <w:bottom w:w="0" w:type="dxa"/>
-              <w:left w:w="0" w:type="dxa"/>
-              <w:right w:w="0" w:type="dxa"/>
-            </w:tcMar>
-            <w:vAlign w:val="top"/>
-          </w:tcPr>
-          <w:p>
-            <w:pPr>
-              <w:jc w:val="center"/>
-              <w:pBdr>
-                <w:bottom w:val="none" w:sz="0" w:space="0" w:color="000000"/>
-                <w:top w:val="none" w:sz="0" w:space="0" w:color="000000"/>
-                <w:left w:val="none" w:sz="0" w:space="0" w:color="000000"/>
-                <w:right w:val="none" w:sz="0" w:space="0" w:color="000000"/>
-              </w:pBdr>
-              <w:spacing w:after="100" w:before="100" w:line="240"/>
-              <w:ind w:left="100" w:right="100" w:firstLine="0" w:firstLineChars="0"/>
-              <w:rPr>
-                <w:rFonts w:ascii="Helvetica" w:hAnsi="Helvetica" w:eastAsia="Helvetica" w:cs="Helvetica"/>
-                <w:i w:val="false"/>
-                <w:b w:val="false"/>
-                <w:u w:val="none"/>
-                <w:strike w:val="false"/>
-                <w:sz w:val="22"/>
-                <w:szCs w:val="22"/>
-                <w:color w:val="000000"/>
-              </w:rPr>
-            </w:pPr>
-            <w:r>
-              <w:rPr>
-                <w:rFonts w:ascii="Helvetica" w:hAnsi="Helvetica" w:eastAsia="Helvetica" w:cs="Helvetica"/>
-                <w:i w:val="false"/>
-                <w:b w:val="false"/>
-                <w:u w:val="none"/>
-                <w:strike w:val="false"/>
-                <w:sz w:val="22"/>
-                <w:szCs w:val="22"/>
-                <w:color w:val="000000"/>
-              </w:rPr>
-              <w:t xml:space="preserve">18 (50%)</w:t>
+              <w:t xml:space="preserve">88 (32%)</w:t>
+            </w:r>
+          </w:p>
+        </w:tc>
+        <w:tc>
+          <w:tcPr>
+            <w:tcBorders>
+              <w:bottom w:val="none" w:sz="0" w:space="0" w:color="000000"/>
+              <w:top w:val="none" w:sz="0" w:space="0" w:color="000000"/>
+              <w:left w:val="none" w:sz="0" w:space="0" w:color="000000"/>
+              <w:right w:val="none" w:sz="0" w:space="0" w:color="000000"/>
+            </w:tcBorders>
+            <w:shd w:val="clear" w:color="auto" w:fill="FFFFFF"/>
+            <w:tcMar>
+              <w:top w:w="0" w:type="dxa"/>
+              <w:bottom w:w="0" w:type="dxa"/>
+              <w:left w:w="0" w:type="dxa"/>
+              <w:right w:w="0" w:type="dxa"/>
+            </w:tcMar>
+            <w:vAlign w:val="top"/>
+          </w:tcPr>
+          <w:p>
+            <w:pPr>
+              <w:jc w:val="center"/>
+              <w:pBdr>
+                <w:bottom w:val="none" w:sz="0" w:space="0" w:color="000000"/>
+                <w:top w:val="none" w:sz="0" w:space="0" w:color="000000"/>
+                <w:left w:val="none" w:sz="0" w:space="0" w:color="000000"/>
+                <w:right w:val="none" w:sz="0" w:space="0" w:color="000000"/>
+              </w:pBdr>
+              <w:spacing w:after="100" w:before="100" w:line="240"/>
+              <w:ind w:left="100" w:right="100" w:firstLine="0" w:firstLineChars="0"/>
+              <w:rPr>
+                <w:rFonts w:ascii="Helvetica" w:hAnsi="Helvetica" w:eastAsia="Helvetica" w:cs="Helvetica"/>
+                <w:i w:val="false"/>
+                <w:b w:val="false"/>
+                <w:u w:val="none"/>
+                <w:strike w:val="false"/>
+                <w:sz w:val="22"/>
+                <w:szCs w:val="22"/>
+                <w:color w:val="000000"/>
+              </w:rPr>
+            </w:pPr>
+            <w:r>
+              <w:rPr>
+                <w:rFonts w:ascii="Helvetica" w:hAnsi="Helvetica" w:eastAsia="Helvetica" w:cs="Helvetica"/>
+                <w:i w:val="false"/>
+                <w:b w:val="false"/>
+                <w:u w:val="none"/>
+                <w:strike w:val="false"/>
+                <w:sz w:val="22"/>
+                <w:szCs w:val="22"/>
+                <w:color w:val="000000"/>
+              </w:rPr>
+              <w:t xml:space="preserve">123 (33%)</w:t>
+            </w:r>
+          </w:p>
+        </w:tc>
+        <w:tc>
+          <w:tcPr>
+            <w:tcBorders>
+              <w:bottom w:val="none" w:sz="0" w:space="0" w:color="000000"/>
+              <w:top w:val="none" w:sz="0" w:space="0" w:color="000000"/>
+              <w:left w:val="none" w:sz="0" w:space="0" w:color="000000"/>
+              <w:right w:val="none" w:sz="0" w:space="0" w:color="000000"/>
+            </w:tcBorders>
+            <w:shd w:val="clear" w:color="auto" w:fill="FFFFFF"/>
+            <w:tcMar>
+              <w:top w:w="0" w:type="dxa"/>
+              <w:bottom w:w="0" w:type="dxa"/>
+              <w:left w:w="0" w:type="dxa"/>
+              <w:right w:w="0" w:type="dxa"/>
+            </w:tcMar>
+            <w:vAlign w:val="top"/>
+          </w:tcPr>
+          <w:p>
+            <w:pPr>
+              <w:jc w:val="center"/>
+              <w:pBdr>
+                <w:bottom w:val="none" w:sz="0" w:space="0" w:color="000000"/>
+                <w:top w:val="none" w:sz="0" w:space="0" w:color="000000"/>
+                <w:left w:val="none" w:sz="0" w:space="0" w:color="000000"/>
+                <w:right w:val="none" w:sz="0" w:space="0" w:color="000000"/>
+              </w:pBdr>
+              <w:spacing w:after="100" w:before="100" w:line="240"/>
+              <w:ind w:left="100" w:right="100" w:firstLine="0" w:firstLineChars="0"/>
+              <w:rPr>
+                <w:rFonts w:ascii="Helvetica" w:hAnsi="Helvetica" w:eastAsia="Helvetica" w:cs="Helvetica"/>
+                <w:i w:val="false"/>
+                <w:b w:val="false"/>
+                <w:u w:val="none"/>
+                <w:strike w:val="false"/>
+                <w:sz w:val="22"/>
+                <w:szCs w:val="22"/>
+                <w:color w:val="000000"/>
+              </w:rPr>
+            </w:pPr>
+            <w:r>
+              <w:rPr>
+                <w:rFonts w:ascii="Helvetica" w:hAnsi="Helvetica" w:eastAsia="Helvetica" w:cs="Helvetica"/>
+                <w:i w:val="false"/>
+                <w:b w:val="false"/>
+                <w:u w:val="none"/>
+                <w:strike w:val="false"/>
+                <w:sz w:val="22"/>
+                <w:szCs w:val="22"/>
+                <w:color w:val="000000"/>
+              </w:rPr>
+              <w:t xml:space="preserve">95 (47%)</w:t>
+            </w:r>
+          </w:p>
+        </w:tc>
+        <w:tc>
+          <w:tcPr>
+            <w:tcBorders>
+              <w:bottom w:val="none" w:sz="0" w:space="0" w:color="000000"/>
+              <w:top w:val="none" w:sz="0" w:space="0" w:color="000000"/>
+              <w:left w:val="none" w:sz="0" w:space="0" w:color="000000"/>
+              <w:right w:val="none" w:sz="0" w:space="0" w:color="000000"/>
+            </w:tcBorders>
+            <w:shd w:val="clear" w:color="auto" w:fill="FFFFFF"/>
+            <w:tcMar>
+              <w:top w:w="0" w:type="dxa"/>
+              <w:bottom w:w="0" w:type="dxa"/>
+              <w:left w:w="0" w:type="dxa"/>
+              <w:right w:w="0" w:type="dxa"/>
+            </w:tcMar>
+            <w:vAlign w:val="top"/>
+          </w:tcPr>
+          <w:p>
+            <w:pPr>
+              <w:jc w:val="center"/>
+              <w:pBdr>
+                <w:bottom w:val="none" w:sz="0" w:space="0" w:color="000000"/>
+                <w:top w:val="none" w:sz="0" w:space="0" w:color="000000"/>
+                <w:left w:val="none" w:sz="0" w:space="0" w:color="000000"/>
+                <w:right w:val="none" w:sz="0" w:space="0" w:color="000000"/>
+              </w:pBdr>
+              <w:spacing w:after="100" w:before="100" w:line="240"/>
+              <w:ind w:left="100" w:right="100" w:firstLine="0" w:firstLineChars="0"/>
+              <w:rPr>
+                <w:rFonts w:ascii="Helvetica" w:hAnsi="Helvetica" w:eastAsia="Helvetica" w:cs="Helvetica"/>
+                <w:i w:val="false"/>
+                <w:b w:val="false"/>
+                <w:u w:val="none"/>
+                <w:strike w:val="false"/>
+                <w:sz w:val="22"/>
+                <w:szCs w:val="22"/>
+                <w:color w:val="000000"/>
+              </w:rPr>
+            </w:pPr>
+            <w:r>
+              <w:rPr>
+                <w:rFonts w:ascii="Helvetica" w:hAnsi="Helvetica" w:eastAsia="Helvetica" w:cs="Helvetica"/>
+                <w:i w:val="false"/>
+                <w:b w:val="false"/>
+                <w:u w:val="none"/>
+                <w:strike w:val="false"/>
+                <w:sz w:val="22"/>
+                <w:szCs w:val="22"/>
+                <w:color w:val="000000"/>
+              </w:rPr>
+              <w:t xml:space="preserve">0 (0%)</w:t>
             </w:r>
           </w:p>
         </w:tc>
@@ -2352,169 +2352,169 @@
                 <w:szCs w:val="22"/>
                 <w:color w:val="000000"/>
               </w:rPr>
-              <w:t xml:space="preserve">27.9 (6.2)</w:t>
-            </w:r>
-          </w:p>
-        </w:tc>
-        <w:tc>
-          <w:tcPr>
-            <w:tcBorders>
-              <w:bottom w:val="none" w:sz="0" w:space="0" w:color="000000"/>
-              <w:top w:val="none" w:sz="0" w:space="0" w:color="000000"/>
-              <w:left w:val="none" w:sz="0" w:space="0" w:color="000000"/>
-              <w:right w:val="none" w:sz="0" w:space="0" w:color="000000"/>
-            </w:tcBorders>
-            <w:shd w:val="clear" w:color="auto" w:fill="FFFFFF"/>
-            <w:tcMar>
-              <w:top w:w="0" w:type="dxa"/>
-              <w:bottom w:w="0" w:type="dxa"/>
-              <w:left w:w="0" w:type="dxa"/>
-              <w:right w:w="0" w:type="dxa"/>
-            </w:tcMar>
-            <w:vAlign w:val="top"/>
-          </w:tcPr>
-          <w:p>
-            <w:pPr>
-              <w:jc w:val="center"/>
-              <w:pBdr>
-                <w:bottom w:val="none" w:sz="0" w:space="0" w:color="000000"/>
-                <w:top w:val="none" w:sz="0" w:space="0" w:color="000000"/>
-                <w:left w:val="none" w:sz="0" w:space="0" w:color="000000"/>
-                <w:right w:val="none" w:sz="0" w:space="0" w:color="000000"/>
-              </w:pBdr>
-              <w:spacing w:after="100" w:before="100" w:line="240"/>
-              <w:ind w:left="100" w:right="100" w:firstLine="0" w:firstLineChars="0"/>
-              <w:rPr>
-                <w:rFonts w:ascii="Helvetica" w:hAnsi="Helvetica" w:eastAsia="Helvetica" w:cs="Helvetica"/>
-                <w:i w:val="false"/>
-                <w:b w:val="false"/>
-                <w:u w:val="none"/>
-                <w:strike w:val="false"/>
-                <w:sz w:val="22"/>
-                <w:szCs w:val="22"/>
-                <w:color w:val="000000"/>
-              </w:rPr>
-            </w:pPr>
-            <w:r>
-              <w:rPr>
-                <w:rFonts w:ascii="Helvetica" w:hAnsi="Helvetica" w:eastAsia="Helvetica" w:cs="Helvetica"/>
-                <w:i w:val="false"/>
-                <w:b w:val="false"/>
-                <w:u w:val="none"/>
-                <w:strike w:val="false"/>
-                <w:sz w:val="22"/>
-                <w:szCs w:val="22"/>
-                <w:color w:val="000000"/>
-              </w:rPr>
-              <w:t xml:space="preserve">28.6 (4.8)</w:t>
-            </w:r>
-          </w:p>
-        </w:tc>
-        <w:tc>
-          <w:tcPr>
-            <w:tcBorders>
-              <w:bottom w:val="none" w:sz="0" w:space="0" w:color="000000"/>
-              <w:top w:val="none" w:sz="0" w:space="0" w:color="000000"/>
-              <w:left w:val="none" w:sz="0" w:space="0" w:color="000000"/>
-              <w:right w:val="none" w:sz="0" w:space="0" w:color="000000"/>
-            </w:tcBorders>
-            <w:shd w:val="clear" w:color="auto" w:fill="FFFFFF"/>
-            <w:tcMar>
-              <w:top w:w="0" w:type="dxa"/>
-              <w:bottom w:w="0" w:type="dxa"/>
-              <w:left w:w="0" w:type="dxa"/>
-              <w:right w:w="0" w:type="dxa"/>
-            </w:tcMar>
-            <w:vAlign w:val="top"/>
-          </w:tcPr>
-          <w:p>
-            <w:pPr>
-              <w:jc w:val="center"/>
-              <w:pBdr>
-                <w:bottom w:val="none" w:sz="0" w:space="0" w:color="000000"/>
-                <w:top w:val="none" w:sz="0" w:space="0" w:color="000000"/>
-                <w:left w:val="none" w:sz="0" w:space="0" w:color="000000"/>
-                <w:right w:val="none" w:sz="0" w:space="0" w:color="000000"/>
-              </w:pBdr>
-              <w:spacing w:after="100" w:before="100" w:line="240"/>
-              <w:ind w:left="100" w:right="100" w:firstLine="0" w:firstLineChars="0"/>
-              <w:rPr>
-                <w:rFonts w:ascii="Helvetica" w:hAnsi="Helvetica" w:eastAsia="Helvetica" w:cs="Helvetica"/>
-                <w:i w:val="false"/>
-                <w:b w:val="false"/>
-                <w:u w:val="none"/>
-                <w:strike w:val="false"/>
-                <w:sz w:val="22"/>
-                <w:szCs w:val="22"/>
-                <w:color w:val="000000"/>
-              </w:rPr>
-            </w:pPr>
-            <w:r>
-              <w:rPr>
-                <w:rFonts w:ascii="Helvetica" w:hAnsi="Helvetica" w:eastAsia="Helvetica" w:cs="Helvetica"/>
-                <w:i w:val="false"/>
-                <w:b w:val="false"/>
-                <w:u w:val="none"/>
-                <w:strike w:val="false"/>
-                <w:sz w:val="22"/>
-                <w:szCs w:val="22"/>
-                <w:color w:val="000000"/>
-              </w:rPr>
-              <w:t xml:space="preserve">26.8 (5.8)</w:t>
-            </w:r>
-          </w:p>
-        </w:tc>
-        <w:tc>
-          <w:tcPr>
-            <w:tcBorders>
-              <w:bottom w:val="none" w:sz="0" w:space="0" w:color="000000"/>
-              <w:top w:val="none" w:sz="0" w:space="0" w:color="000000"/>
-              <w:left w:val="none" w:sz="0" w:space="0" w:color="000000"/>
-              <w:right w:val="none" w:sz="0" w:space="0" w:color="000000"/>
-            </w:tcBorders>
-            <w:shd w:val="clear" w:color="auto" w:fill="FFFFFF"/>
-            <w:tcMar>
-              <w:top w:w="0" w:type="dxa"/>
-              <w:bottom w:w="0" w:type="dxa"/>
-              <w:left w:w="0" w:type="dxa"/>
-              <w:right w:w="0" w:type="dxa"/>
-            </w:tcMar>
-            <w:vAlign w:val="top"/>
-          </w:tcPr>
-          <w:p>
-            <w:pPr>
-              <w:jc w:val="center"/>
-              <w:pBdr>
-                <w:bottom w:val="none" w:sz="0" w:space="0" w:color="000000"/>
-                <w:top w:val="none" w:sz="0" w:space="0" w:color="000000"/>
-                <w:left w:val="none" w:sz="0" w:space="0" w:color="000000"/>
-                <w:right w:val="none" w:sz="0" w:space="0" w:color="000000"/>
-              </w:pBdr>
-              <w:spacing w:after="100" w:before="100" w:line="240"/>
-              <w:ind w:left="100" w:right="100" w:firstLine="0" w:firstLineChars="0"/>
-              <w:rPr>
-                <w:rFonts w:ascii="Helvetica" w:hAnsi="Helvetica" w:eastAsia="Helvetica" w:cs="Helvetica"/>
-                <w:i w:val="false"/>
-                <w:b w:val="false"/>
-                <w:u w:val="none"/>
-                <w:strike w:val="false"/>
-                <w:sz w:val="22"/>
-                <w:szCs w:val="22"/>
-                <w:color w:val="000000"/>
-              </w:rPr>
-            </w:pPr>
-            <w:r>
-              <w:rPr>
-                <w:rFonts w:ascii="Helvetica" w:hAnsi="Helvetica" w:eastAsia="Helvetica" w:cs="Helvetica"/>
-                <w:i w:val="false"/>
-                <w:b w:val="false"/>
-                <w:u w:val="none"/>
-                <w:strike w:val="false"/>
-                <w:sz w:val="22"/>
-                <w:szCs w:val="22"/>
-                <w:color w:val="000000"/>
-              </w:rPr>
-              <w:t xml:space="preserve">28.0 (4.7)</w:t>
+              <w:t xml:space="preserve">28.0 (6.2)</w:t>
+            </w:r>
+          </w:p>
+        </w:tc>
+        <w:tc>
+          <w:tcPr>
+            <w:tcBorders>
+              <w:bottom w:val="none" w:sz="0" w:space="0" w:color="000000"/>
+              <w:top w:val="none" w:sz="0" w:space="0" w:color="000000"/>
+              <w:left w:val="none" w:sz="0" w:space="0" w:color="000000"/>
+              <w:right w:val="none" w:sz="0" w:space="0" w:color="000000"/>
+            </w:tcBorders>
+            <w:shd w:val="clear" w:color="auto" w:fill="FFFFFF"/>
+            <w:tcMar>
+              <w:top w:w="0" w:type="dxa"/>
+              <w:bottom w:w="0" w:type="dxa"/>
+              <w:left w:w="0" w:type="dxa"/>
+              <w:right w:w="0" w:type="dxa"/>
+            </w:tcMar>
+            <w:vAlign w:val="top"/>
+          </w:tcPr>
+          <w:p>
+            <w:pPr>
+              <w:jc w:val="center"/>
+              <w:pBdr>
+                <w:bottom w:val="none" w:sz="0" w:space="0" w:color="000000"/>
+                <w:top w:val="none" w:sz="0" w:space="0" w:color="000000"/>
+                <w:left w:val="none" w:sz="0" w:space="0" w:color="000000"/>
+                <w:right w:val="none" w:sz="0" w:space="0" w:color="000000"/>
+              </w:pBdr>
+              <w:spacing w:after="100" w:before="100" w:line="240"/>
+              <w:ind w:left="100" w:right="100" w:firstLine="0" w:firstLineChars="0"/>
+              <w:rPr>
+                <w:rFonts w:ascii="Helvetica" w:hAnsi="Helvetica" w:eastAsia="Helvetica" w:cs="Helvetica"/>
+                <w:i w:val="false"/>
+                <w:b w:val="false"/>
+                <w:u w:val="none"/>
+                <w:strike w:val="false"/>
+                <w:sz w:val="22"/>
+                <w:szCs w:val="22"/>
+                <w:color w:val="000000"/>
+              </w:rPr>
+            </w:pPr>
+            <w:r>
+              <w:rPr>
+                <w:rFonts w:ascii="Helvetica" w:hAnsi="Helvetica" w:eastAsia="Helvetica" w:cs="Helvetica"/>
+                <w:i w:val="false"/>
+                <w:b w:val="false"/>
+                <w:u w:val="none"/>
+                <w:strike w:val="false"/>
+                <w:sz w:val="22"/>
+                <w:szCs w:val="22"/>
+                <w:color w:val="000000"/>
+              </w:rPr>
+              <w:t xml:space="preserve">27.9 (5.9)</w:t>
+            </w:r>
+          </w:p>
+        </w:tc>
+        <w:tc>
+          <w:tcPr>
+            <w:tcBorders>
+              <w:bottom w:val="none" w:sz="0" w:space="0" w:color="000000"/>
+              <w:top w:val="none" w:sz="0" w:space="0" w:color="000000"/>
+              <w:left w:val="none" w:sz="0" w:space="0" w:color="000000"/>
+              <w:right w:val="none" w:sz="0" w:space="0" w:color="000000"/>
+            </w:tcBorders>
+            <w:shd w:val="clear" w:color="auto" w:fill="FFFFFF"/>
+            <w:tcMar>
+              <w:top w:w="0" w:type="dxa"/>
+              <w:bottom w:w="0" w:type="dxa"/>
+              <w:left w:w="0" w:type="dxa"/>
+              <w:right w:w="0" w:type="dxa"/>
+            </w:tcMar>
+            <w:vAlign w:val="top"/>
+          </w:tcPr>
+          <w:p>
+            <w:pPr>
+              <w:jc w:val="center"/>
+              <w:pBdr>
+                <w:bottom w:val="none" w:sz="0" w:space="0" w:color="000000"/>
+                <w:top w:val="none" w:sz="0" w:space="0" w:color="000000"/>
+                <w:left w:val="none" w:sz="0" w:space="0" w:color="000000"/>
+                <w:right w:val="none" w:sz="0" w:space="0" w:color="000000"/>
+              </w:pBdr>
+              <w:spacing w:after="100" w:before="100" w:line="240"/>
+              <w:ind w:left="100" w:right="100" w:firstLine="0" w:firstLineChars="0"/>
+              <w:rPr>
+                <w:rFonts w:ascii="Helvetica" w:hAnsi="Helvetica" w:eastAsia="Helvetica" w:cs="Helvetica"/>
+                <w:i w:val="false"/>
+                <w:b w:val="false"/>
+                <w:u w:val="none"/>
+                <w:strike w:val="false"/>
+                <w:sz w:val="22"/>
+                <w:szCs w:val="22"/>
+                <w:color w:val="000000"/>
+              </w:rPr>
+            </w:pPr>
+            <w:r>
+              <w:rPr>
+                <w:rFonts w:ascii="Helvetica" w:hAnsi="Helvetica" w:eastAsia="Helvetica" w:cs="Helvetica"/>
+                <w:i w:val="false"/>
+                <w:b w:val="false"/>
+                <w:u w:val="none"/>
+                <w:strike w:val="false"/>
+                <w:sz w:val="22"/>
+                <w:szCs w:val="22"/>
+                <w:color w:val="000000"/>
+              </w:rPr>
+              <w:t xml:space="preserve">27.9 (5.4)</w:t>
+            </w:r>
+          </w:p>
+        </w:tc>
+        <w:tc>
+          <w:tcPr>
+            <w:tcBorders>
+              <w:bottom w:val="none" w:sz="0" w:space="0" w:color="000000"/>
+              <w:top w:val="none" w:sz="0" w:space="0" w:color="000000"/>
+              <w:left w:val="none" w:sz="0" w:space="0" w:color="000000"/>
+              <w:right w:val="none" w:sz="0" w:space="0" w:color="000000"/>
+            </w:tcBorders>
+            <w:shd w:val="clear" w:color="auto" w:fill="FFFFFF"/>
+            <w:tcMar>
+              <w:top w:w="0" w:type="dxa"/>
+              <w:bottom w:w="0" w:type="dxa"/>
+              <w:left w:w="0" w:type="dxa"/>
+              <w:right w:w="0" w:type="dxa"/>
+            </w:tcMar>
+            <w:vAlign w:val="top"/>
+          </w:tcPr>
+          <w:p>
+            <w:pPr>
+              <w:jc w:val="center"/>
+              <w:pBdr>
+                <w:bottom w:val="none" w:sz="0" w:space="0" w:color="000000"/>
+                <w:top w:val="none" w:sz="0" w:space="0" w:color="000000"/>
+                <w:left w:val="none" w:sz="0" w:space="0" w:color="000000"/>
+                <w:right w:val="none" w:sz="0" w:space="0" w:color="000000"/>
+              </w:pBdr>
+              <w:spacing w:after="100" w:before="100" w:line="240"/>
+              <w:ind w:left="100" w:right="100" w:firstLine="0" w:firstLineChars="0"/>
+              <w:rPr>
+                <w:rFonts w:ascii="Helvetica" w:hAnsi="Helvetica" w:eastAsia="Helvetica" w:cs="Helvetica"/>
+                <w:i w:val="false"/>
+                <w:b w:val="false"/>
+                <w:u w:val="none"/>
+                <w:strike w:val="false"/>
+                <w:sz w:val="22"/>
+                <w:szCs w:val="22"/>
+                <w:color w:val="000000"/>
+              </w:rPr>
+            </w:pPr>
+            <w:r>
+              <w:rPr>
+                <w:rFonts w:ascii="Helvetica" w:hAnsi="Helvetica" w:eastAsia="Helvetica" w:cs="Helvetica"/>
+                <w:i w:val="false"/>
+                <w:b w:val="false"/>
+                <w:u w:val="none"/>
+                <w:strike w:val="false"/>
+                <w:sz w:val="22"/>
+                <w:szCs w:val="22"/>
+                <w:color w:val="000000"/>
+              </w:rPr>
+              <w:t xml:space="preserve">22.8 (4.5)</w:t>
             </w:r>
           </w:p>
         </w:tc>
@@ -2622,7 +2622,7 @@
                 <w:szCs w:val="22"/>
                 <w:color w:val="000000"/>
               </w:rPr>
-              <w:t xml:space="preserve">0.061</w:t>
+              <w:t xml:space="preserve">0.003</w:t>
             </w:r>
           </w:p>
         </w:tc>
@@ -2736,169 +2736,169 @@
                 <w:szCs w:val="22"/>
                 <w:color w:val="000000"/>
               </w:rPr>
-              <w:t xml:space="preserve">23.4 (5.5)</w:t>
-            </w:r>
-          </w:p>
-        </w:tc>
-        <w:tc>
-          <w:tcPr>
-            <w:tcBorders>
-              <w:bottom w:val="none" w:sz="0" w:space="0" w:color="000000"/>
-              <w:top w:val="none" w:sz="0" w:space="0" w:color="000000"/>
-              <w:left w:val="none" w:sz="0" w:space="0" w:color="000000"/>
-              <w:right w:val="none" w:sz="0" w:space="0" w:color="000000"/>
-            </w:tcBorders>
-            <w:shd w:val="clear" w:color="auto" w:fill="FFFFFF"/>
-            <w:tcMar>
-              <w:top w:w="0" w:type="dxa"/>
-              <w:bottom w:w="0" w:type="dxa"/>
-              <w:left w:w="0" w:type="dxa"/>
-              <w:right w:w="0" w:type="dxa"/>
-            </w:tcMar>
-            <w:vAlign w:val="top"/>
-          </w:tcPr>
-          <w:p>
-            <w:pPr>
-              <w:jc w:val="center"/>
-              <w:pBdr>
-                <w:bottom w:val="none" w:sz="0" w:space="0" w:color="000000"/>
-                <w:top w:val="none" w:sz="0" w:space="0" w:color="000000"/>
-                <w:left w:val="none" w:sz="0" w:space="0" w:color="000000"/>
-                <w:right w:val="none" w:sz="0" w:space="0" w:color="000000"/>
-              </w:pBdr>
-              <w:spacing w:after="100" w:before="100" w:line="240"/>
-              <w:ind w:left="100" w:right="100" w:firstLine="0" w:firstLineChars="0"/>
-              <w:rPr>
-                <w:rFonts w:ascii="Helvetica" w:hAnsi="Helvetica" w:eastAsia="Helvetica" w:cs="Helvetica"/>
-                <w:i w:val="false"/>
-                <w:b w:val="false"/>
-                <w:u w:val="none"/>
-                <w:strike w:val="false"/>
-                <w:sz w:val="22"/>
-                <w:szCs w:val="22"/>
-                <w:color w:val="000000"/>
-              </w:rPr>
-            </w:pPr>
-            <w:r>
-              <w:rPr>
-                <w:rFonts w:ascii="Helvetica" w:hAnsi="Helvetica" w:eastAsia="Helvetica" w:cs="Helvetica"/>
-                <w:i w:val="false"/>
-                <w:b w:val="false"/>
-                <w:u w:val="none"/>
-                <w:strike w:val="false"/>
-                <w:sz w:val="22"/>
-                <w:szCs w:val="22"/>
-                <w:color w:val="000000"/>
-              </w:rPr>
-              <w:t xml:space="preserve">24.7 (5.8)</w:t>
-            </w:r>
-          </w:p>
-        </w:tc>
-        <w:tc>
-          <w:tcPr>
-            <w:tcBorders>
-              <w:bottom w:val="none" w:sz="0" w:space="0" w:color="000000"/>
-              <w:top w:val="none" w:sz="0" w:space="0" w:color="000000"/>
-              <w:left w:val="none" w:sz="0" w:space="0" w:color="000000"/>
-              <w:right w:val="none" w:sz="0" w:space="0" w:color="000000"/>
-            </w:tcBorders>
-            <w:shd w:val="clear" w:color="auto" w:fill="FFFFFF"/>
-            <w:tcMar>
-              <w:top w:w="0" w:type="dxa"/>
-              <w:bottom w:w="0" w:type="dxa"/>
-              <w:left w:w="0" w:type="dxa"/>
-              <w:right w:w="0" w:type="dxa"/>
-            </w:tcMar>
-            <w:vAlign w:val="top"/>
-          </w:tcPr>
-          <w:p>
-            <w:pPr>
-              <w:jc w:val="center"/>
-              <w:pBdr>
-                <w:bottom w:val="none" w:sz="0" w:space="0" w:color="000000"/>
-                <w:top w:val="none" w:sz="0" w:space="0" w:color="000000"/>
-                <w:left w:val="none" w:sz="0" w:space="0" w:color="000000"/>
-                <w:right w:val="none" w:sz="0" w:space="0" w:color="000000"/>
-              </w:pBdr>
-              <w:spacing w:after="100" w:before="100" w:line="240"/>
-              <w:ind w:left="100" w:right="100" w:firstLine="0" w:firstLineChars="0"/>
-              <w:rPr>
-                <w:rFonts w:ascii="Helvetica" w:hAnsi="Helvetica" w:eastAsia="Helvetica" w:cs="Helvetica"/>
-                <w:i w:val="false"/>
-                <w:b w:val="false"/>
-                <w:u w:val="none"/>
-                <w:strike w:val="false"/>
-                <w:sz w:val="22"/>
-                <w:szCs w:val="22"/>
-                <w:color w:val="000000"/>
-              </w:rPr>
-            </w:pPr>
-            <w:r>
-              <w:rPr>
-                <w:rFonts w:ascii="Helvetica" w:hAnsi="Helvetica" w:eastAsia="Helvetica" w:cs="Helvetica"/>
-                <w:i w:val="false"/>
-                <w:b w:val="false"/>
-                <w:u w:val="none"/>
-                <w:strike w:val="false"/>
-                <w:sz w:val="22"/>
-                <w:szCs w:val="22"/>
-                <w:color w:val="000000"/>
-              </w:rPr>
-              <w:t xml:space="preserve">24.7 (6.3)</w:t>
-            </w:r>
-          </w:p>
-        </w:tc>
-        <w:tc>
-          <w:tcPr>
-            <w:tcBorders>
-              <w:bottom w:val="none" w:sz="0" w:space="0" w:color="000000"/>
-              <w:top w:val="none" w:sz="0" w:space="0" w:color="000000"/>
-              <w:left w:val="none" w:sz="0" w:space="0" w:color="000000"/>
-              <w:right w:val="none" w:sz="0" w:space="0" w:color="000000"/>
-            </w:tcBorders>
-            <w:shd w:val="clear" w:color="auto" w:fill="FFFFFF"/>
-            <w:tcMar>
-              <w:top w:w="0" w:type="dxa"/>
-              <w:bottom w:w="0" w:type="dxa"/>
-              <w:left w:w="0" w:type="dxa"/>
-              <w:right w:w="0" w:type="dxa"/>
-            </w:tcMar>
-            <w:vAlign w:val="top"/>
-          </w:tcPr>
-          <w:p>
-            <w:pPr>
-              <w:jc w:val="center"/>
-              <w:pBdr>
-                <w:bottom w:val="none" w:sz="0" w:space="0" w:color="000000"/>
-                <w:top w:val="none" w:sz="0" w:space="0" w:color="000000"/>
-                <w:left w:val="none" w:sz="0" w:space="0" w:color="000000"/>
-                <w:right w:val="none" w:sz="0" w:space="0" w:color="000000"/>
-              </w:pBdr>
-              <w:spacing w:after="100" w:before="100" w:line="240"/>
-              <w:ind w:left="100" w:right="100" w:firstLine="0" w:firstLineChars="0"/>
-              <w:rPr>
-                <w:rFonts w:ascii="Helvetica" w:hAnsi="Helvetica" w:eastAsia="Helvetica" w:cs="Helvetica"/>
-                <w:i w:val="false"/>
-                <w:b w:val="false"/>
-                <w:u w:val="none"/>
-                <w:strike w:val="false"/>
-                <w:sz w:val="22"/>
-                <w:szCs w:val="22"/>
-                <w:color w:val="000000"/>
-              </w:rPr>
-            </w:pPr>
-            <w:r>
-              <w:rPr>
-                <w:rFonts w:ascii="Helvetica" w:hAnsi="Helvetica" w:eastAsia="Helvetica" w:cs="Helvetica"/>
-                <w:i w:val="false"/>
-                <w:b w:val="false"/>
-                <w:u w:val="none"/>
-                <w:strike w:val="false"/>
-                <w:sz w:val="22"/>
-                <w:szCs w:val="22"/>
-                <w:color w:val="000000"/>
-              </w:rPr>
-              <w:t xml:space="preserve">23.0 (5.2)</w:t>
+              <w:t xml:space="preserve">22.8 (5.3)</w:t>
+            </w:r>
+          </w:p>
+        </w:tc>
+        <w:tc>
+          <w:tcPr>
+            <w:tcBorders>
+              <w:bottom w:val="none" w:sz="0" w:space="0" w:color="000000"/>
+              <w:top w:val="none" w:sz="0" w:space="0" w:color="000000"/>
+              <w:left w:val="none" w:sz="0" w:space="0" w:color="000000"/>
+              <w:right w:val="none" w:sz="0" w:space="0" w:color="000000"/>
+            </w:tcBorders>
+            <w:shd w:val="clear" w:color="auto" w:fill="FFFFFF"/>
+            <w:tcMar>
+              <w:top w:w="0" w:type="dxa"/>
+              <w:bottom w:w="0" w:type="dxa"/>
+              <w:left w:w="0" w:type="dxa"/>
+              <w:right w:w="0" w:type="dxa"/>
+            </w:tcMar>
+            <w:vAlign w:val="top"/>
+          </w:tcPr>
+          <w:p>
+            <w:pPr>
+              <w:jc w:val="center"/>
+              <w:pBdr>
+                <w:bottom w:val="none" w:sz="0" w:space="0" w:color="000000"/>
+                <w:top w:val="none" w:sz="0" w:space="0" w:color="000000"/>
+                <w:left w:val="none" w:sz="0" w:space="0" w:color="000000"/>
+                <w:right w:val="none" w:sz="0" w:space="0" w:color="000000"/>
+              </w:pBdr>
+              <w:spacing w:after="100" w:before="100" w:line="240"/>
+              <w:ind w:left="100" w:right="100" w:firstLine="0" w:firstLineChars="0"/>
+              <w:rPr>
+                <w:rFonts w:ascii="Helvetica" w:hAnsi="Helvetica" w:eastAsia="Helvetica" w:cs="Helvetica"/>
+                <w:i w:val="false"/>
+                <w:b w:val="false"/>
+                <w:u w:val="none"/>
+                <w:strike w:val="false"/>
+                <w:sz w:val="22"/>
+                <w:szCs w:val="22"/>
+                <w:color w:val="000000"/>
+              </w:rPr>
+            </w:pPr>
+            <w:r>
+              <w:rPr>
+                <w:rFonts w:ascii="Helvetica" w:hAnsi="Helvetica" w:eastAsia="Helvetica" w:cs="Helvetica"/>
+                <w:i w:val="false"/>
+                <w:b w:val="false"/>
+                <w:u w:val="none"/>
+                <w:strike w:val="false"/>
+                <w:sz w:val="22"/>
+                <w:szCs w:val="22"/>
+                <w:color w:val="000000"/>
+              </w:rPr>
+              <w:t xml:space="preserve">23.7 (5.6)</w:t>
+            </w:r>
+          </w:p>
+        </w:tc>
+        <w:tc>
+          <w:tcPr>
+            <w:tcBorders>
+              <w:bottom w:val="none" w:sz="0" w:space="0" w:color="000000"/>
+              <w:top w:val="none" w:sz="0" w:space="0" w:color="000000"/>
+              <w:left w:val="none" w:sz="0" w:space="0" w:color="000000"/>
+              <w:right w:val="none" w:sz="0" w:space="0" w:color="000000"/>
+            </w:tcBorders>
+            <w:shd w:val="clear" w:color="auto" w:fill="FFFFFF"/>
+            <w:tcMar>
+              <w:top w:w="0" w:type="dxa"/>
+              <w:bottom w:w="0" w:type="dxa"/>
+              <w:left w:w="0" w:type="dxa"/>
+              <w:right w:w="0" w:type="dxa"/>
+            </w:tcMar>
+            <w:vAlign w:val="top"/>
+          </w:tcPr>
+          <w:p>
+            <w:pPr>
+              <w:jc w:val="center"/>
+              <w:pBdr>
+                <w:bottom w:val="none" w:sz="0" w:space="0" w:color="000000"/>
+                <w:top w:val="none" w:sz="0" w:space="0" w:color="000000"/>
+                <w:left w:val="none" w:sz="0" w:space="0" w:color="000000"/>
+                <w:right w:val="none" w:sz="0" w:space="0" w:color="000000"/>
+              </w:pBdr>
+              <w:spacing w:after="100" w:before="100" w:line="240"/>
+              <w:ind w:left="100" w:right="100" w:firstLine="0" w:firstLineChars="0"/>
+              <w:rPr>
+                <w:rFonts w:ascii="Helvetica" w:hAnsi="Helvetica" w:eastAsia="Helvetica" w:cs="Helvetica"/>
+                <w:i w:val="false"/>
+                <w:b w:val="false"/>
+                <w:u w:val="none"/>
+                <w:strike w:val="false"/>
+                <w:sz w:val="22"/>
+                <w:szCs w:val="22"/>
+                <w:color w:val="000000"/>
+              </w:rPr>
+            </w:pPr>
+            <w:r>
+              <w:rPr>
+                <w:rFonts w:ascii="Helvetica" w:hAnsi="Helvetica" w:eastAsia="Helvetica" w:cs="Helvetica"/>
+                <w:i w:val="false"/>
+                <w:b w:val="false"/>
+                <w:u w:val="none"/>
+                <w:strike w:val="false"/>
+                <w:sz w:val="22"/>
+                <w:szCs w:val="22"/>
+                <w:color w:val="000000"/>
+              </w:rPr>
+              <w:t xml:space="preserve">24.9 (6.1)</w:t>
+            </w:r>
+          </w:p>
+        </w:tc>
+        <w:tc>
+          <w:tcPr>
+            <w:tcBorders>
+              <w:bottom w:val="none" w:sz="0" w:space="0" w:color="000000"/>
+              <w:top w:val="none" w:sz="0" w:space="0" w:color="000000"/>
+              <w:left w:val="none" w:sz="0" w:space="0" w:color="000000"/>
+              <w:right w:val="none" w:sz="0" w:space="0" w:color="000000"/>
+            </w:tcBorders>
+            <w:shd w:val="clear" w:color="auto" w:fill="FFFFFF"/>
+            <w:tcMar>
+              <w:top w:w="0" w:type="dxa"/>
+              <w:bottom w:w="0" w:type="dxa"/>
+              <w:left w:w="0" w:type="dxa"/>
+              <w:right w:w="0" w:type="dxa"/>
+            </w:tcMar>
+            <w:vAlign w:val="top"/>
+          </w:tcPr>
+          <w:p>
+            <w:pPr>
+              <w:jc w:val="center"/>
+              <w:pBdr>
+                <w:bottom w:val="none" w:sz="0" w:space="0" w:color="000000"/>
+                <w:top w:val="none" w:sz="0" w:space="0" w:color="000000"/>
+                <w:left w:val="none" w:sz="0" w:space="0" w:color="000000"/>
+                <w:right w:val="none" w:sz="0" w:space="0" w:color="000000"/>
+              </w:pBdr>
+              <w:spacing w:after="100" w:before="100" w:line="240"/>
+              <w:ind w:left="100" w:right="100" w:firstLine="0" w:firstLineChars="0"/>
+              <w:rPr>
+                <w:rFonts w:ascii="Helvetica" w:hAnsi="Helvetica" w:eastAsia="Helvetica" w:cs="Helvetica"/>
+                <w:i w:val="false"/>
+                <w:b w:val="false"/>
+                <w:u w:val="none"/>
+                <w:strike w:val="false"/>
+                <w:sz w:val="22"/>
+                <w:szCs w:val="22"/>
+                <w:color w:val="000000"/>
+              </w:rPr>
+            </w:pPr>
+            <w:r>
+              <w:rPr>
+                <w:rFonts w:ascii="Helvetica" w:hAnsi="Helvetica" w:eastAsia="Helvetica" w:cs="Helvetica"/>
+                <w:i w:val="false"/>
+                <w:b w:val="false"/>
+                <w:u w:val="none"/>
+                <w:strike w:val="false"/>
+                <w:sz w:val="22"/>
+                <w:szCs w:val="22"/>
+                <w:color w:val="000000"/>
+              </w:rPr>
+              <w:t xml:space="preserve">24.0 (2.2)</w:t>
             </w:r>
           </w:p>
         </w:tc>
@@ -3006,7 +3006,7 @@
                 <w:szCs w:val="22"/>
                 <w:color w:val="000000"/>
               </w:rPr>
-              <w:t xml:space="preserve">0.11</w:t>
+              <w:t xml:space="preserve">0.003</w:t>
             </w:r>
           </w:p>
         </w:tc>
@@ -3504,169 +3504,169 @@
                 <w:szCs w:val="22"/>
                 <w:color w:val="000000"/>
               </w:rPr>
-              <w:t xml:space="preserve">74 (16%)</w:t>
-            </w:r>
-          </w:p>
-        </w:tc>
-        <w:tc>
-          <w:tcPr>
-            <w:tcBorders>
-              <w:bottom w:val="none" w:sz="0" w:space="0" w:color="000000"/>
-              <w:top w:val="none" w:sz="0" w:space="0" w:color="000000"/>
-              <w:left w:val="none" w:sz="0" w:space="0" w:color="000000"/>
-              <w:right w:val="none" w:sz="0" w:space="0" w:color="000000"/>
-            </w:tcBorders>
-            <w:shd w:val="clear" w:color="auto" w:fill="FFFFFF"/>
-            <w:tcMar>
-              <w:top w:w="0" w:type="dxa"/>
-              <w:bottom w:w="0" w:type="dxa"/>
-              <w:left w:w="0" w:type="dxa"/>
-              <w:right w:w="0" w:type="dxa"/>
-            </w:tcMar>
-            <w:vAlign w:val="top"/>
-          </w:tcPr>
-          <w:p>
-            <w:pPr>
-              <w:jc w:val="center"/>
-              <w:pBdr>
-                <w:bottom w:val="none" w:sz="0" w:space="0" w:color="000000"/>
-                <w:top w:val="none" w:sz="0" w:space="0" w:color="000000"/>
-                <w:left w:val="none" w:sz="0" w:space="0" w:color="000000"/>
-                <w:right w:val="none" w:sz="0" w:space="0" w:color="000000"/>
-              </w:pBdr>
-              <w:spacing w:after="100" w:before="100" w:line="240"/>
-              <w:ind w:left="100" w:right="100" w:firstLine="0" w:firstLineChars="0"/>
-              <w:rPr>
-                <w:rFonts w:ascii="Helvetica" w:hAnsi="Helvetica" w:eastAsia="Helvetica" w:cs="Helvetica"/>
-                <w:i w:val="false"/>
-                <w:b w:val="false"/>
-                <w:u w:val="none"/>
-                <w:strike w:val="false"/>
-                <w:sz w:val="22"/>
-                <w:szCs w:val="22"/>
-                <w:color w:val="000000"/>
-              </w:rPr>
-            </w:pPr>
-            <w:r>
-              <w:rPr>
-                <w:rFonts w:ascii="Helvetica" w:hAnsi="Helvetica" w:eastAsia="Helvetica" w:cs="Helvetica"/>
-                <w:i w:val="false"/>
-                <w:b w:val="false"/>
-                <w:u w:val="none"/>
-                <w:strike w:val="false"/>
-                <w:sz w:val="22"/>
-                <w:szCs w:val="22"/>
-                <w:color w:val="000000"/>
-              </w:rPr>
-              <w:t xml:space="preserve">2 (2.1%)</w:t>
-            </w:r>
-          </w:p>
-        </w:tc>
-        <w:tc>
-          <w:tcPr>
-            <w:tcBorders>
-              <w:bottom w:val="none" w:sz="0" w:space="0" w:color="000000"/>
-              <w:top w:val="none" w:sz="0" w:space="0" w:color="000000"/>
-              <w:left w:val="none" w:sz="0" w:space="0" w:color="000000"/>
-              <w:right w:val="none" w:sz="0" w:space="0" w:color="000000"/>
-            </w:tcBorders>
-            <w:shd w:val="clear" w:color="auto" w:fill="FFFFFF"/>
-            <w:tcMar>
-              <w:top w:w="0" w:type="dxa"/>
-              <w:bottom w:w="0" w:type="dxa"/>
-              <w:left w:w="0" w:type="dxa"/>
-              <w:right w:w="0" w:type="dxa"/>
-            </w:tcMar>
-            <w:vAlign w:val="top"/>
-          </w:tcPr>
-          <w:p>
-            <w:pPr>
-              <w:jc w:val="center"/>
-              <w:pBdr>
-                <w:bottom w:val="none" w:sz="0" w:space="0" w:color="000000"/>
-                <w:top w:val="none" w:sz="0" w:space="0" w:color="000000"/>
-                <w:left w:val="none" w:sz="0" w:space="0" w:color="000000"/>
-                <w:right w:val="none" w:sz="0" w:space="0" w:color="000000"/>
-              </w:pBdr>
-              <w:spacing w:after="100" w:before="100" w:line="240"/>
-              <w:ind w:left="100" w:right="100" w:firstLine="0" w:firstLineChars="0"/>
-              <w:rPr>
-                <w:rFonts w:ascii="Helvetica" w:hAnsi="Helvetica" w:eastAsia="Helvetica" w:cs="Helvetica"/>
-                <w:i w:val="false"/>
-                <w:b w:val="false"/>
-                <w:u w:val="none"/>
-                <w:strike w:val="false"/>
-                <w:sz w:val="22"/>
-                <w:szCs w:val="22"/>
-                <w:color w:val="000000"/>
-              </w:rPr>
-            </w:pPr>
-            <w:r>
-              <w:rPr>
-                <w:rFonts w:ascii="Helvetica" w:hAnsi="Helvetica" w:eastAsia="Helvetica" w:cs="Helvetica"/>
-                <w:i w:val="false"/>
-                <w:b w:val="false"/>
-                <w:u w:val="none"/>
-                <w:strike w:val="false"/>
-                <w:sz w:val="22"/>
-                <w:szCs w:val="22"/>
-                <w:color w:val="000000"/>
-              </w:rPr>
-              <w:t xml:space="preserve">3 (2.7%)</w:t>
-            </w:r>
-          </w:p>
-        </w:tc>
-        <w:tc>
-          <w:tcPr>
-            <w:tcBorders>
-              <w:bottom w:val="none" w:sz="0" w:space="0" w:color="000000"/>
-              <w:top w:val="none" w:sz="0" w:space="0" w:color="000000"/>
-              <w:left w:val="none" w:sz="0" w:space="0" w:color="000000"/>
-              <w:right w:val="none" w:sz="0" w:space="0" w:color="000000"/>
-            </w:tcBorders>
-            <w:shd w:val="clear" w:color="auto" w:fill="FFFFFF"/>
-            <w:tcMar>
-              <w:top w:w="0" w:type="dxa"/>
-              <w:bottom w:w="0" w:type="dxa"/>
-              <w:left w:w="0" w:type="dxa"/>
-              <w:right w:w="0" w:type="dxa"/>
-            </w:tcMar>
-            <w:vAlign w:val="top"/>
-          </w:tcPr>
-          <w:p>
-            <w:pPr>
-              <w:jc w:val="center"/>
-              <w:pBdr>
-                <w:bottom w:val="none" w:sz="0" w:space="0" w:color="000000"/>
-                <w:top w:val="none" w:sz="0" w:space="0" w:color="000000"/>
-                <w:left w:val="none" w:sz="0" w:space="0" w:color="000000"/>
-                <w:right w:val="none" w:sz="0" w:space="0" w:color="000000"/>
-              </w:pBdr>
-              <w:spacing w:after="100" w:before="100" w:line="240"/>
-              <w:ind w:left="100" w:right="100" w:firstLine="0" w:firstLineChars="0"/>
-              <w:rPr>
-                <w:rFonts w:ascii="Helvetica" w:hAnsi="Helvetica" w:eastAsia="Helvetica" w:cs="Helvetica"/>
-                <w:i w:val="false"/>
-                <w:b w:val="false"/>
-                <w:u w:val="none"/>
-                <w:strike w:val="false"/>
-                <w:sz w:val="22"/>
-                <w:szCs w:val="22"/>
-                <w:color w:val="000000"/>
-              </w:rPr>
-            </w:pPr>
-            <w:r>
-              <w:rPr>
-                <w:rFonts w:ascii="Helvetica" w:hAnsi="Helvetica" w:eastAsia="Helvetica" w:cs="Helvetica"/>
-                <w:i w:val="false"/>
-                <w:b w:val="false"/>
-                <w:u w:val="none"/>
-                <w:strike w:val="false"/>
-                <w:sz w:val="22"/>
-                <w:szCs w:val="22"/>
-                <w:color w:val="000000"/>
-              </w:rPr>
-              <w:t xml:space="preserve">0 (0%)</w:t>
+              <w:t xml:space="preserve">35 (16%)</w:t>
+            </w:r>
+          </w:p>
+        </w:tc>
+        <w:tc>
+          <w:tcPr>
+            <w:tcBorders>
+              <w:bottom w:val="none" w:sz="0" w:space="0" w:color="000000"/>
+              <w:top w:val="none" w:sz="0" w:space="0" w:color="000000"/>
+              <w:left w:val="none" w:sz="0" w:space="0" w:color="000000"/>
+              <w:right w:val="none" w:sz="0" w:space="0" w:color="000000"/>
+            </w:tcBorders>
+            <w:shd w:val="clear" w:color="auto" w:fill="FFFFFF"/>
+            <w:tcMar>
+              <w:top w:w="0" w:type="dxa"/>
+              <w:bottom w:w="0" w:type="dxa"/>
+              <w:left w:w="0" w:type="dxa"/>
+              <w:right w:w="0" w:type="dxa"/>
+            </w:tcMar>
+            <w:vAlign w:val="top"/>
+          </w:tcPr>
+          <w:p>
+            <w:pPr>
+              <w:jc w:val="center"/>
+              <w:pBdr>
+                <w:bottom w:val="none" w:sz="0" w:space="0" w:color="000000"/>
+                <w:top w:val="none" w:sz="0" w:space="0" w:color="000000"/>
+                <w:left w:val="none" w:sz="0" w:space="0" w:color="000000"/>
+                <w:right w:val="none" w:sz="0" w:space="0" w:color="000000"/>
+              </w:pBdr>
+              <w:spacing w:after="100" w:before="100" w:line="240"/>
+              <w:ind w:left="100" w:right="100" w:firstLine="0" w:firstLineChars="0"/>
+              <w:rPr>
+                <w:rFonts w:ascii="Helvetica" w:hAnsi="Helvetica" w:eastAsia="Helvetica" w:cs="Helvetica"/>
+                <w:i w:val="false"/>
+                <w:b w:val="false"/>
+                <w:u w:val="none"/>
+                <w:strike w:val="false"/>
+                <w:sz w:val="22"/>
+                <w:szCs w:val="22"/>
+                <w:color w:val="000000"/>
+              </w:rPr>
+            </w:pPr>
+            <w:r>
+              <w:rPr>
+                <w:rFonts w:ascii="Helvetica" w:hAnsi="Helvetica" w:eastAsia="Helvetica" w:cs="Helvetica"/>
+                <w:i w:val="false"/>
+                <w:b w:val="false"/>
+                <w:u w:val="none"/>
+                <w:strike w:val="false"/>
+                <w:sz w:val="22"/>
+                <w:szCs w:val="22"/>
+                <w:color w:val="000000"/>
+              </w:rPr>
+              <w:t xml:space="preserve">61 (18%)</w:t>
+            </w:r>
+          </w:p>
+        </w:tc>
+        <w:tc>
+          <w:tcPr>
+            <w:tcBorders>
+              <w:bottom w:val="none" w:sz="0" w:space="0" w:color="000000"/>
+              <w:top w:val="none" w:sz="0" w:space="0" w:color="000000"/>
+              <w:left w:val="none" w:sz="0" w:space="0" w:color="000000"/>
+              <w:right w:val="none" w:sz="0" w:space="0" w:color="000000"/>
+            </w:tcBorders>
+            <w:shd w:val="clear" w:color="auto" w:fill="FFFFFF"/>
+            <w:tcMar>
+              <w:top w:w="0" w:type="dxa"/>
+              <w:bottom w:w="0" w:type="dxa"/>
+              <w:left w:w="0" w:type="dxa"/>
+              <w:right w:w="0" w:type="dxa"/>
+            </w:tcMar>
+            <w:vAlign w:val="top"/>
+          </w:tcPr>
+          <w:p>
+            <w:pPr>
+              <w:jc w:val="center"/>
+              <w:pBdr>
+                <w:bottom w:val="none" w:sz="0" w:space="0" w:color="000000"/>
+                <w:top w:val="none" w:sz="0" w:space="0" w:color="000000"/>
+                <w:left w:val="none" w:sz="0" w:space="0" w:color="000000"/>
+                <w:right w:val="none" w:sz="0" w:space="0" w:color="000000"/>
+              </w:pBdr>
+              <w:spacing w:after="100" w:before="100" w:line="240"/>
+              <w:ind w:left="100" w:right="100" w:firstLine="0" w:firstLineChars="0"/>
+              <w:rPr>
+                <w:rFonts w:ascii="Helvetica" w:hAnsi="Helvetica" w:eastAsia="Helvetica" w:cs="Helvetica"/>
+                <w:i w:val="false"/>
+                <w:b w:val="false"/>
+                <w:u w:val="none"/>
+                <w:strike w:val="false"/>
+                <w:sz w:val="22"/>
+                <w:szCs w:val="22"/>
+                <w:color w:val="000000"/>
+              </w:rPr>
+            </w:pPr>
+            <w:r>
+              <w:rPr>
+                <w:rFonts w:ascii="Helvetica" w:hAnsi="Helvetica" w:eastAsia="Helvetica" w:cs="Helvetica"/>
+                <w:i w:val="false"/>
+                <w:b w:val="false"/>
+                <w:u w:val="none"/>
+                <w:strike w:val="false"/>
+                <w:sz w:val="22"/>
+                <w:szCs w:val="22"/>
+                <w:color w:val="000000"/>
+              </w:rPr>
+              <w:t xml:space="preserve">3 (1.6%)</w:t>
+            </w:r>
+          </w:p>
+        </w:tc>
+        <w:tc>
+          <w:tcPr>
+            <w:tcBorders>
+              <w:bottom w:val="none" w:sz="0" w:space="0" w:color="000000"/>
+              <w:top w:val="none" w:sz="0" w:space="0" w:color="000000"/>
+              <w:left w:val="none" w:sz="0" w:space="0" w:color="000000"/>
+              <w:right w:val="none" w:sz="0" w:space="0" w:color="000000"/>
+            </w:tcBorders>
+            <w:shd w:val="clear" w:color="auto" w:fill="FFFFFF"/>
+            <w:tcMar>
+              <w:top w:w="0" w:type="dxa"/>
+              <w:bottom w:w="0" w:type="dxa"/>
+              <w:left w:w="0" w:type="dxa"/>
+              <w:right w:w="0" w:type="dxa"/>
+            </w:tcMar>
+            <w:vAlign w:val="top"/>
+          </w:tcPr>
+          <w:p>
+            <w:pPr>
+              <w:jc w:val="center"/>
+              <w:pBdr>
+                <w:bottom w:val="none" w:sz="0" w:space="0" w:color="000000"/>
+                <w:top w:val="none" w:sz="0" w:space="0" w:color="000000"/>
+                <w:left w:val="none" w:sz="0" w:space="0" w:color="000000"/>
+                <w:right w:val="none" w:sz="0" w:space="0" w:color="000000"/>
+              </w:pBdr>
+              <w:spacing w:after="100" w:before="100" w:line="240"/>
+              <w:ind w:left="100" w:right="100" w:firstLine="0" w:firstLineChars="0"/>
+              <w:rPr>
+                <w:rFonts w:ascii="Helvetica" w:hAnsi="Helvetica" w:eastAsia="Helvetica" w:cs="Helvetica"/>
+                <w:i w:val="false"/>
+                <w:b w:val="false"/>
+                <w:u w:val="none"/>
+                <w:strike w:val="false"/>
+                <w:sz w:val="22"/>
+                <w:szCs w:val="22"/>
+                <w:color w:val="000000"/>
+              </w:rPr>
+            </w:pPr>
+            <w:r>
+              <w:rPr>
+                <w:rFonts w:ascii="Helvetica" w:hAnsi="Helvetica" w:eastAsia="Helvetica" w:cs="Helvetica"/>
+                <w:i w:val="false"/>
+                <w:b w:val="false"/>
+                <w:u w:val="none"/>
+                <w:strike w:val="false"/>
+                <w:sz w:val="22"/>
+                <w:szCs w:val="22"/>
+                <w:color w:val="000000"/>
+              </w:rPr>
+              <w:t xml:space="preserve">3 (16%)</w:t>
             </w:r>
           </w:p>
         </w:tc>
@@ -3888,553 +3888,169 @@
                 <w:szCs w:val="22"/>
                 <w:color w:val="000000"/>
               </w:rPr>
-              <w:t xml:space="preserve">345 (73%)</w:t>
-            </w:r>
-          </w:p>
-        </w:tc>
-        <w:tc>
-          <w:tcPr>
-            <w:tcBorders>
-              <w:bottom w:val="none" w:sz="0" w:space="0" w:color="000000"/>
-              <w:top w:val="none" w:sz="0" w:space="0" w:color="000000"/>
-              <w:left w:val="none" w:sz="0" w:space="0" w:color="000000"/>
-              <w:right w:val="none" w:sz="0" w:space="0" w:color="000000"/>
-            </w:tcBorders>
-            <w:shd w:val="clear" w:color="auto" w:fill="FFFFFF"/>
-            <w:tcMar>
-              <w:top w:w="0" w:type="dxa"/>
-              <w:bottom w:w="0" w:type="dxa"/>
-              <w:left w:w="0" w:type="dxa"/>
-              <w:right w:w="0" w:type="dxa"/>
-            </w:tcMar>
-            <w:vAlign w:val="top"/>
-          </w:tcPr>
-          <w:p>
-            <w:pPr>
-              <w:jc w:val="center"/>
-              <w:pBdr>
-                <w:bottom w:val="none" w:sz="0" w:space="0" w:color="000000"/>
-                <w:top w:val="none" w:sz="0" w:space="0" w:color="000000"/>
-                <w:left w:val="none" w:sz="0" w:space="0" w:color="000000"/>
-                <w:right w:val="none" w:sz="0" w:space="0" w:color="000000"/>
-              </w:pBdr>
-              <w:spacing w:after="100" w:before="100" w:line="240"/>
-              <w:ind w:left="100" w:right="100" w:firstLine="0" w:firstLineChars="0"/>
-              <w:rPr>
-                <w:rFonts w:ascii="Helvetica" w:hAnsi="Helvetica" w:eastAsia="Helvetica" w:cs="Helvetica"/>
-                <w:i w:val="false"/>
-                <w:b w:val="false"/>
-                <w:u w:val="none"/>
-                <w:strike w:val="false"/>
-                <w:sz w:val="22"/>
-                <w:szCs w:val="22"/>
-                <w:color w:val="000000"/>
-              </w:rPr>
-            </w:pPr>
-            <w:r>
-              <w:rPr>
-                <w:rFonts w:ascii="Helvetica" w:hAnsi="Helvetica" w:eastAsia="Helvetica" w:cs="Helvetica"/>
-                <w:i w:val="false"/>
-                <w:b w:val="false"/>
-                <w:u w:val="none"/>
-                <w:strike w:val="false"/>
-                <w:sz w:val="22"/>
-                <w:szCs w:val="22"/>
-                <w:color w:val="000000"/>
-              </w:rPr>
-              <w:t xml:space="preserve">69 (73%)</w:t>
-            </w:r>
-          </w:p>
-        </w:tc>
-        <w:tc>
-          <w:tcPr>
-            <w:tcBorders>
-              <w:bottom w:val="none" w:sz="0" w:space="0" w:color="000000"/>
-              <w:top w:val="none" w:sz="0" w:space="0" w:color="000000"/>
-              <w:left w:val="none" w:sz="0" w:space="0" w:color="000000"/>
-              <w:right w:val="none" w:sz="0" w:space="0" w:color="000000"/>
-            </w:tcBorders>
-            <w:shd w:val="clear" w:color="auto" w:fill="FFFFFF"/>
-            <w:tcMar>
-              <w:top w:w="0" w:type="dxa"/>
-              <w:bottom w:w="0" w:type="dxa"/>
-              <w:left w:w="0" w:type="dxa"/>
-              <w:right w:w="0" w:type="dxa"/>
-            </w:tcMar>
-            <w:vAlign w:val="top"/>
-          </w:tcPr>
-          <w:p>
-            <w:pPr>
-              <w:jc w:val="center"/>
-              <w:pBdr>
-                <w:bottom w:val="none" w:sz="0" w:space="0" w:color="000000"/>
-                <w:top w:val="none" w:sz="0" w:space="0" w:color="000000"/>
-                <w:left w:val="none" w:sz="0" w:space="0" w:color="000000"/>
-                <w:right w:val="none" w:sz="0" w:space="0" w:color="000000"/>
-              </w:pBdr>
-              <w:spacing w:after="100" w:before="100" w:line="240"/>
-              <w:ind w:left="100" w:right="100" w:firstLine="0" w:firstLineChars="0"/>
-              <w:rPr>
-                <w:rFonts w:ascii="Helvetica" w:hAnsi="Helvetica" w:eastAsia="Helvetica" w:cs="Helvetica"/>
-                <w:i w:val="false"/>
-                <w:b w:val="false"/>
-                <w:u w:val="none"/>
-                <w:strike w:val="false"/>
-                <w:sz w:val="22"/>
-                <w:szCs w:val="22"/>
-                <w:color w:val="000000"/>
-              </w:rPr>
-            </w:pPr>
-            <w:r>
-              <w:rPr>
-                <w:rFonts w:ascii="Helvetica" w:hAnsi="Helvetica" w:eastAsia="Helvetica" w:cs="Helvetica"/>
-                <w:i w:val="false"/>
-                <w:b w:val="false"/>
-                <w:u w:val="none"/>
-                <w:strike w:val="false"/>
-                <w:sz w:val="22"/>
-                <w:szCs w:val="22"/>
-                <w:color w:val="000000"/>
-              </w:rPr>
-              <w:t xml:space="preserve">99 (89%)</w:t>
-            </w:r>
-          </w:p>
-        </w:tc>
-        <w:tc>
-          <w:tcPr>
-            <w:tcBorders>
-              <w:bottom w:val="none" w:sz="0" w:space="0" w:color="000000"/>
-              <w:top w:val="none" w:sz="0" w:space="0" w:color="000000"/>
-              <w:left w:val="none" w:sz="0" w:space="0" w:color="000000"/>
-              <w:right w:val="none" w:sz="0" w:space="0" w:color="000000"/>
-            </w:tcBorders>
-            <w:shd w:val="clear" w:color="auto" w:fill="FFFFFF"/>
-            <w:tcMar>
-              <w:top w:w="0" w:type="dxa"/>
-              <w:bottom w:w="0" w:type="dxa"/>
-              <w:left w:w="0" w:type="dxa"/>
-              <w:right w:w="0" w:type="dxa"/>
-            </w:tcMar>
-            <w:vAlign w:val="top"/>
-          </w:tcPr>
-          <w:p>
-            <w:pPr>
-              <w:jc w:val="center"/>
-              <w:pBdr>
-                <w:bottom w:val="none" w:sz="0" w:space="0" w:color="000000"/>
-                <w:top w:val="none" w:sz="0" w:space="0" w:color="000000"/>
-                <w:left w:val="none" w:sz="0" w:space="0" w:color="000000"/>
-                <w:right w:val="none" w:sz="0" w:space="0" w:color="000000"/>
-              </w:pBdr>
-              <w:spacing w:after="100" w:before="100" w:line="240"/>
-              <w:ind w:left="100" w:right="100" w:firstLine="0" w:firstLineChars="0"/>
-              <w:rPr>
-                <w:rFonts w:ascii="Helvetica" w:hAnsi="Helvetica" w:eastAsia="Helvetica" w:cs="Helvetica"/>
-                <w:i w:val="false"/>
-                <w:b w:val="false"/>
-                <w:u w:val="none"/>
-                <w:strike w:val="false"/>
-                <w:sz w:val="22"/>
-                <w:szCs w:val="22"/>
-                <w:color w:val="000000"/>
-              </w:rPr>
-            </w:pPr>
-            <w:r>
-              <w:rPr>
-                <w:rFonts w:ascii="Helvetica" w:hAnsi="Helvetica" w:eastAsia="Helvetica" w:cs="Helvetica"/>
-                <w:i w:val="false"/>
-                <w:b w:val="false"/>
-                <w:u w:val="none"/>
-                <w:strike w:val="false"/>
-                <w:sz w:val="22"/>
-                <w:szCs w:val="22"/>
-                <w:color w:val="000000"/>
-              </w:rPr>
-              <w:t xml:space="preserve">26 (81%)</w:t>
-            </w:r>
-          </w:p>
-        </w:tc>
-        <w:tc>
-          <w:tcPr>
-            <w:tcBorders>
-              <w:bottom w:val="none" w:sz="0" w:space="0" w:color="000000"/>
-              <w:top w:val="none" w:sz="0" w:space="0" w:color="000000"/>
-              <w:left w:val="none" w:sz="0" w:space="0" w:color="000000"/>
-              <w:right w:val="none" w:sz="0" w:space="0" w:color="000000"/>
-            </w:tcBorders>
-            <w:shd w:val="clear" w:color="auto" w:fill="FFFFFF"/>
-            <w:tcMar>
-              <w:top w:w="0" w:type="dxa"/>
-              <w:bottom w:w="0" w:type="dxa"/>
-              <w:left w:w="0" w:type="dxa"/>
-              <w:right w:w="0" w:type="dxa"/>
-            </w:tcMar>
-            <w:vAlign w:val="top"/>
-          </w:tcPr>
-          <w:p>
-            <w:pPr>
-              <w:jc w:val="center"/>
-              <w:pBdr>
-                <w:bottom w:val="none" w:sz="0" w:space="0" w:color="000000"/>
-                <w:top w:val="none" w:sz="0" w:space="0" w:color="000000"/>
-                <w:left w:val="none" w:sz="0" w:space="0" w:color="000000"/>
-                <w:right w:val="none" w:sz="0" w:space="0" w:color="000000"/>
-              </w:pBdr>
-              <w:spacing w:after="100" w:before="100" w:line="240"/>
-              <w:ind w:left="100" w:right="100" w:firstLine="0" w:firstLineChars="0"/>
-              <w:rPr>
-                <w:rFonts w:ascii="Helvetica" w:hAnsi="Helvetica" w:eastAsia="Helvetica" w:cs="Helvetica"/>
-                <w:i w:val="false"/>
-                <w:b w:val="false"/>
-                <w:u w:val="none"/>
-                <w:strike w:val="false"/>
-                <w:sz w:val="22"/>
-                <w:szCs w:val="22"/>
-                <w:color w:val="000000"/>
-              </w:rPr>
-            </w:pPr>
-            <w:r>
-              <w:rPr>
-                <w:rFonts w:ascii="Helvetica" w:hAnsi="Helvetica" w:eastAsia="Helvetica" w:cs="Helvetica"/>
-                <w:i w:val="false"/>
-                <w:b w:val="false"/>
-                <w:u w:val="none"/>
-                <w:strike w:val="false"/>
-                <w:sz w:val="22"/>
-                <w:szCs w:val="22"/>
-                <w:color w:val="000000"/>
-              </w:rPr>
-              <w:t xml:space="preserve">0 (NA%)</w:t>
-            </w:r>
-          </w:p>
-        </w:tc>
-        <w:tc>
-          <w:tcPr>
-            <w:tcBorders>
-              <w:bottom w:val="none" w:sz="0" w:space="0" w:color="000000"/>
-              <w:top w:val="none" w:sz="0" w:space="0" w:color="000000"/>
-              <w:left w:val="none" w:sz="0" w:space="0" w:color="000000"/>
-              <w:right w:val="none" w:sz="0" w:space="0" w:color="000000"/>
-            </w:tcBorders>
-            <w:shd w:val="clear" w:color="auto" w:fill="FFFFFF"/>
-            <w:tcMar>
-              <w:top w:w="0" w:type="dxa"/>
-              <w:bottom w:w="0" w:type="dxa"/>
-              <w:left w:w="0" w:type="dxa"/>
-              <w:right w:w="0" w:type="dxa"/>
-            </w:tcMar>
-            <w:vAlign w:val="top"/>
-          </w:tcPr>
-          <w:p>
-            <w:pPr>
-              <w:jc w:val="center"/>
-              <w:pBdr>
-                <w:bottom w:val="none" w:sz="0" w:space="0" w:color="000000"/>
-                <w:top w:val="none" w:sz="0" w:space="0" w:color="000000"/>
-                <w:left w:val="none" w:sz="0" w:space="0" w:color="000000"/>
-                <w:right w:val="none" w:sz="0" w:space="0" w:color="000000"/>
-              </w:pBdr>
-              <w:spacing w:after="100" w:before="100" w:line="240"/>
-              <w:ind w:left="100" w:right="100" w:firstLine="0" w:firstLineChars="0"/>
-              <w:rPr>
-                <w:rFonts w:ascii="Helvetica" w:hAnsi="Helvetica" w:eastAsia="Helvetica" w:cs="Helvetica"/>
-                <w:i w:val="false"/>
-                <w:b w:val="false"/>
-                <w:u w:val="none"/>
-                <w:strike w:val="false"/>
-                <w:sz w:val="22"/>
-                <w:szCs w:val="22"/>
-                <w:color w:val="000000"/>
-              </w:rPr>
-            </w:pPr>
-            <w:r>
-              <w:rPr>
-                <w:rFonts w:ascii="Helvetica" w:hAnsi="Helvetica" w:eastAsia="Helvetica" w:cs="Helvetica"/>
-                <w:i w:val="false"/>
-                <w:b w:val="false"/>
-                <w:u w:val="none"/>
-                <w:strike w:val="false"/>
-                <w:sz w:val="22"/>
-                <w:szCs w:val="22"/>
-                <w:color w:val="000000"/>
-              </w:rPr>
-              <w:t xml:space="preserve"/>
-            </w:r>
-          </w:p>
-        </w:tc>
-      </w:tr>
-      <w:tr>
-        <w:trPr>
-          <w:trHeight w:val="616" w:hRule="auto"/>
-        </w:trPr>
-        body10
-        <w:tc>
-          <w:tcPr>
-            <w:tcBorders>
-              <w:bottom w:val="none" w:sz="0" w:space="0" w:color="000000"/>
-              <w:top w:val="none" w:sz="0" w:space="0" w:color="000000"/>
-              <w:left w:val="none" w:sz="0" w:space="0" w:color="000000"/>
-              <w:right w:val="none" w:sz="0" w:space="0" w:color="000000"/>
-            </w:tcBorders>
-            <w:shd w:val="clear" w:color="auto" w:fill="FFFFFF"/>
-            <w:tcMar>
-              <w:top w:w="0" w:type="dxa"/>
-              <w:bottom w:w="0" w:type="dxa"/>
-              <w:left w:w="0" w:type="dxa"/>
-              <w:right w:w="0" w:type="dxa"/>
-            </w:tcMar>
-            <w:vAlign w:val="top"/>
-          </w:tcPr>
-          <w:p>
-            <w:pPr>
-              <w:jc w:val="left"/>
-              <w:pBdr>
-                <w:bottom w:val="none" w:sz="0" w:space="0" w:color="000000"/>
-                <w:top w:val="none" w:sz="0" w:space="0" w:color="000000"/>
-                <w:left w:val="none" w:sz="0" w:space="0" w:color="000000"/>
-                <w:right w:val="none" w:sz="0" w:space="0" w:color="000000"/>
-              </w:pBdr>
-              <w:spacing w:after="100" w:before="100" w:line="240"/>
-              <w:ind w:left="300" w:right="100" w:firstLine="0" w:firstLineChars="0"/>
-              <w:rPr>
-                <w:rFonts w:ascii="Helvetica" w:hAnsi="Helvetica" w:eastAsia="Helvetica" w:cs="Helvetica"/>
-                <w:i w:val="false"/>
-                <w:b w:val="false"/>
-                <w:u w:val="none"/>
-                <w:strike w:val="false"/>
-                <w:sz w:val="22"/>
-                <w:szCs w:val="22"/>
-                <w:color w:val="000000"/>
-              </w:rPr>
-            </w:pPr>
-            <w:r>
-              <w:rPr>
-                <w:rFonts w:ascii="Helvetica" w:hAnsi="Helvetica" w:eastAsia="Helvetica" w:cs="Helvetica"/>
-                <w:i w:val="false"/>
-                <w:b w:val="false"/>
-                <w:u w:val="none"/>
-                <w:strike w:val="false"/>
-                <w:sz w:val="22"/>
-                <w:szCs w:val="22"/>
-                <w:color w:val="000000"/>
-              </w:rPr>
-              <w:t xml:space="preserve">Burned-out </w:t>
-            </w:r>
-          </w:p>
-        </w:tc>
-        <w:tc>
-          <w:tcPr>
-            <w:tcBorders>
-              <w:bottom w:val="none" w:sz="0" w:space="0" w:color="000000"/>
-              <w:top w:val="none" w:sz="0" w:space="0" w:color="000000"/>
-              <w:left w:val="none" w:sz="0" w:space="0" w:color="000000"/>
-              <w:right w:val="none" w:sz="0" w:space="0" w:color="000000"/>
-            </w:tcBorders>
-            <w:shd w:val="clear" w:color="auto" w:fill="FFFFFF"/>
-            <w:tcMar>
-              <w:top w:w="0" w:type="dxa"/>
-              <w:bottom w:w="0" w:type="dxa"/>
-              <w:left w:w="0" w:type="dxa"/>
-              <w:right w:w="0" w:type="dxa"/>
-            </w:tcMar>
-            <w:vAlign w:val="top"/>
-          </w:tcPr>
-          <w:p>
-            <w:pPr>
-              <w:jc w:val="center"/>
-              <w:pBdr>
-                <w:bottom w:val="none" w:sz="0" w:space="0" w:color="000000"/>
-                <w:top w:val="none" w:sz="0" w:space="0" w:color="000000"/>
-                <w:left w:val="none" w:sz="0" w:space="0" w:color="000000"/>
-                <w:right w:val="none" w:sz="0" w:space="0" w:color="000000"/>
-              </w:pBdr>
-              <w:spacing w:after="100" w:before="100" w:line="240"/>
-              <w:ind w:left="100" w:right="100" w:firstLine="0" w:firstLineChars="0"/>
-              <w:rPr>
-                <w:rFonts w:ascii="Helvetica" w:hAnsi="Helvetica" w:eastAsia="Helvetica" w:cs="Helvetica"/>
-                <w:i w:val="false"/>
-                <w:b w:val="false"/>
-                <w:u w:val="none"/>
-                <w:strike w:val="false"/>
-                <w:sz w:val="22"/>
-                <w:szCs w:val="22"/>
-                <w:color w:val="000000"/>
-              </w:rPr>
-            </w:pPr>
-            <w:r>
-              <w:rPr>
-                <w:rFonts w:ascii="Helvetica" w:hAnsi="Helvetica" w:eastAsia="Helvetica" w:cs="Helvetica"/>
-                <w:i w:val="false"/>
-                <w:b w:val="false"/>
-                <w:u w:val="none"/>
-                <w:strike w:val="false"/>
-                <w:sz w:val="22"/>
-                <w:szCs w:val="22"/>
-                <w:color w:val="000000"/>
-              </w:rPr>
-              <w:t xml:space="preserve">0 (0%)</w:t>
-            </w:r>
-          </w:p>
-        </w:tc>
-        <w:tc>
-          <w:tcPr>
-            <w:tcBorders>
-              <w:bottom w:val="none" w:sz="0" w:space="0" w:color="000000"/>
-              <w:top w:val="none" w:sz="0" w:space="0" w:color="000000"/>
-              <w:left w:val="none" w:sz="0" w:space="0" w:color="000000"/>
-              <w:right w:val="none" w:sz="0" w:space="0" w:color="000000"/>
-            </w:tcBorders>
-            <w:shd w:val="clear" w:color="auto" w:fill="FFFFFF"/>
-            <w:tcMar>
-              <w:top w:w="0" w:type="dxa"/>
-              <w:bottom w:w="0" w:type="dxa"/>
-              <w:left w:w="0" w:type="dxa"/>
-              <w:right w:w="0" w:type="dxa"/>
-            </w:tcMar>
-            <w:vAlign w:val="top"/>
-          </w:tcPr>
-          <w:p>
-            <w:pPr>
-              <w:jc w:val="center"/>
-              <w:pBdr>
-                <w:bottom w:val="none" w:sz="0" w:space="0" w:color="000000"/>
-                <w:top w:val="none" w:sz="0" w:space="0" w:color="000000"/>
-                <w:left w:val="none" w:sz="0" w:space="0" w:color="000000"/>
-                <w:right w:val="none" w:sz="0" w:space="0" w:color="000000"/>
-              </w:pBdr>
-              <w:spacing w:after="100" w:before="100" w:line="240"/>
-              <w:ind w:left="100" w:right="100" w:firstLine="0" w:firstLineChars="0"/>
-              <w:rPr>
-                <w:rFonts w:ascii="Helvetica" w:hAnsi="Helvetica" w:eastAsia="Helvetica" w:cs="Helvetica"/>
-                <w:i w:val="false"/>
-                <w:b w:val="false"/>
-                <w:u w:val="none"/>
-                <w:strike w:val="false"/>
-                <w:sz w:val="22"/>
-                <w:szCs w:val="22"/>
-                <w:color w:val="000000"/>
-              </w:rPr>
-            </w:pPr>
-            <w:r>
-              <w:rPr>
-                <w:rFonts w:ascii="Helvetica" w:hAnsi="Helvetica" w:eastAsia="Helvetica" w:cs="Helvetica"/>
-                <w:i w:val="false"/>
-                <w:b w:val="false"/>
-                <w:u w:val="none"/>
-                <w:strike w:val="false"/>
-                <w:sz w:val="22"/>
-                <w:szCs w:val="22"/>
-                <w:color w:val="000000"/>
-              </w:rPr>
-              <w:t xml:space="preserve">2 (2.1%)</w:t>
-            </w:r>
-          </w:p>
-        </w:tc>
-        <w:tc>
-          <w:tcPr>
-            <w:tcBorders>
-              <w:bottom w:val="none" w:sz="0" w:space="0" w:color="000000"/>
-              <w:top w:val="none" w:sz="0" w:space="0" w:color="000000"/>
-              <w:left w:val="none" w:sz="0" w:space="0" w:color="000000"/>
-              <w:right w:val="none" w:sz="0" w:space="0" w:color="000000"/>
-            </w:tcBorders>
-            <w:shd w:val="clear" w:color="auto" w:fill="FFFFFF"/>
-            <w:tcMar>
-              <w:top w:w="0" w:type="dxa"/>
-              <w:bottom w:w="0" w:type="dxa"/>
-              <w:left w:w="0" w:type="dxa"/>
-              <w:right w:w="0" w:type="dxa"/>
-            </w:tcMar>
-            <w:vAlign w:val="top"/>
-          </w:tcPr>
-          <w:p>
-            <w:pPr>
-              <w:jc w:val="center"/>
-              <w:pBdr>
-                <w:bottom w:val="none" w:sz="0" w:space="0" w:color="000000"/>
-                <w:top w:val="none" w:sz="0" w:space="0" w:color="000000"/>
-                <w:left w:val="none" w:sz="0" w:space="0" w:color="000000"/>
-                <w:right w:val="none" w:sz="0" w:space="0" w:color="000000"/>
-              </w:pBdr>
-              <w:spacing w:after="100" w:before="100" w:line="240"/>
-              <w:ind w:left="100" w:right="100" w:firstLine="0" w:firstLineChars="0"/>
-              <w:rPr>
-                <w:rFonts w:ascii="Helvetica" w:hAnsi="Helvetica" w:eastAsia="Helvetica" w:cs="Helvetica"/>
-                <w:i w:val="false"/>
-                <w:b w:val="false"/>
-                <w:u w:val="none"/>
-                <w:strike w:val="false"/>
-                <w:sz w:val="22"/>
-                <w:szCs w:val="22"/>
-                <w:color w:val="000000"/>
-              </w:rPr>
-            </w:pPr>
-            <w:r>
-              <w:rPr>
-                <w:rFonts w:ascii="Helvetica" w:hAnsi="Helvetica" w:eastAsia="Helvetica" w:cs="Helvetica"/>
-                <w:i w:val="false"/>
-                <w:b w:val="false"/>
-                <w:u w:val="none"/>
-                <w:strike w:val="false"/>
-                <w:sz w:val="22"/>
-                <w:szCs w:val="22"/>
-                <w:color w:val="000000"/>
-              </w:rPr>
-              <w:t xml:space="preserve">0 (0%)</w:t>
-            </w:r>
-          </w:p>
-        </w:tc>
-        <w:tc>
-          <w:tcPr>
-            <w:tcBorders>
-              <w:bottom w:val="none" w:sz="0" w:space="0" w:color="000000"/>
-              <w:top w:val="none" w:sz="0" w:space="0" w:color="000000"/>
-              <w:left w:val="none" w:sz="0" w:space="0" w:color="000000"/>
-              <w:right w:val="none" w:sz="0" w:space="0" w:color="000000"/>
-            </w:tcBorders>
-            <w:shd w:val="clear" w:color="auto" w:fill="FFFFFF"/>
-            <w:tcMar>
-              <w:top w:w="0" w:type="dxa"/>
-              <w:bottom w:w="0" w:type="dxa"/>
-              <w:left w:w="0" w:type="dxa"/>
-              <w:right w:w="0" w:type="dxa"/>
-            </w:tcMar>
-            <w:vAlign w:val="top"/>
-          </w:tcPr>
-          <w:p>
-            <w:pPr>
-              <w:jc w:val="center"/>
-              <w:pBdr>
-                <w:bottom w:val="none" w:sz="0" w:space="0" w:color="000000"/>
-                <w:top w:val="none" w:sz="0" w:space="0" w:color="000000"/>
-                <w:left w:val="none" w:sz="0" w:space="0" w:color="000000"/>
-                <w:right w:val="none" w:sz="0" w:space="0" w:color="000000"/>
-              </w:pBdr>
-              <w:spacing w:after="100" w:before="100" w:line="240"/>
-              <w:ind w:left="100" w:right="100" w:firstLine="0" w:firstLineChars="0"/>
-              <w:rPr>
-                <w:rFonts w:ascii="Helvetica" w:hAnsi="Helvetica" w:eastAsia="Helvetica" w:cs="Helvetica"/>
-                <w:i w:val="false"/>
-                <w:b w:val="false"/>
-                <w:u w:val="none"/>
-                <w:strike w:val="false"/>
-                <w:sz w:val="22"/>
-                <w:szCs w:val="22"/>
-                <w:color w:val="000000"/>
-              </w:rPr>
-            </w:pPr>
-            <w:r>
-              <w:rPr>
-                <w:rFonts w:ascii="Helvetica" w:hAnsi="Helvetica" w:eastAsia="Helvetica" w:cs="Helvetica"/>
-                <w:i w:val="false"/>
-                <w:b w:val="false"/>
-                <w:u w:val="none"/>
-                <w:strike w:val="false"/>
-                <w:sz w:val="22"/>
-                <w:szCs w:val="22"/>
-                <w:color w:val="000000"/>
-              </w:rPr>
-              <w:t xml:space="preserve">0 (0%)</w:t>
+              <w:t xml:space="preserve">155 (70%)</w:t>
+            </w:r>
+          </w:p>
+        </w:tc>
+        <w:tc>
+          <w:tcPr>
+            <w:tcBorders>
+              <w:bottom w:val="none" w:sz="0" w:space="0" w:color="000000"/>
+              <w:top w:val="none" w:sz="0" w:space="0" w:color="000000"/>
+              <w:left w:val="none" w:sz="0" w:space="0" w:color="000000"/>
+              <w:right w:val="none" w:sz="0" w:space="0" w:color="000000"/>
+            </w:tcBorders>
+            <w:shd w:val="clear" w:color="auto" w:fill="FFFFFF"/>
+            <w:tcMar>
+              <w:top w:w="0" w:type="dxa"/>
+              <w:bottom w:w="0" w:type="dxa"/>
+              <w:left w:w="0" w:type="dxa"/>
+              <w:right w:w="0" w:type="dxa"/>
+            </w:tcMar>
+            <w:vAlign w:val="top"/>
+          </w:tcPr>
+          <w:p>
+            <w:pPr>
+              <w:jc w:val="center"/>
+              <w:pBdr>
+                <w:bottom w:val="none" w:sz="0" w:space="0" w:color="000000"/>
+                <w:top w:val="none" w:sz="0" w:space="0" w:color="000000"/>
+                <w:left w:val="none" w:sz="0" w:space="0" w:color="000000"/>
+                <w:right w:val="none" w:sz="0" w:space="0" w:color="000000"/>
+              </w:pBdr>
+              <w:spacing w:after="100" w:before="100" w:line="240"/>
+              <w:ind w:left="100" w:right="100" w:firstLine="0" w:firstLineChars="0"/>
+              <w:rPr>
+                <w:rFonts w:ascii="Helvetica" w:hAnsi="Helvetica" w:eastAsia="Helvetica" w:cs="Helvetica"/>
+                <w:i w:val="false"/>
+                <w:b w:val="false"/>
+                <w:u w:val="none"/>
+                <w:strike w:val="false"/>
+                <w:sz w:val="22"/>
+                <w:szCs w:val="22"/>
+                <w:color w:val="000000"/>
+              </w:rPr>
+            </w:pPr>
+            <w:r>
+              <w:rPr>
+                <w:rFonts w:ascii="Helvetica" w:hAnsi="Helvetica" w:eastAsia="Helvetica" w:cs="Helvetica"/>
+                <w:i w:val="false"/>
+                <w:b w:val="false"/>
+                <w:u w:val="none"/>
+                <w:strike w:val="false"/>
+                <w:sz w:val="22"/>
+                <w:szCs w:val="22"/>
+                <w:color w:val="000000"/>
+              </w:rPr>
+              <w:t xml:space="preserve">247 (74%)</w:t>
+            </w:r>
+          </w:p>
+        </w:tc>
+        <w:tc>
+          <w:tcPr>
+            <w:tcBorders>
+              <w:bottom w:val="none" w:sz="0" w:space="0" w:color="000000"/>
+              <w:top w:val="none" w:sz="0" w:space="0" w:color="000000"/>
+              <w:left w:val="none" w:sz="0" w:space="0" w:color="000000"/>
+              <w:right w:val="none" w:sz="0" w:space="0" w:color="000000"/>
+            </w:tcBorders>
+            <w:shd w:val="clear" w:color="auto" w:fill="FFFFFF"/>
+            <w:tcMar>
+              <w:top w:w="0" w:type="dxa"/>
+              <w:bottom w:w="0" w:type="dxa"/>
+              <w:left w:w="0" w:type="dxa"/>
+              <w:right w:w="0" w:type="dxa"/>
+            </w:tcMar>
+            <w:vAlign w:val="top"/>
+          </w:tcPr>
+          <w:p>
+            <w:pPr>
+              <w:jc w:val="center"/>
+              <w:pBdr>
+                <w:bottom w:val="none" w:sz="0" w:space="0" w:color="000000"/>
+                <w:top w:val="none" w:sz="0" w:space="0" w:color="000000"/>
+                <w:left w:val="none" w:sz="0" w:space="0" w:color="000000"/>
+                <w:right w:val="none" w:sz="0" w:space="0" w:color="000000"/>
+              </w:pBdr>
+              <w:spacing w:after="100" w:before="100" w:line="240"/>
+              <w:ind w:left="100" w:right="100" w:firstLine="0" w:firstLineChars="0"/>
+              <w:rPr>
+                <w:rFonts w:ascii="Helvetica" w:hAnsi="Helvetica" w:eastAsia="Helvetica" w:cs="Helvetica"/>
+                <w:i w:val="false"/>
+                <w:b w:val="false"/>
+                <w:u w:val="none"/>
+                <w:strike w:val="false"/>
+                <w:sz w:val="22"/>
+                <w:szCs w:val="22"/>
+                <w:color w:val="000000"/>
+              </w:rPr>
+            </w:pPr>
+            <w:r>
+              <w:rPr>
+                <w:rFonts w:ascii="Helvetica" w:hAnsi="Helvetica" w:eastAsia="Helvetica" w:cs="Helvetica"/>
+                <w:i w:val="false"/>
+                <w:b w:val="false"/>
+                <w:u w:val="none"/>
+                <w:strike w:val="false"/>
+                <w:sz w:val="22"/>
+                <w:szCs w:val="22"/>
+                <w:color w:val="000000"/>
+              </w:rPr>
+              <w:t xml:space="preserve">168 (88%)</w:t>
+            </w:r>
+          </w:p>
+        </w:tc>
+        <w:tc>
+          <w:tcPr>
+            <w:tcBorders>
+              <w:bottom w:val="none" w:sz="0" w:space="0" w:color="000000"/>
+              <w:top w:val="none" w:sz="0" w:space="0" w:color="000000"/>
+              <w:left w:val="none" w:sz="0" w:space="0" w:color="000000"/>
+              <w:right w:val="none" w:sz="0" w:space="0" w:color="000000"/>
+            </w:tcBorders>
+            <w:shd w:val="clear" w:color="auto" w:fill="FFFFFF"/>
+            <w:tcMar>
+              <w:top w:w="0" w:type="dxa"/>
+              <w:bottom w:w="0" w:type="dxa"/>
+              <w:left w:w="0" w:type="dxa"/>
+              <w:right w:w="0" w:type="dxa"/>
+            </w:tcMar>
+            <w:vAlign w:val="top"/>
+          </w:tcPr>
+          <w:p>
+            <w:pPr>
+              <w:jc w:val="center"/>
+              <w:pBdr>
+                <w:bottom w:val="none" w:sz="0" w:space="0" w:color="000000"/>
+                <w:top w:val="none" w:sz="0" w:space="0" w:color="000000"/>
+                <w:left w:val="none" w:sz="0" w:space="0" w:color="000000"/>
+                <w:right w:val="none" w:sz="0" w:space="0" w:color="000000"/>
+              </w:pBdr>
+              <w:spacing w:after="100" w:before="100" w:line="240"/>
+              <w:ind w:left="100" w:right="100" w:firstLine="0" w:firstLineChars="0"/>
+              <w:rPr>
+                <w:rFonts w:ascii="Helvetica" w:hAnsi="Helvetica" w:eastAsia="Helvetica" w:cs="Helvetica"/>
+                <w:i w:val="false"/>
+                <w:b w:val="false"/>
+                <w:u w:val="none"/>
+                <w:strike w:val="false"/>
+                <w:sz w:val="22"/>
+                <w:szCs w:val="22"/>
+                <w:color w:val="000000"/>
+              </w:rPr>
+            </w:pPr>
+            <w:r>
+              <w:rPr>
+                <w:rFonts w:ascii="Helvetica" w:hAnsi="Helvetica" w:eastAsia="Helvetica" w:cs="Helvetica"/>
+                <w:i w:val="false"/>
+                <w:b w:val="false"/>
+                <w:u w:val="none"/>
+                <w:strike w:val="false"/>
+                <w:sz w:val="22"/>
+                <w:szCs w:val="22"/>
+                <w:color w:val="000000"/>
+              </w:rPr>
+              <w:t xml:space="preserve">16 (84%)</w:t>
             </w:r>
           </w:p>
         </w:tc>
@@ -4551,6 +4167,390 @@
         <w:trPr>
           <w:trHeight w:val="620" w:hRule="auto"/>
         </w:trPr>
+        body10
+        <w:tc>
+          <w:tcPr>
+            <w:tcBorders>
+              <w:bottom w:val="none" w:sz="0" w:space="0" w:color="000000"/>
+              <w:top w:val="none" w:sz="0" w:space="0" w:color="000000"/>
+              <w:left w:val="none" w:sz="0" w:space="0" w:color="000000"/>
+              <w:right w:val="none" w:sz="0" w:space="0" w:color="000000"/>
+            </w:tcBorders>
+            <w:shd w:val="clear" w:color="auto" w:fill="FFFFFF"/>
+            <w:tcMar>
+              <w:top w:w="0" w:type="dxa"/>
+              <w:bottom w:w="0" w:type="dxa"/>
+              <w:left w:w="0" w:type="dxa"/>
+              <w:right w:w="0" w:type="dxa"/>
+            </w:tcMar>
+            <w:vAlign w:val="top"/>
+          </w:tcPr>
+          <w:p>
+            <w:pPr>
+              <w:jc w:val="left"/>
+              <w:pBdr>
+                <w:bottom w:val="none" w:sz="0" w:space="0" w:color="000000"/>
+                <w:top w:val="none" w:sz="0" w:space="0" w:color="000000"/>
+                <w:left w:val="none" w:sz="0" w:space="0" w:color="000000"/>
+                <w:right w:val="none" w:sz="0" w:space="0" w:color="000000"/>
+              </w:pBdr>
+              <w:spacing w:after="100" w:before="100" w:line="240"/>
+              <w:ind w:left="300" w:right="100" w:firstLine="0" w:firstLineChars="0"/>
+              <w:rPr>
+                <w:rFonts w:ascii="Helvetica" w:hAnsi="Helvetica" w:eastAsia="Helvetica" w:cs="Helvetica"/>
+                <w:i w:val="false"/>
+                <w:b w:val="false"/>
+                <w:u w:val="none"/>
+                <w:strike w:val="false"/>
+                <w:sz w:val="22"/>
+                <w:szCs w:val="22"/>
+                <w:color w:val="000000"/>
+              </w:rPr>
+            </w:pPr>
+            <w:r>
+              <w:rPr>
+                <w:rFonts w:ascii="Helvetica" w:hAnsi="Helvetica" w:eastAsia="Helvetica" w:cs="Helvetica"/>
+                <w:i w:val="false"/>
+                <w:b w:val="false"/>
+                <w:u w:val="none"/>
+                <w:strike w:val="false"/>
+                <w:sz w:val="22"/>
+                <w:szCs w:val="22"/>
+                <w:color w:val="000000"/>
+              </w:rPr>
+              <w:t xml:space="preserve">Symmetric</w:t>
+            </w:r>
+          </w:p>
+        </w:tc>
+        <w:tc>
+          <w:tcPr>
+            <w:tcBorders>
+              <w:bottom w:val="none" w:sz="0" w:space="0" w:color="000000"/>
+              <w:top w:val="none" w:sz="0" w:space="0" w:color="000000"/>
+              <w:left w:val="none" w:sz="0" w:space="0" w:color="000000"/>
+              <w:right w:val="none" w:sz="0" w:space="0" w:color="000000"/>
+            </w:tcBorders>
+            <w:shd w:val="clear" w:color="auto" w:fill="FFFFFF"/>
+            <w:tcMar>
+              <w:top w:w="0" w:type="dxa"/>
+              <w:bottom w:w="0" w:type="dxa"/>
+              <w:left w:w="0" w:type="dxa"/>
+              <w:right w:w="0" w:type="dxa"/>
+            </w:tcMar>
+            <w:vAlign w:val="top"/>
+          </w:tcPr>
+          <w:p>
+            <w:pPr>
+              <w:jc w:val="center"/>
+              <w:pBdr>
+                <w:bottom w:val="none" w:sz="0" w:space="0" w:color="000000"/>
+                <w:top w:val="none" w:sz="0" w:space="0" w:color="000000"/>
+                <w:left w:val="none" w:sz="0" w:space="0" w:color="000000"/>
+                <w:right w:val="none" w:sz="0" w:space="0" w:color="000000"/>
+              </w:pBdr>
+              <w:spacing w:after="100" w:before="100" w:line="240"/>
+              <w:ind w:left="100" w:right="100" w:firstLine="0" w:firstLineChars="0"/>
+              <w:rPr>
+                <w:rFonts w:ascii="Helvetica" w:hAnsi="Helvetica" w:eastAsia="Helvetica" w:cs="Helvetica"/>
+                <w:i w:val="false"/>
+                <w:b w:val="false"/>
+                <w:u w:val="none"/>
+                <w:strike w:val="false"/>
+                <w:sz w:val="22"/>
+                <w:szCs w:val="22"/>
+                <w:color w:val="000000"/>
+              </w:rPr>
+            </w:pPr>
+            <w:r>
+              <w:rPr>
+                <w:rFonts w:ascii="Helvetica" w:hAnsi="Helvetica" w:eastAsia="Helvetica" w:cs="Helvetica"/>
+                <w:i w:val="false"/>
+                <w:b w:val="false"/>
+                <w:u w:val="none"/>
+                <w:strike w:val="false"/>
+                <w:sz w:val="22"/>
+                <w:szCs w:val="22"/>
+                <w:color w:val="000000"/>
+              </w:rPr>
+              <w:t xml:space="preserve">33 (15%)</w:t>
+            </w:r>
+          </w:p>
+        </w:tc>
+        <w:tc>
+          <w:tcPr>
+            <w:tcBorders>
+              <w:bottom w:val="none" w:sz="0" w:space="0" w:color="000000"/>
+              <w:top w:val="none" w:sz="0" w:space="0" w:color="000000"/>
+              <w:left w:val="none" w:sz="0" w:space="0" w:color="000000"/>
+              <w:right w:val="none" w:sz="0" w:space="0" w:color="000000"/>
+            </w:tcBorders>
+            <w:shd w:val="clear" w:color="auto" w:fill="FFFFFF"/>
+            <w:tcMar>
+              <w:top w:w="0" w:type="dxa"/>
+              <w:bottom w:w="0" w:type="dxa"/>
+              <w:left w:w="0" w:type="dxa"/>
+              <w:right w:w="0" w:type="dxa"/>
+            </w:tcMar>
+            <w:vAlign w:val="top"/>
+          </w:tcPr>
+          <w:p>
+            <w:pPr>
+              <w:jc w:val="center"/>
+              <w:pBdr>
+                <w:bottom w:val="none" w:sz="0" w:space="0" w:color="000000"/>
+                <w:top w:val="none" w:sz="0" w:space="0" w:color="000000"/>
+                <w:left w:val="none" w:sz="0" w:space="0" w:color="000000"/>
+                <w:right w:val="none" w:sz="0" w:space="0" w:color="000000"/>
+              </w:pBdr>
+              <w:spacing w:after="100" w:before="100" w:line="240"/>
+              <w:ind w:left="100" w:right="100" w:firstLine="0" w:firstLineChars="0"/>
+              <w:rPr>
+                <w:rFonts w:ascii="Helvetica" w:hAnsi="Helvetica" w:eastAsia="Helvetica" w:cs="Helvetica"/>
+                <w:i w:val="false"/>
+                <w:b w:val="false"/>
+                <w:u w:val="none"/>
+                <w:strike w:val="false"/>
+                <w:sz w:val="22"/>
+                <w:szCs w:val="22"/>
+                <w:color w:val="000000"/>
+              </w:rPr>
+            </w:pPr>
+            <w:r>
+              <w:rPr>
+                <w:rFonts w:ascii="Helvetica" w:hAnsi="Helvetica" w:eastAsia="Helvetica" w:cs="Helvetica"/>
+                <w:i w:val="false"/>
+                <w:b w:val="false"/>
+                <w:u w:val="none"/>
+                <w:strike w:val="false"/>
+                <w:sz w:val="22"/>
+                <w:szCs w:val="22"/>
+                <w:color w:val="000000"/>
+              </w:rPr>
+              <w:t xml:space="preserve">26 (7.8%)</w:t>
+            </w:r>
+          </w:p>
+        </w:tc>
+        <w:tc>
+          <w:tcPr>
+            <w:tcBorders>
+              <w:bottom w:val="none" w:sz="0" w:space="0" w:color="000000"/>
+              <w:top w:val="none" w:sz="0" w:space="0" w:color="000000"/>
+              <w:left w:val="none" w:sz="0" w:space="0" w:color="000000"/>
+              <w:right w:val="none" w:sz="0" w:space="0" w:color="000000"/>
+            </w:tcBorders>
+            <w:shd w:val="clear" w:color="auto" w:fill="FFFFFF"/>
+            <w:tcMar>
+              <w:top w:w="0" w:type="dxa"/>
+              <w:bottom w:w="0" w:type="dxa"/>
+              <w:left w:w="0" w:type="dxa"/>
+              <w:right w:w="0" w:type="dxa"/>
+            </w:tcMar>
+            <w:vAlign w:val="top"/>
+          </w:tcPr>
+          <w:p>
+            <w:pPr>
+              <w:jc w:val="center"/>
+              <w:pBdr>
+                <w:bottom w:val="none" w:sz="0" w:space="0" w:color="000000"/>
+                <w:top w:val="none" w:sz="0" w:space="0" w:color="000000"/>
+                <w:left w:val="none" w:sz="0" w:space="0" w:color="000000"/>
+                <w:right w:val="none" w:sz="0" w:space="0" w:color="000000"/>
+              </w:pBdr>
+              <w:spacing w:after="100" w:before="100" w:line="240"/>
+              <w:ind w:left="100" w:right="100" w:firstLine="0" w:firstLineChars="0"/>
+              <w:rPr>
+                <w:rFonts w:ascii="Helvetica" w:hAnsi="Helvetica" w:eastAsia="Helvetica" w:cs="Helvetica"/>
+                <w:i w:val="false"/>
+                <w:b w:val="false"/>
+                <w:u w:val="none"/>
+                <w:strike w:val="false"/>
+                <w:sz w:val="22"/>
+                <w:szCs w:val="22"/>
+                <w:color w:val="000000"/>
+              </w:rPr>
+            </w:pPr>
+            <w:r>
+              <w:rPr>
+                <w:rFonts w:ascii="Helvetica" w:hAnsi="Helvetica" w:eastAsia="Helvetica" w:cs="Helvetica"/>
+                <w:i w:val="false"/>
+                <w:b w:val="false"/>
+                <w:u w:val="none"/>
+                <w:strike w:val="false"/>
+                <w:sz w:val="22"/>
+                <w:szCs w:val="22"/>
+                <w:color w:val="000000"/>
+              </w:rPr>
+              <w:t xml:space="preserve">21 (11%)</w:t>
+            </w:r>
+          </w:p>
+        </w:tc>
+        <w:tc>
+          <w:tcPr>
+            <w:tcBorders>
+              <w:bottom w:val="none" w:sz="0" w:space="0" w:color="000000"/>
+              <w:top w:val="none" w:sz="0" w:space="0" w:color="000000"/>
+              <w:left w:val="none" w:sz="0" w:space="0" w:color="000000"/>
+              <w:right w:val="none" w:sz="0" w:space="0" w:color="000000"/>
+            </w:tcBorders>
+            <w:shd w:val="clear" w:color="auto" w:fill="FFFFFF"/>
+            <w:tcMar>
+              <w:top w:w="0" w:type="dxa"/>
+              <w:bottom w:w="0" w:type="dxa"/>
+              <w:left w:w="0" w:type="dxa"/>
+              <w:right w:w="0" w:type="dxa"/>
+            </w:tcMar>
+            <w:vAlign w:val="top"/>
+          </w:tcPr>
+          <w:p>
+            <w:pPr>
+              <w:jc w:val="center"/>
+              <w:pBdr>
+                <w:bottom w:val="none" w:sz="0" w:space="0" w:color="000000"/>
+                <w:top w:val="none" w:sz="0" w:space="0" w:color="000000"/>
+                <w:left w:val="none" w:sz="0" w:space="0" w:color="000000"/>
+                <w:right w:val="none" w:sz="0" w:space="0" w:color="000000"/>
+              </w:pBdr>
+              <w:spacing w:after="100" w:before="100" w:line="240"/>
+              <w:ind w:left="100" w:right="100" w:firstLine="0" w:firstLineChars="0"/>
+              <w:rPr>
+                <w:rFonts w:ascii="Helvetica" w:hAnsi="Helvetica" w:eastAsia="Helvetica" w:cs="Helvetica"/>
+                <w:i w:val="false"/>
+                <w:b w:val="false"/>
+                <w:u w:val="none"/>
+                <w:strike w:val="false"/>
+                <w:sz w:val="22"/>
+                <w:szCs w:val="22"/>
+                <w:color w:val="000000"/>
+              </w:rPr>
+            </w:pPr>
+            <w:r>
+              <w:rPr>
+                <w:rFonts w:ascii="Helvetica" w:hAnsi="Helvetica" w:eastAsia="Helvetica" w:cs="Helvetica"/>
+                <w:i w:val="false"/>
+                <w:b w:val="false"/>
+                <w:u w:val="none"/>
+                <w:strike w:val="false"/>
+                <w:sz w:val="22"/>
+                <w:szCs w:val="22"/>
+                <w:color w:val="000000"/>
+              </w:rPr>
+              <w:t xml:space="preserve">0 (0%)</w:t>
+            </w:r>
+          </w:p>
+        </w:tc>
+        <w:tc>
+          <w:tcPr>
+            <w:tcBorders>
+              <w:bottom w:val="none" w:sz="0" w:space="0" w:color="000000"/>
+              <w:top w:val="none" w:sz="0" w:space="0" w:color="000000"/>
+              <w:left w:val="none" w:sz="0" w:space="0" w:color="000000"/>
+              <w:right w:val="none" w:sz="0" w:space="0" w:color="000000"/>
+            </w:tcBorders>
+            <w:shd w:val="clear" w:color="auto" w:fill="FFFFFF"/>
+            <w:tcMar>
+              <w:top w:w="0" w:type="dxa"/>
+              <w:bottom w:w="0" w:type="dxa"/>
+              <w:left w:w="0" w:type="dxa"/>
+              <w:right w:w="0" w:type="dxa"/>
+            </w:tcMar>
+            <w:vAlign w:val="top"/>
+          </w:tcPr>
+          <w:p>
+            <w:pPr>
+              <w:jc w:val="center"/>
+              <w:pBdr>
+                <w:bottom w:val="none" w:sz="0" w:space="0" w:color="000000"/>
+                <w:top w:val="none" w:sz="0" w:space="0" w:color="000000"/>
+                <w:left w:val="none" w:sz="0" w:space="0" w:color="000000"/>
+                <w:right w:val="none" w:sz="0" w:space="0" w:color="000000"/>
+              </w:pBdr>
+              <w:spacing w:after="100" w:before="100" w:line="240"/>
+              <w:ind w:left="100" w:right="100" w:firstLine="0" w:firstLineChars="0"/>
+              <w:rPr>
+                <w:rFonts w:ascii="Helvetica" w:hAnsi="Helvetica" w:eastAsia="Helvetica" w:cs="Helvetica"/>
+                <w:i w:val="false"/>
+                <w:b w:val="false"/>
+                <w:u w:val="none"/>
+                <w:strike w:val="false"/>
+                <w:sz w:val="22"/>
+                <w:szCs w:val="22"/>
+                <w:color w:val="000000"/>
+              </w:rPr>
+            </w:pPr>
+            <w:r>
+              <w:rPr>
+                <w:rFonts w:ascii="Helvetica" w:hAnsi="Helvetica" w:eastAsia="Helvetica" w:cs="Helvetica"/>
+                <w:i w:val="false"/>
+                <w:b w:val="false"/>
+                <w:u w:val="none"/>
+                <w:strike w:val="false"/>
+                <w:sz w:val="22"/>
+                <w:szCs w:val="22"/>
+                <w:color w:val="000000"/>
+              </w:rPr>
+              <w:t xml:space="preserve">0 (NA%)</w:t>
+            </w:r>
+          </w:p>
+        </w:tc>
+        <w:tc>
+          <w:tcPr>
+            <w:tcBorders>
+              <w:bottom w:val="none" w:sz="0" w:space="0" w:color="000000"/>
+              <w:top w:val="none" w:sz="0" w:space="0" w:color="000000"/>
+              <w:left w:val="none" w:sz="0" w:space="0" w:color="000000"/>
+              <w:right w:val="none" w:sz="0" w:space="0" w:color="000000"/>
+            </w:tcBorders>
+            <w:shd w:val="clear" w:color="auto" w:fill="FFFFFF"/>
+            <w:tcMar>
+              <w:top w:w="0" w:type="dxa"/>
+              <w:bottom w:w="0" w:type="dxa"/>
+              <w:left w:w="0" w:type="dxa"/>
+              <w:right w:w="0" w:type="dxa"/>
+            </w:tcMar>
+            <w:vAlign w:val="top"/>
+          </w:tcPr>
+          <w:p>
+            <w:pPr>
+              <w:jc w:val="center"/>
+              <w:pBdr>
+                <w:bottom w:val="none" w:sz="0" w:space="0" w:color="000000"/>
+                <w:top w:val="none" w:sz="0" w:space="0" w:color="000000"/>
+                <w:left w:val="none" w:sz="0" w:space="0" w:color="000000"/>
+                <w:right w:val="none" w:sz="0" w:space="0" w:color="000000"/>
+              </w:pBdr>
+              <w:spacing w:after="100" w:before="100" w:line="240"/>
+              <w:ind w:left="100" w:right="100" w:firstLine="0" w:firstLineChars="0"/>
+              <w:rPr>
+                <w:rFonts w:ascii="Helvetica" w:hAnsi="Helvetica" w:eastAsia="Helvetica" w:cs="Helvetica"/>
+                <w:i w:val="false"/>
+                <w:b w:val="false"/>
+                <w:u w:val="none"/>
+                <w:strike w:val="false"/>
+                <w:sz w:val="22"/>
+                <w:szCs w:val="22"/>
+                <w:color w:val="000000"/>
+              </w:rPr>
+            </w:pPr>
+            <w:r>
+              <w:rPr>
+                <w:rFonts w:ascii="Helvetica" w:hAnsi="Helvetica" w:eastAsia="Helvetica" w:cs="Helvetica"/>
+                <w:i w:val="false"/>
+                <w:b w:val="false"/>
+                <w:u w:val="none"/>
+                <w:strike w:val="false"/>
+                <w:sz w:val="22"/>
+                <w:szCs w:val="22"/>
+                <w:color w:val="000000"/>
+              </w:rPr>
+              <w:t xml:space="preserve"/>
+            </w:r>
+          </w:p>
+        </w:tc>
+      </w:tr>
+      <w:tr>
+        <w:trPr>
+          <w:trHeight w:val="648" w:hRule="auto"/>
+        </w:trPr>
         body11
         <w:tc>
           <w:tcPr>
@@ -4579,354 +4579,354 @@
                 <w:right w:val="none" w:sz="0" w:space="0" w:color="000000"/>
               </w:pBdr>
               <w:spacing w:after="100" w:before="100" w:line="240"/>
-              <w:ind w:left="300" w:right="100" w:firstLine="0" w:firstLineChars="0"/>
-              <w:rPr>
-                <w:rFonts w:ascii="Helvetica" w:hAnsi="Helvetica" w:eastAsia="Helvetica" w:cs="Helvetica"/>
-                <w:i w:val="false"/>
-                <w:b w:val="false"/>
-                <w:u w:val="none"/>
-                <w:strike w:val="false"/>
-                <w:sz w:val="22"/>
-                <w:szCs w:val="22"/>
-                <w:color w:val="000000"/>
-              </w:rPr>
-            </w:pPr>
-            <w:r>
-              <w:rPr>
-                <w:rFonts w:ascii="Helvetica" w:hAnsi="Helvetica" w:eastAsia="Helvetica" w:cs="Helvetica"/>
-                <w:i w:val="false"/>
-                <w:b w:val="false"/>
-                <w:u w:val="none"/>
-                <w:strike w:val="false"/>
-                <w:sz w:val="22"/>
-                <w:szCs w:val="22"/>
-                <w:color w:val="000000"/>
-              </w:rPr>
-              <w:t xml:space="preserve">Symmetric</w:t>
-            </w:r>
-          </w:p>
-        </w:tc>
-        <w:tc>
-          <w:tcPr>
-            <w:tcBorders>
-              <w:bottom w:val="none" w:sz="0" w:space="0" w:color="000000"/>
-              <w:top w:val="none" w:sz="0" w:space="0" w:color="000000"/>
-              <w:left w:val="none" w:sz="0" w:space="0" w:color="000000"/>
-              <w:right w:val="none" w:sz="0" w:space="0" w:color="000000"/>
-            </w:tcBorders>
-            <w:shd w:val="clear" w:color="auto" w:fill="FFFFFF"/>
-            <w:tcMar>
-              <w:top w:w="0" w:type="dxa"/>
-              <w:bottom w:w="0" w:type="dxa"/>
-              <w:left w:w="0" w:type="dxa"/>
-              <w:right w:w="0" w:type="dxa"/>
-            </w:tcMar>
-            <w:vAlign w:val="top"/>
-          </w:tcPr>
-          <w:p>
-            <w:pPr>
-              <w:jc w:val="center"/>
-              <w:pBdr>
-                <w:bottom w:val="none" w:sz="0" w:space="0" w:color="000000"/>
-                <w:top w:val="none" w:sz="0" w:space="0" w:color="000000"/>
-                <w:left w:val="none" w:sz="0" w:space="0" w:color="000000"/>
-                <w:right w:val="none" w:sz="0" w:space="0" w:color="000000"/>
-              </w:pBdr>
-              <w:spacing w:after="100" w:before="100" w:line="240"/>
-              <w:ind w:left="100" w:right="100" w:firstLine="0" w:firstLineChars="0"/>
-              <w:rPr>
-                <w:rFonts w:ascii="Helvetica" w:hAnsi="Helvetica" w:eastAsia="Helvetica" w:cs="Helvetica"/>
-                <w:i w:val="false"/>
-                <w:b w:val="false"/>
-                <w:u w:val="none"/>
-                <w:strike w:val="false"/>
-                <w:sz w:val="22"/>
-                <w:szCs w:val="22"/>
-                <w:color w:val="000000"/>
-              </w:rPr>
-            </w:pPr>
-            <w:r>
-              <w:rPr>
-                <w:rFonts w:ascii="Helvetica" w:hAnsi="Helvetica" w:eastAsia="Helvetica" w:cs="Helvetica"/>
-                <w:i w:val="false"/>
-                <w:b w:val="false"/>
-                <w:u w:val="none"/>
-                <w:strike w:val="false"/>
-                <w:sz w:val="22"/>
-                <w:szCs w:val="22"/>
-                <w:color w:val="000000"/>
-              </w:rPr>
-              <w:t xml:space="preserve">51 (11%)</w:t>
-            </w:r>
-          </w:p>
-        </w:tc>
-        <w:tc>
-          <w:tcPr>
-            <w:tcBorders>
-              <w:bottom w:val="none" w:sz="0" w:space="0" w:color="000000"/>
-              <w:top w:val="none" w:sz="0" w:space="0" w:color="000000"/>
-              <w:left w:val="none" w:sz="0" w:space="0" w:color="000000"/>
-              <w:right w:val="none" w:sz="0" w:space="0" w:color="000000"/>
-            </w:tcBorders>
-            <w:shd w:val="clear" w:color="auto" w:fill="FFFFFF"/>
-            <w:tcMar>
-              <w:top w:w="0" w:type="dxa"/>
-              <w:bottom w:w="0" w:type="dxa"/>
-              <w:left w:w="0" w:type="dxa"/>
-              <w:right w:w="0" w:type="dxa"/>
-            </w:tcMar>
-            <w:vAlign w:val="top"/>
-          </w:tcPr>
-          <w:p>
-            <w:pPr>
-              <w:jc w:val="center"/>
-              <w:pBdr>
-                <w:bottom w:val="none" w:sz="0" w:space="0" w:color="000000"/>
-                <w:top w:val="none" w:sz="0" w:space="0" w:color="000000"/>
-                <w:left w:val="none" w:sz="0" w:space="0" w:color="000000"/>
-                <w:right w:val="none" w:sz="0" w:space="0" w:color="000000"/>
-              </w:pBdr>
-              <w:spacing w:after="100" w:before="100" w:line="240"/>
-              <w:ind w:left="100" w:right="100" w:firstLine="0" w:firstLineChars="0"/>
-              <w:rPr>
-                <w:rFonts w:ascii="Helvetica" w:hAnsi="Helvetica" w:eastAsia="Helvetica" w:cs="Helvetica"/>
-                <w:i w:val="false"/>
-                <w:b w:val="false"/>
-                <w:u w:val="none"/>
-                <w:strike w:val="false"/>
-                <w:sz w:val="22"/>
-                <w:szCs w:val="22"/>
-                <w:color w:val="000000"/>
-              </w:rPr>
-            </w:pPr>
-            <w:r>
-              <w:rPr>
-                <w:rFonts w:ascii="Helvetica" w:hAnsi="Helvetica" w:eastAsia="Helvetica" w:cs="Helvetica"/>
-                <w:i w:val="false"/>
-                <w:b w:val="false"/>
-                <w:u w:val="none"/>
-                <w:strike w:val="false"/>
-                <w:sz w:val="22"/>
-                <w:szCs w:val="22"/>
-                <w:color w:val="000000"/>
-              </w:rPr>
-              <w:t xml:space="preserve">22 (23%)</w:t>
-            </w:r>
-          </w:p>
-        </w:tc>
-        <w:tc>
-          <w:tcPr>
-            <w:tcBorders>
-              <w:bottom w:val="none" w:sz="0" w:space="0" w:color="000000"/>
-              <w:top w:val="none" w:sz="0" w:space="0" w:color="000000"/>
-              <w:left w:val="none" w:sz="0" w:space="0" w:color="000000"/>
-              <w:right w:val="none" w:sz="0" w:space="0" w:color="000000"/>
-            </w:tcBorders>
-            <w:shd w:val="clear" w:color="auto" w:fill="FFFFFF"/>
-            <w:tcMar>
-              <w:top w:w="0" w:type="dxa"/>
-              <w:bottom w:w="0" w:type="dxa"/>
-              <w:left w:w="0" w:type="dxa"/>
-              <w:right w:w="0" w:type="dxa"/>
-            </w:tcMar>
-            <w:vAlign w:val="top"/>
-          </w:tcPr>
-          <w:p>
-            <w:pPr>
-              <w:jc w:val="center"/>
-              <w:pBdr>
-                <w:bottom w:val="none" w:sz="0" w:space="0" w:color="000000"/>
-                <w:top w:val="none" w:sz="0" w:space="0" w:color="000000"/>
-                <w:left w:val="none" w:sz="0" w:space="0" w:color="000000"/>
-                <w:right w:val="none" w:sz="0" w:space="0" w:color="000000"/>
-              </w:pBdr>
-              <w:spacing w:after="100" w:before="100" w:line="240"/>
-              <w:ind w:left="100" w:right="100" w:firstLine="0" w:firstLineChars="0"/>
-              <w:rPr>
-                <w:rFonts w:ascii="Helvetica" w:hAnsi="Helvetica" w:eastAsia="Helvetica" w:cs="Helvetica"/>
-                <w:i w:val="false"/>
-                <w:b w:val="false"/>
-                <w:u w:val="none"/>
-                <w:strike w:val="false"/>
-                <w:sz w:val="22"/>
-                <w:szCs w:val="22"/>
-                <w:color w:val="000000"/>
-              </w:rPr>
-            </w:pPr>
-            <w:r>
-              <w:rPr>
-                <w:rFonts w:ascii="Helvetica" w:hAnsi="Helvetica" w:eastAsia="Helvetica" w:cs="Helvetica"/>
-                <w:i w:val="false"/>
-                <w:b w:val="false"/>
-                <w:u w:val="none"/>
-                <w:strike w:val="false"/>
-                <w:sz w:val="22"/>
-                <w:szCs w:val="22"/>
-                <w:color w:val="000000"/>
-              </w:rPr>
-              <w:t xml:space="preserve">9 (8.1%)</w:t>
-            </w:r>
-          </w:p>
-        </w:tc>
-        <w:tc>
-          <w:tcPr>
-            <w:tcBorders>
-              <w:bottom w:val="none" w:sz="0" w:space="0" w:color="000000"/>
-              <w:top w:val="none" w:sz="0" w:space="0" w:color="000000"/>
-              <w:left w:val="none" w:sz="0" w:space="0" w:color="000000"/>
-              <w:right w:val="none" w:sz="0" w:space="0" w:color="000000"/>
-            </w:tcBorders>
-            <w:shd w:val="clear" w:color="auto" w:fill="FFFFFF"/>
-            <w:tcMar>
-              <w:top w:w="0" w:type="dxa"/>
-              <w:bottom w:w="0" w:type="dxa"/>
-              <w:left w:w="0" w:type="dxa"/>
-              <w:right w:w="0" w:type="dxa"/>
-            </w:tcMar>
-            <w:vAlign w:val="top"/>
-          </w:tcPr>
-          <w:p>
-            <w:pPr>
-              <w:jc w:val="center"/>
-              <w:pBdr>
-                <w:bottom w:val="none" w:sz="0" w:space="0" w:color="000000"/>
-                <w:top w:val="none" w:sz="0" w:space="0" w:color="000000"/>
-                <w:left w:val="none" w:sz="0" w:space="0" w:color="000000"/>
-                <w:right w:val="none" w:sz="0" w:space="0" w:color="000000"/>
-              </w:pBdr>
-              <w:spacing w:after="100" w:before="100" w:line="240"/>
-              <w:ind w:left="100" w:right="100" w:firstLine="0" w:firstLineChars="0"/>
-              <w:rPr>
-                <w:rFonts w:ascii="Helvetica" w:hAnsi="Helvetica" w:eastAsia="Helvetica" w:cs="Helvetica"/>
-                <w:i w:val="false"/>
-                <w:b w:val="false"/>
-                <w:u w:val="none"/>
-                <w:strike w:val="false"/>
-                <w:sz w:val="22"/>
-                <w:szCs w:val="22"/>
-                <w:color w:val="000000"/>
-              </w:rPr>
-            </w:pPr>
-            <w:r>
-              <w:rPr>
-                <w:rFonts w:ascii="Helvetica" w:hAnsi="Helvetica" w:eastAsia="Helvetica" w:cs="Helvetica"/>
-                <w:i w:val="false"/>
-                <w:b w:val="false"/>
-                <w:u w:val="none"/>
-                <w:strike w:val="false"/>
-                <w:sz w:val="22"/>
-                <w:szCs w:val="22"/>
-                <w:color w:val="000000"/>
-              </w:rPr>
-              <w:t xml:space="preserve">6 (19%)</w:t>
-            </w:r>
-          </w:p>
-        </w:tc>
-        <w:tc>
-          <w:tcPr>
-            <w:tcBorders>
-              <w:bottom w:val="none" w:sz="0" w:space="0" w:color="000000"/>
-              <w:top w:val="none" w:sz="0" w:space="0" w:color="000000"/>
-              <w:left w:val="none" w:sz="0" w:space="0" w:color="000000"/>
-              <w:right w:val="none" w:sz="0" w:space="0" w:color="000000"/>
-            </w:tcBorders>
-            <w:shd w:val="clear" w:color="auto" w:fill="FFFFFF"/>
-            <w:tcMar>
-              <w:top w:w="0" w:type="dxa"/>
-              <w:bottom w:w="0" w:type="dxa"/>
-              <w:left w:w="0" w:type="dxa"/>
-              <w:right w:w="0" w:type="dxa"/>
-            </w:tcMar>
-            <w:vAlign w:val="top"/>
-          </w:tcPr>
-          <w:p>
-            <w:pPr>
-              <w:jc w:val="center"/>
-              <w:pBdr>
-                <w:bottom w:val="none" w:sz="0" w:space="0" w:color="000000"/>
-                <w:top w:val="none" w:sz="0" w:space="0" w:color="000000"/>
-                <w:left w:val="none" w:sz="0" w:space="0" w:color="000000"/>
-                <w:right w:val="none" w:sz="0" w:space="0" w:color="000000"/>
-              </w:pBdr>
-              <w:spacing w:after="100" w:before="100" w:line="240"/>
-              <w:ind w:left="100" w:right="100" w:firstLine="0" w:firstLineChars="0"/>
-              <w:rPr>
-                <w:rFonts w:ascii="Helvetica" w:hAnsi="Helvetica" w:eastAsia="Helvetica" w:cs="Helvetica"/>
-                <w:i w:val="false"/>
-                <w:b w:val="false"/>
-                <w:u w:val="none"/>
-                <w:strike w:val="false"/>
-                <w:sz w:val="22"/>
-                <w:szCs w:val="22"/>
-                <w:color w:val="000000"/>
-              </w:rPr>
-            </w:pPr>
-            <w:r>
-              <w:rPr>
-                <w:rFonts w:ascii="Helvetica" w:hAnsi="Helvetica" w:eastAsia="Helvetica" w:cs="Helvetica"/>
-                <w:i w:val="false"/>
-                <w:b w:val="false"/>
-                <w:u w:val="none"/>
-                <w:strike w:val="false"/>
-                <w:sz w:val="22"/>
-                <w:szCs w:val="22"/>
-                <w:color w:val="000000"/>
-              </w:rPr>
-              <w:t xml:space="preserve">0 (NA%)</w:t>
-            </w:r>
-          </w:p>
-        </w:tc>
-        <w:tc>
-          <w:tcPr>
-            <w:tcBorders>
-              <w:bottom w:val="none" w:sz="0" w:space="0" w:color="000000"/>
-              <w:top w:val="none" w:sz="0" w:space="0" w:color="000000"/>
-              <w:left w:val="none" w:sz="0" w:space="0" w:color="000000"/>
-              <w:right w:val="none" w:sz="0" w:space="0" w:color="000000"/>
-            </w:tcBorders>
-            <w:shd w:val="clear" w:color="auto" w:fill="FFFFFF"/>
-            <w:tcMar>
-              <w:top w:w="0" w:type="dxa"/>
-              <w:bottom w:w="0" w:type="dxa"/>
-              <w:left w:w="0" w:type="dxa"/>
-              <w:right w:w="0" w:type="dxa"/>
-            </w:tcMar>
-            <w:vAlign w:val="top"/>
-          </w:tcPr>
-          <w:p>
-            <w:pPr>
-              <w:jc w:val="center"/>
-              <w:pBdr>
-                <w:bottom w:val="none" w:sz="0" w:space="0" w:color="000000"/>
-                <w:top w:val="none" w:sz="0" w:space="0" w:color="000000"/>
-                <w:left w:val="none" w:sz="0" w:space="0" w:color="000000"/>
-                <w:right w:val="none" w:sz="0" w:space="0" w:color="000000"/>
-              </w:pBdr>
-              <w:spacing w:after="100" w:before="100" w:line="240"/>
-              <w:ind w:left="100" w:right="100" w:firstLine="0" w:firstLineChars="0"/>
-              <w:rPr>
-                <w:rFonts w:ascii="Helvetica" w:hAnsi="Helvetica" w:eastAsia="Helvetica" w:cs="Helvetica"/>
-                <w:i w:val="false"/>
-                <w:b w:val="false"/>
-                <w:u w:val="none"/>
-                <w:strike w:val="false"/>
-                <w:sz w:val="22"/>
-                <w:szCs w:val="22"/>
-                <w:color w:val="000000"/>
-              </w:rPr>
-            </w:pPr>
-            <w:r>
-              <w:rPr>
-                <w:rFonts w:ascii="Helvetica" w:hAnsi="Helvetica" w:eastAsia="Helvetica" w:cs="Helvetica"/>
-                <w:i w:val="false"/>
-                <w:b w:val="false"/>
-                <w:u w:val="none"/>
-                <w:strike w:val="false"/>
-                <w:sz w:val="22"/>
-                <w:szCs w:val="22"/>
-                <w:color w:val="000000"/>
-              </w:rPr>
-              <w:t xml:space="preserve"/>
+              <w:ind w:left="100" w:right="100" w:firstLine="0" w:firstLineChars="0"/>
+              <w:rPr>
+                <w:rFonts w:ascii="Helvetica" w:hAnsi="Helvetica" w:eastAsia="Helvetica" w:cs="Helvetica"/>
+                <w:i w:val="false"/>
+                <w:b w:val="true"/>
+                <w:u w:val="none"/>
+                <w:strike w:val="false"/>
+                <w:sz w:val="22"/>
+                <w:szCs w:val="22"/>
+                <w:color w:val="000000"/>
+              </w:rPr>
+            </w:pPr>
+            <w:r>
+              <w:rPr>
+                <w:rFonts w:ascii="Helvetica" w:hAnsi="Helvetica" w:eastAsia="Helvetica" w:cs="Helvetica"/>
+                <w:i w:val="false"/>
+                <w:b w:val="true"/>
+                <w:u w:val="none"/>
+                <w:strike w:val="false"/>
+                <w:sz w:val="22"/>
+                <w:szCs w:val="22"/>
+                <w:color w:val="000000"/>
+              </w:rPr>
+              <w:t xml:space="preserve">Peak VO₂ (FRIEND 2.0 %pred)</w:t>
+            </w:r>
+          </w:p>
+        </w:tc>
+        <w:tc>
+          <w:tcPr>
+            <w:tcBorders>
+              <w:bottom w:val="none" w:sz="0" w:space="0" w:color="000000"/>
+              <w:top w:val="none" w:sz="0" w:space="0" w:color="000000"/>
+              <w:left w:val="none" w:sz="0" w:space="0" w:color="000000"/>
+              <w:right w:val="none" w:sz="0" w:space="0" w:color="000000"/>
+            </w:tcBorders>
+            <w:shd w:val="clear" w:color="auto" w:fill="FFFFFF"/>
+            <w:tcMar>
+              <w:top w:w="0" w:type="dxa"/>
+              <w:bottom w:w="0" w:type="dxa"/>
+              <w:left w:w="0" w:type="dxa"/>
+              <w:right w:w="0" w:type="dxa"/>
+            </w:tcMar>
+            <w:vAlign w:val="top"/>
+          </w:tcPr>
+          <w:p>
+            <w:pPr>
+              <w:jc w:val="center"/>
+              <w:pBdr>
+                <w:bottom w:val="none" w:sz="0" w:space="0" w:color="000000"/>
+                <w:top w:val="none" w:sz="0" w:space="0" w:color="000000"/>
+                <w:left w:val="none" w:sz="0" w:space="0" w:color="000000"/>
+                <w:right w:val="none" w:sz="0" w:space="0" w:color="000000"/>
+              </w:pBdr>
+              <w:spacing w:after="100" w:before="100" w:line="240"/>
+              <w:ind w:left="100" w:right="100" w:firstLine="0" w:firstLineChars="0"/>
+              <w:rPr>
+                <w:rFonts w:ascii="Helvetica" w:hAnsi="Helvetica" w:eastAsia="Helvetica" w:cs="Helvetica"/>
+                <w:i w:val="false"/>
+                <w:b w:val="false"/>
+                <w:u w:val="none"/>
+                <w:strike w:val="false"/>
+                <w:sz w:val="22"/>
+                <w:szCs w:val="22"/>
+                <w:color w:val="000000"/>
+              </w:rPr>
+            </w:pPr>
+            <w:r>
+              <w:rPr>
+                <w:rFonts w:ascii="Helvetica" w:hAnsi="Helvetica" w:eastAsia="Helvetica" w:cs="Helvetica"/>
+                <w:i w:val="false"/>
+                <w:b w:val="false"/>
+                <w:u w:val="none"/>
+                <w:strike w:val="false"/>
+                <w:sz w:val="22"/>
+                <w:szCs w:val="22"/>
+                <w:color w:val="000000"/>
+              </w:rPr>
+              <w:t xml:space="preserve">73.6 (36.5)</w:t>
+            </w:r>
+          </w:p>
+        </w:tc>
+        <w:tc>
+          <w:tcPr>
+            <w:tcBorders>
+              <w:bottom w:val="none" w:sz="0" w:space="0" w:color="000000"/>
+              <w:top w:val="none" w:sz="0" w:space="0" w:color="000000"/>
+              <w:left w:val="none" w:sz="0" w:space="0" w:color="000000"/>
+              <w:right w:val="none" w:sz="0" w:space="0" w:color="000000"/>
+            </w:tcBorders>
+            <w:shd w:val="clear" w:color="auto" w:fill="FFFFFF"/>
+            <w:tcMar>
+              <w:top w:w="0" w:type="dxa"/>
+              <w:bottom w:w="0" w:type="dxa"/>
+              <w:left w:w="0" w:type="dxa"/>
+              <w:right w:w="0" w:type="dxa"/>
+            </w:tcMar>
+            <w:vAlign w:val="top"/>
+          </w:tcPr>
+          <w:p>
+            <w:pPr>
+              <w:jc w:val="center"/>
+              <w:pBdr>
+                <w:bottom w:val="none" w:sz="0" w:space="0" w:color="000000"/>
+                <w:top w:val="none" w:sz="0" w:space="0" w:color="000000"/>
+                <w:left w:val="none" w:sz="0" w:space="0" w:color="000000"/>
+                <w:right w:val="none" w:sz="0" w:space="0" w:color="000000"/>
+              </w:pBdr>
+              <w:spacing w:after="100" w:before="100" w:line="240"/>
+              <w:ind w:left="100" w:right="100" w:firstLine="0" w:firstLineChars="0"/>
+              <w:rPr>
+                <w:rFonts w:ascii="Helvetica" w:hAnsi="Helvetica" w:eastAsia="Helvetica" w:cs="Helvetica"/>
+                <w:i w:val="false"/>
+                <w:b w:val="false"/>
+                <w:u w:val="none"/>
+                <w:strike w:val="false"/>
+                <w:sz w:val="22"/>
+                <w:szCs w:val="22"/>
+                <w:color w:val="000000"/>
+              </w:rPr>
+            </w:pPr>
+            <w:r>
+              <w:rPr>
+                <w:rFonts w:ascii="Helvetica" w:hAnsi="Helvetica" w:eastAsia="Helvetica" w:cs="Helvetica"/>
+                <w:i w:val="false"/>
+                <w:b w:val="false"/>
+                <w:u w:val="none"/>
+                <w:strike w:val="false"/>
+                <w:sz w:val="22"/>
+                <w:szCs w:val="22"/>
+                <w:color w:val="000000"/>
+              </w:rPr>
+              <w:t xml:space="preserve">86.6 (42.0)</w:t>
+            </w:r>
+          </w:p>
+        </w:tc>
+        <w:tc>
+          <w:tcPr>
+            <w:tcBorders>
+              <w:bottom w:val="none" w:sz="0" w:space="0" w:color="000000"/>
+              <w:top w:val="none" w:sz="0" w:space="0" w:color="000000"/>
+              <w:left w:val="none" w:sz="0" w:space="0" w:color="000000"/>
+              <w:right w:val="none" w:sz="0" w:space="0" w:color="000000"/>
+            </w:tcBorders>
+            <w:shd w:val="clear" w:color="auto" w:fill="FFFFFF"/>
+            <w:tcMar>
+              <w:top w:w="0" w:type="dxa"/>
+              <w:bottom w:w="0" w:type="dxa"/>
+              <w:left w:w="0" w:type="dxa"/>
+              <w:right w:w="0" w:type="dxa"/>
+            </w:tcMar>
+            <w:vAlign w:val="top"/>
+          </w:tcPr>
+          <w:p>
+            <w:pPr>
+              <w:jc w:val="center"/>
+              <w:pBdr>
+                <w:bottom w:val="none" w:sz="0" w:space="0" w:color="000000"/>
+                <w:top w:val="none" w:sz="0" w:space="0" w:color="000000"/>
+                <w:left w:val="none" w:sz="0" w:space="0" w:color="000000"/>
+                <w:right w:val="none" w:sz="0" w:space="0" w:color="000000"/>
+              </w:pBdr>
+              <w:spacing w:after="100" w:before="100" w:line="240"/>
+              <w:ind w:left="100" w:right="100" w:firstLine="0" w:firstLineChars="0"/>
+              <w:rPr>
+                <w:rFonts w:ascii="Helvetica" w:hAnsi="Helvetica" w:eastAsia="Helvetica" w:cs="Helvetica"/>
+                <w:i w:val="false"/>
+                <w:b w:val="false"/>
+                <w:u w:val="none"/>
+                <w:strike w:val="false"/>
+                <w:sz w:val="22"/>
+                <w:szCs w:val="22"/>
+                <w:color w:val="000000"/>
+              </w:rPr>
+            </w:pPr>
+            <w:r>
+              <w:rPr>
+                <w:rFonts w:ascii="Helvetica" w:hAnsi="Helvetica" w:eastAsia="Helvetica" w:cs="Helvetica"/>
+                <w:i w:val="false"/>
+                <w:b w:val="false"/>
+                <w:u w:val="none"/>
+                <w:strike w:val="false"/>
+                <w:sz w:val="22"/>
+                <w:szCs w:val="22"/>
+                <w:color w:val="000000"/>
+              </w:rPr>
+              <w:t xml:space="preserve">70.8 (34.3)</w:t>
+            </w:r>
+          </w:p>
+        </w:tc>
+        <w:tc>
+          <w:tcPr>
+            <w:tcBorders>
+              <w:bottom w:val="none" w:sz="0" w:space="0" w:color="000000"/>
+              <w:top w:val="none" w:sz="0" w:space="0" w:color="000000"/>
+              <w:left w:val="none" w:sz="0" w:space="0" w:color="000000"/>
+              <w:right w:val="none" w:sz="0" w:space="0" w:color="000000"/>
+            </w:tcBorders>
+            <w:shd w:val="clear" w:color="auto" w:fill="FFFFFF"/>
+            <w:tcMar>
+              <w:top w:w="0" w:type="dxa"/>
+              <w:bottom w:w="0" w:type="dxa"/>
+              <w:left w:w="0" w:type="dxa"/>
+              <w:right w:w="0" w:type="dxa"/>
+            </w:tcMar>
+            <w:vAlign w:val="top"/>
+          </w:tcPr>
+          <w:p>
+            <w:pPr>
+              <w:jc w:val="center"/>
+              <w:pBdr>
+                <w:bottom w:val="none" w:sz="0" w:space="0" w:color="000000"/>
+                <w:top w:val="none" w:sz="0" w:space="0" w:color="000000"/>
+                <w:left w:val="none" w:sz="0" w:space="0" w:color="000000"/>
+                <w:right w:val="none" w:sz="0" w:space="0" w:color="000000"/>
+              </w:pBdr>
+              <w:spacing w:after="100" w:before="100" w:line="240"/>
+              <w:ind w:left="100" w:right="100" w:firstLine="0" w:firstLineChars="0"/>
+              <w:rPr>
+                <w:rFonts w:ascii="Helvetica" w:hAnsi="Helvetica" w:eastAsia="Helvetica" w:cs="Helvetica"/>
+                <w:i w:val="false"/>
+                <w:b w:val="false"/>
+                <w:u w:val="none"/>
+                <w:strike w:val="false"/>
+                <w:sz w:val="22"/>
+                <w:szCs w:val="22"/>
+                <w:color w:val="000000"/>
+              </w:rPr>
+            </w:pPr>
+            <w:r>
+              <w:rPr>
+                <w:rFonts w:ascii="Helvetica" w:hAnsi="Helvetica" w:eastAsia="Helvetica" w:cs="Helvetica"/>
+                <w:i w:val="false"/>
+                <w:b w:val="false"/>
+                <w:u w:val="none"/>
+                <w:strike w:val="false"/>
+                <w:sz w:val="22"/>
+                <w:szCs w:val="22"/>
+                <w:color w:val="000000"/>
+              </w:rPr>
+              <w:t xml:space="preserve">53.7 (10.2)</w:t>
+            </w:r>
+          </w:p>
+        </w:tc>
+        <w:tc>
+          <w:tcPr>
+            <w:tcBorders>
+              <w:bottom w:val="none" w:sz="0" w:space="0" w:color="000000"/>
+              <w:top w:val="none" w:sz="0" w:space="0" w:color="000000"/>
+              <w:left w:val="none" w:sz="0" w:space="0" w:color="000000"/>
+              <w:right w:val="none" w:sz="0" w:space="0" w:color="000000"/>
+            </w:tcBorders>
+            <w:shd w:val="clear" w:color="auto" w:fill="FFFFFF"/>
+            <w:tcMar>
+              <w:top w:w="0" w:type="dxa"/>
+              <w:bottom w:w="0" w:type="dxa"/>
+              <w:left w:w="0" w:type="dxa"/>
+              <w:right w:w="0" w:type="dxa"/>
+            </w:tcMar>
+            <w:vAlign w:val="top"/>
+          </w:tcPr>
+          <w:p>
+            <w:pPr>
+              <w:jc w:val="center"/>
+              <w:pBdr>
+                <w:bottom w:val="none" w:sz="0" w:space="0" w:color="000000"/>
+                <w:top w:val="none" w:sz="0" w:space="0" w:color="000000"/>
+                <w:left w:val="none" w:sz="0" w:space="0" w:color="000000"/>
+                <w:right w:val="none" w:sz="0" w:space="0" w:color="000000"/>
+              </w:pBdr>
+              <w:spacing w:after="100" w:before="100" w:line="240"/>
+              <w:ind w:left="100" w:right="100" w:firstLine="0" w:firstLineChars="0"/>
+              <w:rPr>
+                <w:rFonts w:ascii="Helvetica" w:hAnsi="Helvetica" w:eastAsia="Helvetica" w:cs="Helvetica"/>
+                <w:i w:val="false"/>
+                <w:b w:val="false"/>
+                <w:u w:val="none"/>
+                <w:strike w:val="false"/>
+                <w:sz w:val="22"/>
+                <w:szCs w:val="22"/>
+                <w:color w:val="000000"/>
+              </w:rPr>
+            </w:pPr>
+            <w:r>
+              <w:rPr>
+                <w:rFonts w:ascii="Helvetica" w:hAnsi="Helvetica" w:eastAsia="Helvetica" w:cs="Helvetica"/>
+                <w:i w:val="false"/>
+                <w:b w:val="false"/>
+                <w:u w:val="none"/>
+                <w:strike w:val="false"/>
+                <w:sz w:val="22"/>
+                <w:szCs w:val="22"/>
+                <w:color w:val="000000"/>
+              </w:rPr>
+              <w:t xml:space="preserve">NA (NA)</w:t>
+            </w:r>
+          </w:p>
+        </w:tc>
+        <w:tc>
+          <w:tcPr>
+            <w:tcBorders>
+              <w:bottom w:val="none" w:sz="0" w:space="0" w:color="000000"/>
+              <w:top w:val="none" w:sz="0" w:space="0" w:color="000000"/>
+              <w:left w:val="none" w:sz="0" w:space="0" w:color="000000"/>
+              <w:right w:val="none" w:sz="0" w:space="0" w:color="000000"/>
+            </w:tcBorders>
+            <w:shd w:val="clear" w:color="auto" w:fill="FFFFFF"/>
+            <w:tcMar>
+              <w:top w:w="0" w:type="dxa"/>
+              <w:bottom w:w="0" w:type="dxa"/>
+              <w:left w:w="0" w:type="dxa"/>
+              <w:right w:w="0" w:type="dxa"/>
+            </w:tcMar>
+            <w:vAlign w:val="top"/>
+          </w:tcPr>
+          <w:p>
+            <w:pPr>
+              <w:jc w:val="center"/>
+              <w:pBdr>
+                <w:bottom w:val="none" w:sz="0" w:space="0" w:color="000000"/>
+                <w:top w:val="none" w:sz="0" w:space="0" w:color="000000"/>
+                <w:left w:val="none" w:sz="0" w:space="0" w:color="000000"/>
+                <w:right w:val="none" w:sz="0" w:space="0" w:color="000000"/>
+              </w:pBdr>
+              <w:spacing w:after="100" w:before="100" w:line="240"/>
+              <w:ind w:left="100" w:right="100" w:firstLine="0" w:firstLineChars="0"/>
+              <w:rPr>
+                <w:rFonts w:ascii="Helvetica" w:hAnsi="Helvetica" w:eastAsia="Helvetica" w:cs="Helvetica"/>
+                <w:i w:val="false"/>
+                <w:b w:val="false"/>
+                <w:u w:val="none"/>
+                <w:strike w:val="false"/>
+                <w:sz w:val="22"/>
+                <w:szCs w:val="22"/>
+                <w:color w:val="000000"/>
+              </w:rPr>
+            </w:pPr>
+            <w:r>
+              <w:rPr>
+                <w:rFonts w:ascii="Helvetica" w:hAnsi="Helvetica" w:eastAsia="Helvetica" w:cs="Helvetica"/>
+                <w:i w:val="false"/>
+                <w:b w:val="false"/>
+                <w:u w:val="none"/>
+                <w:strike w:val="false"/>
+                <w:sz w:val="22"/>
+                <w:szCs w:val="22"/>
+                <w:color w:val="000000"/>
+              </w:rPr>
+              <w:t xml:space="preserve">&lt;0.001</w:t>
             </w:r>
           </w:p>
         </w:tc>
@@ -4986,223 +4986,223 @@
                 <w:szCs w:val="22"/>
                 <w:color w:val="000000"/>
               </w:rPr>
-              <w:t xml:space="preserve">Peak VO₂ (FRIEND 2.0 %pred)</w:t>
-            </w:r>
-          </w:p>
-        </w:tc>
-        <w:tc>
-          <w:tcPr>
-            <w:tcBorders>
-              <w:bottom w:val="none" w:sz="0" w:space="0" w:color="000000"/>
-              <w:top w:val="none" w:sz="0" w:space="0" w:color="000000"/>
-              <w:left w:val="none" w:sz="0" w:space="0" w:color="000000"/>
-              <w:right w:val="none" w:sz="0" w:space="0" w:color="000000"/>
-            </w:tcBorders>
-            <w:shd w:val="clear" w:color="auto" w:fill="FFFFFF"/>
-            <w:tcMar>
-              <w:top w:w="0" w:type="dxa"/>
-              <w:bottom w:w="0" w:type="dxa"/>
-              <w:left w:w="0" w:type="dxa"/>
-              <w:right w:w="0" w:type="dxa"/>
-            </w:tcMar>
-            <w:vAlign w:val="top"/>
-          </w:tcPr>
-          <w:p>
-            <w:pPr>
-              <w:jc w:val="center"/>
-              <w:pBdr>
-                <w:bottom w:val="none" w:sz="0" w:space="0" w:color="000000"/>
-                <w:top w:val="none" w:sz="0" w:space="0" w:color="000000"/>
-                <w:left w:val="none" w:sz="0" w:space="0" w:color="000000"/>
-                <w:right w:val="none" w:sz="0" w:space="0" w:color="000000"/>
-              </w:pBdr>
-              <w:spacing w:after="100" w:before="100" w:line="240"/>
-              <w:ind w:left="100" w:right="100" w:firstLine="0" w:firstLineChars="0"/>
-              <w:rPr>
-                <w:rFonts w:ascii="Helvetica" w:hAnsi="Helvetica" w:eastAsia="Helvetica" w:cs="Helvetica"/>
-                <w:i w:val="false"/>
-                <w:b w:val="false"/>
-                <w:u w:val="none"/>
-                <w:strike w:val="false"/>
-                <w:sz w:val="22"/>
-                <w:szCs w:val="22"/>
-                <w:color w:val="000000"/>
-              </w:rPr>
-            </w:pPr>
-            <w:r>
-              <w:rPr>
-                <w:rFonts w:ascii="Helvetica" w:hAnsi="Helvetica" w:eastAsia="Helvetica" w:cs="Helvetica"/>
-                <w:i w:val="false"/>
-                <w:b w:val="false"/>
-                <w:u w:val="none"/>
-                <w:strike w:val="false"/>
-                <w:sz w:val="22"/>
-                <w:szCs w:val="22"/>
-                <w:color w:val="000000"/>
-              </w:rPr>
-              <w:t xml:space="preserve">79.4 (37.1)</w:t>
-            </w:r>
-          </w:p>
-        </w:tc>
-        <w:tc>
-          <w:tcPr>
-            <w:tcBorders>
-              <w:bottom w:val="none" w:sz="0" w:space="0" w:color="000000"/>
-              <w:top w:val="none" w:sz="0" w:space="0" w:color="000000"/>
-              <w:left w:val="none" w:sz="0" w:space="0" w:color="000000"/>
-              <w:right w:val="none" w:sz="0" w:space="0" w:color="000000"/>
-            </w:tcBorders>
-            <w:shd w:val="clear" w:color="auto" w:fill="FFFFFF"/>
-            <w:tcMar>
-              <w:top w:w="0" w:type="dxa"/>
-              <w:bottom w:w="0" w:type="dxa"/>
-              <w:left w:w="0" w:type="dxa"/>
-              <w:right w:w="0" w:type="dxa"/>
-            </w:tcMar>
-            <w:vAlign w:val="top"/>
-          </w:tcPr>
-          <w:p>
-            <w:pPr>
-              <w:jc w:val="center"/>
-              <w:pBdr>
-                <w:bottom w:val="none" w:sz="0" w:space="0" w:color="000000"/>
-                <w:top w:val="none" w:sz="0" w:space="0" w:color="000000"/>
-                <w:left w:val="none" w:sz="0" w:space="0" w:color="000000"/>
-                <w:right w:val="none" w:sz="0" w:space="0" w:color="000000"/>
-              </w:pBdr>
-              <w:spacing w:after="100" w:before="100" w:line="240"/>
-              <w:ind w:left="100" w:right="100" w:firstLine="0" w:firstLineChars="0"/>
-              <w:rPr>
-                <w:rFonts w:ascii="Helvetica" w:hAnsi="Helvetica" w:eastAsia="Helvetica" w:cs="Helvetica"/>
-                <w:i w:val="false"/>
-                <w:b w:val="false"/>
-                <w:u w:val="none"/>
-                <w:strike w:val="false"/>
-                <w:sz w:val="22"/>
-                <w:szCs w:val="22"/>
-                <w:color w:val="000000"/>
-              </w:rPr>
-            </w:pPr>
-            <w:r>
-              <w:rPr>
-                <w:rFonts w:ascii="Helvetica" w:hAnsi="Helvetica" w:eastAsia="Helvetica" w:cs="Helvetica"/>
-                <w:i w:val="false"/>
-                <w:b w:val="false"/>
-                <w:u w:val="none"/>
-                <w:strike w:val="false"/>
-                <w:sz w:val="22"/>
-                <w:szCs w:val="22"/>
-                <w:color w:val="000000"/>
-              </w:rPr>
-              <w:t xml:space="preserve">80.3 (43.7)</w:t>
-            </w:r>
-          </w:p>
-        </w:tc>
-        <w:tc>
-          <w:tcPr>
-            <w:tcBorders>
-              <w:bottom w:val="none" w:sz="0" w:space="0" w:color="000000"/>
-              <w:top w:val="none" w:sz="0" w:space="0" w:color="000000"/>
-              <w:left w:val="none" w:sz="0" w:space="0" w:color="000000"/>
-              <w:right w:val="none" w:sz="0" w:space="0" w:color="000000"/>
-            </w:tcBorders>
-            <w:shd w:val="clear" w:color="auto" w:fill="FFFFFF"/>
-            <w:tcMar>
-              <w:top w:w="0" w:type="dxa"/>
-              <w:bottom w:w="0" w:type="dxa"/>
-              <w:left w:w="0" w:type="dxa"/>
-              <w:right w:w="0" w:type="dxa"/>
-            </w:tcMar>
-            <w:vAlign w:val="top"/>
-          </w:tcPr>
-          <w:p>
-            <w:pPr>
-              <w:jc w:val="center"/>
-              <w:pBdr>
-                <w:bottom w:val="none" w:sz="0" w:space="0" w:color="000000"/>
-                <w:top w:val="none" w:sz="0" w:space="0" w:color="000000"/>
-                <w:left w:val="none" w:sz="0" w:space="0" w:color="000000"/>
-                <w:right w:val="none" w:sz="0" w:space="0" w:color="000000"/>
-              </w:pBdr>
-              <w:spacing w:after="100" w:before="100" w:line="240"/>
-              <w:ind w:left="100" w:right="100" w:firstLine="0" w:firstLineChars="0"/>
-              <w:rPr>
-                <w:rFonts w:ascii="Helvetica" w:hAnsi="Helvetica" w:eastAsia="Helvetica" w:cs="Helvetica"/>
-                <w:i w:val="false"/>
-                <w:b w:val="false"/>
-                <w:u w:val="none"/>
-                <w:strike w:val="false"/>
-                <w:sz w:val="22"/>
-                <w:szCs w:val="22"/>
-                <w:color w:val="000000"/>
-              </w:rPr>
-            </w:pPr>
-            <w:r>
-              <w:rPr>
-                <w:rFonts w:ascii="Helvetica" w:hAnsi="Helvetica" w:eastAsia="Helvetica" w:cs="Helvetica"/>
-                <w:i w:val="false"/>
-                <w:b w:val="false"/>
-                <w:u w:val="none"/>
-                <w:strike w:val="false"/>
-                <w:sz w:val="22"/>
-                <w:szCs w:val="22"/>
-                <w:color w:val="000000"/>
-              </w:rPr>
-              <w:t xml:space="preserve">68.9 (35.1)</w:t>
-            </w:r>
-          </w:p>
-        </w:tc>
-        <w:tc>
-          <w:tcPr>
-            <w:tcBorders>
-              <w:bottom w:val="none" w:sz="0" w:space="0" w:color="000000"/>
-              <w:top w:val="none" w:sz="0" w:space="0" w:color="000000"/>
-              <w:left w:val="none" w:sz="0" w:space="0" w:color="000000"/>
-              <w:right w:val="none" w:sz="0" w:space="0" w:color="000000"/>
-            </w:tcBorders>
-            <w:shd w:val="clear" w:color="auto" w:fill="FFFFFF"/>
-            <w:tcMar>
-              <w:top w:w="0" w:type="dxa"/>
-              <w:bottom w:w="0" w:type="dxa"/>
-              <w:left w:w="0" w:type="dxa"/>
-              <w:right w:w="0" w:type="dxa"/>
-            </w:tcMar>
-            <w:vAlign w:val="top"/>
-          </w:tcPr>
-          <w:p>
-            <w:pPr>
-              <w:jc w:val="center"/>
-              <w:pBdr>
-                <w:bottom w:val="none" w:sz="0" w:space="0" w:color="000000"/>
-                <w:top w:val="none" w:sz="0" w:space="0" w:color="000000"/>
-                <w:left w:val="none" w:sz="0" w:space="0" w:color="000000"/>
-                <w:right w:val="none" w:sz="0" w:space="0" w:color="000000"/>
-              </w:pBdr>
-              <w:spacing w:after="100" w:before="100" w:line="240"/>
-              <w:ind w:left="100" w:right="100" w:firstLine="0" w:firstLineChars="0"/>
-              <w:rPr>
-                <w:rFonts w:ascii="Helvetica" w:hAnsi="Helvetica" w:eastAsia="Helvetica" w:cs="Helvetica"/>
-                <w:i w:val="false"/>
-                <w:b w:val="false"/>
-                <w:u w:val="none"/>
-                <w:strike w:val="false"/>
-                <w:sz w:val="22"/>
-                <w:szCs w:val="22"/>
-                <w:color w:val="000000"/>
-              </w:rPr>
-            </w:pPr>
-            <w:r>
-              <w:rPr>
-                <w:rFonts w:ascii="Helvetica" w:hAnsi="Helvetica" w:eastAsia="Helvetica" w:cs="Helvetica"/>
-                <w:i w:val="false"/>
-                <w:b w:val="false"/>
-                <w:u w:val="none"/>
-                <w:strike w:val="false"/>
-                <w:sz w:val="22"/>
-                <w:szCs w:val="22"/>
-                <w:color w:val="000000"/>
-              </w:rPr>
-              <w:t xml:space="preserve">76.2 (33.1)</w:t>
+              <w:t xml:space="preserve">Peak VO₂ (Wasserman %pred)</w:t>
+            </w:r>
+          </w:p>
+        </w:tc>
+        <w:tc>
+          <w:tcPr>
+            <w:tcBorders>
+              <w:bottom w:val="none" w:sz="0" w:space="0" w:color="000000"/>
+              <w:top w:val="none" w:sz="0" w:space="0" w:color="000000"/>
+              <w:left w:val="none" w:sz="0" w:space="0" w:color="000000"/>
+              <w:right w:val="none" w:sz="0" w:space="0" w:color="000000"/>
+            </w:tcBorders>
+            <w:shd w:val="clear" w:color="auto" w:fill="FFFFFF"/>
+            <w:tcMar>
+              <w:top w:w="0" w:type="dxa"/>
+              <w:bottom w:w="0" w:type="dxa"/>
+              <w:left w:w="0" w:type="dxa"/>
+              <w:right w:w="0" w:type="dxa"/>
+            </w:tcMar>
+            <w:vAlign w:val="top"/>
+          </w:tcPr>
+          <w:p>
+            <w:pPr>
+              <w:jc w:val="center"/>
+              <w:pBdr>
+                <w:bottom w:val="none" w:sz="0" w:space="0" w:color="000000"/>
+                <w:top w:val="none" w:sz="0" w:space="0" w:color="000000"/>
+                <w:left w:val="none" w:sz="0" w:space="0" w:color="000000"/>
+                <w:right w:val="none" w:sz="0" w:space="0" w:color="000000"/>
+              </w:pBdr>
+              <w:spacing w:after="100" w:before="100" w:line="240"/>
+              <w:ind w:left="100" w:right="100" w:firstLine="0" w:firstLineChars="0"/>
+              <w:rPr>
+                <w:rFonts w:ascii="Helvetica" w:hAnsi="Helvetica" w:eastAsia="Helvetica" w:cs="Helvetica"/>
+                <w:i w:val="false"/>
+                <w:b w:val="false"/>
+                <w:u w:val="none"/>
+                <w:strike w:val="false"/>
+                <w:sz w:val="22"/>
+                <w:szCs w:val="22"/>
+                <w:color w:val="000000"/>
+              </w:rPr>
+            </w:pPr>
+            <w:r>
+              <w:rPr>
+                <w:rFonts w:ascii="Helvetica" w:hAnsi="Helvetica" w:eastAsia="Helvetica" w:cs="Helvetica"/>
+                <w:i w:val="false"/>
+                <w:b w:val="false"/>
+                <w:u w:val="none"/>
+                <w:strike w:val="false"/>
+                <w:sz w:val="22"/>
+                <w:szCs w:val="22"/>
+                <w:color w:val="000000"/>
+              </w:rPr>
+              <w:t xml:space="preserve">85.7 (75.2)</w:t>
+            </w:r>
+          </w:p>
+        </w:tc>
+        <w:tc>
+          <w:tcPr>
+            <w:tcBorders>
+              <w:bottom w:val="none" w:sz="0" w:space="0" w:color="000000"/>
+              <w:top w:val="none" w:sz="0" w:space="0" w:color="000000"/>
+              <w:left w:val="none" w:sz="0" w:space="0" w:color="000000"/>
+              <w:right w:val="none" w:sz="0" w:space="0" w:color="000000"/>
+            </w:tcBorders>
+            <w:shd w:val="clear" w:color="auto" w:fill="FFFFFF"/>
+            <w:tcMar>
+              <w:top w:w="0" w:type="dxa"/>
+              <w:bottom w:w="0" w:type="dxa"/>
+              <w:left w:w="0" w:type="dxa"/>
+              <w:right w:w="0" w:type="dxa"/>
+            </w:tcMar>
+            <w:vAlign w:val="top"/>
+          </w:tcPr>
+          <w:p>
+            <w:pPr>
+              <w:jc w:val="center"/>
+              <w:pBdr>
+                <w:bottom w:val="none" w:sz="0" w:space="0" w:color="000000"/>
+                <w:top w:val="none" w:sz="0" w:space="0" w:color="000000"/>
+                <w:left w:val="none" w:sz="0" w:space="0" w:color="000000"/>
+                <w:right w:val="none" w:sz="0" w:space="0" w:color="000000"/>
+              </w:pBdr>
+              <w:spacing w:after="100" w:before="100" w:line="240"/>
+              <w:ind w:left="100" w:right="100" w:firstLine="0" w:firstLineChars="0"/>
+              <w:rPr>
+                <w:rFonts w:ascii="Helvetica" w:hAnsi="Helvetica" w:eastAsia="Helvetica" w:cs="Helvetica"/>
+                <w:i w:val="false"/>
+                <w:b w:val="false"/>
+                <w:u w:val="none"/>
+                <w:strike w:val="false"/>
+                <w:sz w:val="22"/>
+                <w:szCs w:val="22"/>
+                <w:color w:val="000000"/>
+              </w:rPr>
+            </w:pPr>
+            <w:r>
+              <w:rPr>
+                <w:rFonts w:ascii="Helvetica" w:hAnsi="Helvetica" w:eastAsia="Helvetica" w:cs="Helvetica"/>
+                <w:i w:val="false"/>
+                <w:b w:val="false"/>
+                <w:u w:val="none"/>
+                <w:strike w:val="false"/>
+                <w:sz w:val="22"/>
+                <w:szCs w:val="22"/>
+                <w:color w:val="000000"/>
+              </w:rPr>
+              <w:t xml:space="preserve">100.3 (87.9)</w:t>
+            </w:r>
+          </w:p>
+        </w:tc>
+        <w:tc>
+          <w:tcPr>
+            <w:tcBorders>
+              <w:bottom w:val="none" w:sz="0" w:space="0" w:color="000000"/>
+              <w:top w:val="none" w:sz="0" w:space="0" w:color="000000"/>
+              <w:left w:val="none" w:sz="0" w:space="0" w:color="000000"/>
+              <w:right w:val="none" w:sz="0" w:space="0" w:color="000000"/>
+            </w:tcBorders>
+            <w:shd w:val="clear" w:color="auto" w:fill="FFFFFF"/>
+            <w:tcMar>
+              <w:top w:w="0" w:type="dxa"/>
+              <w:bottom w:w="0" w:type="dxa"/>
+              <w:left w:w="0" w:type="dxa"/>
+              <w:right w:w="0" w:type="dxa"/>
+            </w:tcMar>
+            <w:vAlign w:val="top"/>
+          </w:tcPr>
+          <w:p>
+            <w:pPr>
+              <w:jc w:val="center"/>
+              <w:pBdr>
+                <w:bottom w:val="none" w:sz="0" w:space="0" w:color="000000"/>
+                <w:top w:val="none" w:sz="0" w:space="0" w:color="000000"/>
+                <w:left w:val="none" w:sz="0" w:space="0" w:color="000000"/>
+                <w:right w:val="none" w:sz="0" w:space="0" w:color="000000"/>
+              </w:pBdr>
+              <w:spacing w:after="100" w:before="100" w:line="240"/>
+              <w:ind w:left="100" w:right="100" w:firstLine="0" w:firstLineChars="0"/>
+              <w:rPr>
+                <w:rFonts w:ascii="Helvetica" w:hAnsi="Helvetica" w:eastAsia="Helvetica" w:cs="Helvetica"/>
+                <w:i w:val="false"/>
+                <w:b w:val="false"/>
+                <w:u w:val="none"/>
+                <w:strike w:val="false"/>
+                <w:sz w:val="22"/>
+                <w:szCs w:val="22"/>
+                <w:color w:val="000000"/>
+              </w:rPr>
+            </w:pPr>
+            <w:r>
+              <w:rPr>
+                <w:rFonts w:ascii="Helvetica" w:hAnsi="Helvetica" w:eastAsia="Helvetica" w:cs="Helvetica"/>
+                <w:i w:val="false"/>
+                <w:b w:val="false"/>
+                <w:u w:val="none"/>
+                <w:strike w:val="false"/>
+                <w:sz w:val="22"/>
+                <w:szCs w:val="22"/>
+                <w:color w:val="000000"/>
+              </w:rPr>
+              <w:t xml:space="preserve">93.2 (71.0)</w:t>
+            </w:r>
+          </w:p>
+        </w:tc>
+        <w:tc>
+          <w:tcPr>
+            <w:tcBorders>
+              <w:bottom w:val="none" w:sz="0" w:space="0" w:color="000000"/>
+              <w:top w:val="none" w:sz="0" w:space="0" w:color="000000"/>
+              <w:left w:val="none" w:sz="0" w:space="0" w:color="000000"/>
+              <w:right w:val="none" w:sz="0" w:space="0" w:color="000000"/>
+            </w:tcBorders>
+            <w:shd w:val="clear" w:color="auto" w:fill="FFFFFF"/>
+            <w:tcMar>
+              <w:top w:w="0" w:type="dxa"/>
+              <w:bottom w:w="0" w:type="dxa"/>
+              <w:left w:w="0" w:type="dxa"/>
+              <w:right w:w="0" w:type="dxa"/>
+            </w:tcMar>
+            <w:vAlign w:val="top"/>
+          </w:tcPr>
+          <w:p>
+            <w:pPr>
+              <w:jc w:val="center"/>
+              <w:pBdr>
+                <w:bottom w:val="none" w:sz="0" w:space="0" w:color="000000"/>
+                <w:top w:val="none" w:sz="0" w:space="0" w:color="000000"/>
+                <w:left w:val="none" w:sz="0" w:space="0" w:color="000000"/>
+                <w:right w:val="none" w:sz="0" w:space="0" w:color="000000"/>
+              </w:pBdr>
+              <w:spacing w:after="100" w:before="100" w:line="240"/>
+              <w:ind w:left="100" w:right="100" w:firstLine="0" w:firstLineChars="0"/>
+              <w:rPr>
+                <w:rFonts w:ascii="Helvetica" w:hAnsi="Helvetica" w:eastAsia="Helvetica" w:cs="Helvetica"/>
+                <w:i w:val="false"/>
+                <w:b w:val="false"/>
+                <w:u w:val="none"/>
+                <w:strike w:val="false"/>
+                <w:sz w:val="22"/>
+                <w:szCs w:val="22"/>
+                <w:color w:val="000000"/>
+              </w:rPr>
+            </w:pPr>
+            <w:r>
+              <w:rPr>
+                <w:rFonts w:ascii="Helvetica" w:hAnsi="Helvetica" w:eastAsia="Helvetica" w:cs="Helvetica"/>
+                <w:i w:val="false"/>
+                <w:b w:val="false"/>
+                <w:u w:val="none"/>
+                <w:strike w:val="false"/>
+                <w:sz w:val="22"/>
+                <w:szCs w:val="22"/>
+                <w:color w:val="000000"/>
+              </w:rPr>
+              <w:t xml:space="preserve">108.3 (38.9)</w:t>
             </w:r>
           </w:p>
         </w:tc>
@@ -5310,7 +5310,7 @@
                 <w:szCs w:val="22"/>
                 <w:color w:val="000000"/>
               </w:rPr>
-              <w:t xml:space="preserve">0.055</w:t>
+              <w:t xml:space="preserve">0.006</w:t>
             </w:r>
           </w:p>
         </w:tc>
@@ -5370,390 +5370,6 @@
                 <w:szCs w:val="22"/>
                 <w:color w:val="000000"/>
               </w:rPr>
-              <w:t xml:space="preserve">Peak VO₂ (Wasserman %pred)</w:t>
-            </w:r>
-          </w:p>
-        </w:tc>
-        <w:tc>
-          <w:tcPr>
-            <w:tcBorders>
-              <w:bottom w:val="none" w:sz="0" w:space="0" w:color="000000"/>
-              <w:top w:val="none" w:sz="0" w:space="0" w:color="000000"/>
-              <w:left w:val="none" w:sz="0" w:space="0" w:color="000000"/>
-              <w:right w:val="none" w:sz="0" w:space="0" w:color="000000"/>
-            </w:tcBorders>
-            <w:shd w:val="clear" w:color="auto" w:fill="FFFFFF"/>
-            <w:tcMar>
-              <w:top w:w="0" w:type="dxa"/>
-              <w:bottom w:w="0" w:type="dxa"/>
-              <w:left w:w="0" w:type="dxa"/>
-              <w:right w:w="0" w:type="dxa"/>
-            </w:tcMar>
-            <w:vAlign w:val="top"/>
-          </w:tcPr>
-          <w:p>
-            <w:pPr>
-              <w:jc w:val="center"/>
-              <w:pBdr>
-                <w:bottom w:val="none" w:sz="0" w:space="0" w:color="000000"/>
-                <w:top w:val="none" w:sz="0" w:space="0" w:color="000000"/>
-                <w:left w:val="none" w:sz="0" w:space="0" w:color="000000"/>
-                <w:right w:val="none" w:sz="0" w:space="0" w:color="000000"/>
-              </w:pBdr>
-              <w:spacing w:after="100" w:before="100" w:line="240"/>
-              <w:ind w:left="100" w:right="100" w:firstLine="0" w:firstLineChars="0"/>
-              <w:rPr>
-                <w:rFonts w:ascii="Helvetica" w:hAnsi="Helvetica" w:eastAsia="Helvetica" w:cs="Helvetica"/>
-                <w:i w:val="false"/>
-                <w:b w:val="false"/>
-                <w:u w:val="none"/>
-                <w:strike w:val="false"/>
-                <w:sz w:val="22"/>
-                <w:szCs w:val="22"/>
-                <w:color w:val="000000"/>
-              </w:rPr>
-            </w:pPr>
-            <w:r>
-              <w:rPr>
-                <w:rFonts w:ascii="Helvetica" w:hAnsi="Helvetica" w:eastAsia="Helvetica" w:cs="Helvetica"/>
-                <w:i w:val="false"/>
-                <w:b w:val="false"/>
-                <w:u w:val="none"/>
-                <w:strike w:val="false"/>
-                <w:sz w:val="22"/>
-                <w:szCs w:val="22"/>
-                <w:color w:val="000000"/>
-              </w:rPr>
-              <w:t xml:space="preserve">94.4 (80.9)</w:t>
-            </w:r>
-          </w:p>
-        </w:tc>
-        <w:tc>
-          <w:tcPr>
-            <w:tcBorders>
-              <w:bottom w:val="none" w:sz="0" w:space="0" w:color="000000"/>
-              <w:top w:val="none" w:sz="0" w:space="0" w:color="000000"/>
-              <w:left w:val="none" w:sz="0" w:space="0" w:color="000000"/>
-              <w:right w:val="none" w:sz="0" w:space="0" w:color="000000"/>
-            </w:tcBorders>
-            <w:shd w:val="clear" w:color="auto" w:fill="FFFFFF"/>
-            <w:tcMar>
-              <w:top w:w="0" w:type="dxa"/>
-              <w:bottom w:w="0" w:type="dxa"/>
-              <w:left w:w="0" w:type="dxa"/>
-              <w:right w:w="0" w:type="dxa"/>
-            </w:tcMar>
-            <w:vAlign w:val="top"/>
-          </w:tcPr>
-          <w:p>
-            <w:pPr>
-              <w:jc w:val="center"/>
-              <w:pBdr>
-                <w:bottom w:val="none" w:sz="0" w:space="0" w:color="000000"/>
-                <w:top w:val="none" w:sz="0" w:space="0" w:color="000000"/>
-                <w:left w:val="none" w:sz="0" w:space="0" w:color="000000"/>
-                <w:right w:val="none" w:sz="0" w:space="0" w:color="000000"/>
-              </w:pBdr>
-              <w:spacing w:after="100" w:before="100" w:line="240"/>
-              <w:ind w:left="100" w:right="100" w:firstLine="0" w:firstLineChars="0"/>
-              <w:rPr>
-                <w:rFonts w:ascii="Helvetica" w:hAnsi="Helvetica" w:eastAsia="Helvetica" w:cs="Helvetica"/>
-                <w:i w:val="false"/>
-                <w:b w:val="false"/>
-                <w:u w:val="none"/>
-                <w:strike w:val="false"/>
-                <w:sz w:val="22"/>
-                <w:szCs w:val="22"/>
-                <w:color w:val="000000"/>
-              </w:rPr>
-            </w:pPr>
-            <w:r>
-              <w:rPr>
-                <w:rFonts w:ascii="Helvetica" w:hAnsi="Helvetica" w:eastAsia="Helvetica" w:cs="Helvetica"/>
-                <w:i w:val="false"/>
-                <w:b w:val="false"/>
-                <w:u w:val="none"/>
-                <w:strike w:val="false"/>
-                <w:sz w:val="22"/>
-                <w:szCs w:val="22"/>
-                <w:color w:val="000000"/>
-              </w:rPr>
-              <w:t xml:space="preserve">78.6 (51.8)</w:t>
-            </w:r>
-          </w:p>
-        </w:tc>
-        <w:tc>
-          <w:tcPr>
-            <w:tcBorders>
-              <w:bottom w:val="none" w:sz="0" w:space="0" w:color="000000"/>
-              <w:top w:val="none" w:sz="0" w:space="0" w:color="000000"/>
-              <w:left w:val="none" w:sz="0" w:space="0" w:color="000000"/>
-              <w:right w:val="none" w:sz="0" w:space="0" w:color="000000"/>
-            </w:tcBorders>
-            <w:shd w:val="clear" w:color="auto" w:fill="FFFFFF"/>
-            <w:tcMar>
-              <w:top w:w="0" w:type="dxa"/>
-              <w:bottom w:w="0" w:type="dxa"/>
-              <w:left w:w="0" w:type="dxa"/>
-              <w:right w:w="0" w:type="dxa"/>
-            </w:tcMar>
-            <w:vAlign w:val="top"/>
-          </w:tcPr>
-          <w:p>
-            <w:pPr>
-              <w:jc w:val="center"/>
-              <w:pBdr>
-                <w:bottom w:val="none" w:sz="0" w:space="0" w:color="000000"/>
-                <w:top w:val="none" w:sz="0" w:space="0" w:color="000000"/>
-                <w:left w:val="none" w:sz="0" w:space="0" w:color="000000"/>
-                <w:right w:val="none" w:sz="0" w:space="0" w:color="000000"/>
-              </w:pBdr>
-              <w:spacing w:after="100" w:before="100" w:line="240"/>
-              <w:ind w:left="100" w:right="100" w:firstLine="0" w:firstLineChars="0"/>
-              <w:rPr>
-                <w:rFonts w:ascii="Helvetica" w:hAnsi="Helvetica" w:eastAsia="Helvetica" w:cs="Helvetica"/>
-                <w:i w:val="false"/>
-                <w:b w:val="false"/>
-                <w:u w:val="none"/>
-                <w:strike w:val="false"/>
-                <w:sz w:val="22"/>
-                <w:szCs w:val="22"/>
-                <w:color w:val="000000"/>
-              </w:rPr>
-            </w:pPr>
-            <w:r>
-              <w:rPr>
-                <w:rFonts w:ascii="Helvetica" w:hAnsi="Helvetica" w:eastAsia="Helvetica" w:cs="Helvetica"/>
-                <w:i w:val="false"/>
-                <w:b w:val="false"/>
-                <w:u w:val="none"/>
-                <w:strike w:val="false"/>
-                <w:sz w:val="22"/>
-                <w:szCs w:val="22"/>
-                <w:color w:val="000000"/>
-              </w:rPr>
-              <w:t xml:space="preserve">106.2 (83.8)</w:t>
-            </w:r>
-          </w:p>
-        </w:tc>
-        <w:tc>
-          <w:tcPr>
-            <w:tcBorders>
-              <w:bottom w:val="none" w:sz="0" w:space="0" w:color="000000"/>
-              <w:top w:val="none" w:sz="0" w:space="0" w:color="000000"/>
-              <w:left w:val="none" w:sz="0" w:space="0" w:color="000000"/>
-              <w:right w:val="none" w:sz="0" w:space="0" w:color="000000"/>
-            </w:tcBorders>
-            <w:shd w:val="clear" w:color="auto" w:fill="FFFFFF"/>
-            <w:tcMar>
-              <w:top w:w="0" w:type="dxa"/>
-              <w:bottom w:w="0" w:type="dxa"/>
-              <w:left w:w="0" w:type="dxa"/>
-              <w:right w:w="0" w:type="dxa"/>
-            </w:tcMar>
-            <w:vAlign w:val="top"/>
-          </w:tcPr>
-          <w:p>
-            <w:pPr>
-              <w:jc w:val="center"/>
-              <w:pBdr>
-                <w:bottom w:val="none" w:sz="0" w:space="0" w:color="000000"/>
-                <w:top w:val="none" w:sz="0" w:space="0" w:color="000000"/>
-                <w:left w:val="none" w:sz="0" w:space="0" w:color="000000"/>
-                <w:right w:val="none" w:sz="0" w:space="0" w:color="000000"/>
-              </w:pBdr>
-              <w:spacing w:after="100" w:before="100" w:line="240"/>
-              <w:ind w:left="100" w:right="100" w:firstLine="0" w:firstLineChars="0"/>
-              <w:rPr>
-                <w:rFonts w:ascii="Helvetica" w:hAnsi="Helvetica" w:eastAsia="Helvetica" w:cs="Helvetica"/>
-                <w:i w:val="false"/>
-                <w:b w:val="false"/>
-                <w:u w:val="none"/>
-                <w:strike w:val="false"/>
-                <w:sz w:val="22"/>
-                <w:szCs w:val="22"/>
-                <w:color w:val="000000"/>
-              </w:rPr>
-            </w:pPr>
-            <w:r>
-              <w:rPr>
-                <w:rFonts w:ascii="Helvetica" w:hAnsi="Helvetica" w:eastAsia="Helvetica" w:cs="Helvetica"/>
-                <w:i w:val="false"/>
-                <w:b w:val="false"/>
-                <w:u w:val="none"/>
-                <w:strike w:val="false"/>
-                <w:sz w:val="22"/>
-                <w:szCs w:val="22"/>
-                <w:color w:val="000000"/>
-              </w:rPr>
-              <w:t xml:space="preserve">94.4 (37.9)</w:t>
-            </w:r>
-          </w:p>
-        </w:tc>
-        <w:tc>
-          <w:tcPr>
-            <w:tcBorders>
-              <w:bottom w:val="none" w:sz="0" w:space="0" w:color="000000"/>
-              <w:top w:val="none" w:sz="0" w:space="0" w:color="000000"/>
-              <w:left w:val="none" w:sz="0" w:space="0" w:color="000000"/>
-              <w:right w:val="none" w:sz="0" w:space="0" w:color="000000"/>
-            </w:tcBorders>
-            <w:shd w:val="clear" w:color="auto" w:fill="FFFFFF"/>
-            <w:tcMar>
-              <w:top w:w="0" w:type="dxa"/>
-              <w:bottom w:w="0" w:type="dxa"/>
-              <w:left w:w="0" w:type="dxa"/>
-              <w:right w:w="0" w:type="dxa"/>
-            </w:tcMar>
-            <w:vAlign w:val="top"/>
-          </w:tcPr>
-          <w:p>
-            <w:pPr>
-              <w:jc w:val="center"/>
-              <w:pBdr>
-                <w:bottom w:val="none" w:sz="0" w:space="0" w:color="000000"/>
-                <w:top w:val="none" w:sz="0" w:space="0" w:color="000000"/>
-                <w:left w:val="none" w:sz="0" w:space="0" w:color="000000"/>
-                <w:right w:val="none" w:sz="0" w:space="0" w:color="000000"/>
-              </w:pBdr>
-              <w:spacing w:after="100" w:before="100" w:line="240"/>
-              <w:ind w:left="100" w:right="100" w:firstLine="0" w:firstLineChars="0"/>
-              <w:rPr>
-                <w:rFonts w:ascii="Helvetica" w:hAnsi="Helvetica" w:eastAsia="Helvetica" w:cs="Helvetica"/>
-                <w:i w:val="false"/>
-                <w:b w:val="false"/>
-                <w:u w:val="none"/>
-                <w:strike w:val="false"/>
-                <w:sz w:val="22"/>
-                <w:szCs w:val="22"/>
-                <w:color w:val="000000"/>
-              </w:rPr>
-            </w:pPr>
-            <w:r>
-              <w:rPr>
-                <w:rFonts w:ascii="Helvetica" w:hAnsi="Helvetica" w:eastAsia="Helvetica" w:cs="Helvetica"/>
-                <w:i w:val="false"/>
-                <w:b w:val="false"/>
-                <w:u w:val="none"/>
-                <w:strike w:val="false"/>
-                <w:sz w:val="22"/>
-                <w:szCs w:val="22"/>
-                <w:color w:val="000000"/>
-              </w:rPr>
-              <w:t xml:space="preserve">NA (NA)</w:t>
-            </w:r>
-          </w:p>
-        </w:tc>
-        <w:tc>
-          <w:tcPr>
-            <w:tcBorders>
-              <w:bottom w:val="none" w:sz="0" w:space="0" w:color="000000"/>
-              <w:top w:val="none" w:sz="0" w:space="0" w:color="000000"/>
-              <w:left w:val="none" w:sz="0" w:space="0" w:color="000000"/>
-              <w:right w:val="none" w:sz="0" w:space="0" w:color="000000"/>
-            </w:tcBorders>
-            <w:shd w:val="clear" w:color="auto" w:fill="FFFFFF"/>
-            <w:tcMar>
-              <w:top w:w="0" w:type="dxa"/>
-              <w:bottom w:w="0" w:type="dxa"/>
-              <w:left w:w="0" w:type="dxa"/>
-              <w:right w:w="0" w:type="dxa"/>
-            </w:tcMar>
-            <w:vAlign w:val="top"/>
-          </w:tcPr>
-          <w:p>
-            <w:pPr>
-              <w:jc w:val="center"/>
-              <w:pBdr>
-                <w:bottom w:val="none" w:sz="0" w:space="0" w:color="000000"/>
-                <w:top w:val="none" w:sz="0" w:space="0" w:color="000000"/>
-                <w:left w:val="none" w:sz="0" w:space="0" w:color="000000"/>
-                <w:right w:val="none" w:sz="0" w:space="0" w:color="000000"/>
-              </w:pBdr>
-              <w:spacing w:after="100" w:before="100" w:line="240"/>
-              <w:ind w:left="100" w:right="100" w:firstLine="0" w:firstLineChars="0"/>
-              <w:rPr>
-                <w:rFonts w:ascii="Helvetica" w:hAnsi="Helvetica" w:eastAsia="Helvetica" w:cs="Helvetica"/>
-                <w:i w:val="false"/>
-                <w:b w:val="false"/>
-                <w:u w:val="none"/>
-                <w:strike w:val="false"/>
-                <w:sz w:val="22"/>
-                <w:szCs w:val="22"/>
-                <w:color w:val="000000"/>
-              </w:rPr>
-            </w:pPr>
-            <w:r>
-              <w:rPr>
-                <w:rFonts w:ascii="Helvetica" w:hAnsi="Helvetica" w:eastAsia="Helvetica" w:cs="Helvetica"/>
-                <w:i w:val="false"/>
-                <w:b w:val="false"/>
-                <w:u w:val="none"/>
-                <w:strike w:val="false"/>
-                <w:sz w:val="22"/>
-                <w:szCs w:val="22"/>
-                <w:color w:val="000000"/>
-              </w:rPr>
-              <w:t xml:space="preserve">0.049</w:t>
-            </w:r>
-          </w:p>
-        </w:tc>
-      </w:tr>
-      <w:tr>
-        <w:trPr>
-          <w:trHeight w:val="648" w:hRule="auto"/>
-        </w:trPr>
-        body14
-        <w:tc>
-          <w:tcPr>
-            <w:tcBorders>
-              <w:bottom w:val="none" w:sz="0" w:space="0" w:color="000000"/>
-              <w:top w:val="none" w:sz="0" w:space="0" w:color="000000"/>
-              <w:left w:val="none" w:sz="0" w:space="0" w:color="000000"/>
-              <w:right w:val="none" w:sz="0" w:space="0" w:color="000000"/>
-            </w:tcBorders>
-            <w:shd w:val="clear" w:color="auto" w:fill="FFFFFF"/>
-            <w:tcMar>
-              <w:top w:w="0" w:type="dxa"/>
-              <w:bottom w:w="0" w:type="dxa"/>
-              <w:left w:w="0" w:type="dxa"/>
-              <w:right w:w="0" w:type="dxa"/>
-            </w:tcMar>
-            <w:vAlign w:val="top"/>
-          </w:tcPr>
-          <w:p>
-            <w:pPr>
-              <w:jc w:val="left"/>
-              <w:pBdr>
-                <w:bottom w:val="none" w:sz="0" w:space="0" w:color="000000"/>
-                <w:top w:val="none" w:sz="0" w:space="0" w:color="000000"/>
-                <w:left w:val="none" w:sz="0" w:space="0" w:color="000000"/>
-                <w:right w:val="none" w:sz="0" w:space="0" w:color="000000"/>
-              </w:pBdr>
-              <w:spacing w:after="100" w:before="100" w:line="240"/>
-              <w:ind w:left="100" w:right="100" w:firstLine="0" w:firstLineChars="0"/>
-              <w:rPr>
-                <w:rFonts w:ascii="Helvetica" w:hAnsi="Helvetica" w:eastAsia="Helvetica" w:cs="Helvetica"/>
-                <w:i w:val="false"/>
-                <w:b w:val="true"/>
-                <w:u w:val="none"/>
-                <w:strike w:val="false"/>
-                <w:sz w:val="22"/>
-                <w:szCs w:val="22"/>
-                <w:color w:val="000000"/>
-              </w:rPr>
-            </w:pPr>
-            <w:r>
-              <w:rPr>
-                <w:rFonts w:ascii="Helvetica" w:hAnsi="Helvetica" w:eastAsia="Helvetica" w:cs="Helvetica"/>
-                <w:i w:val="false"/>
-                <w:b w:val="true"/>
-                <w:u w:val="none"/>
-                <w:strike w:val="false"/>
-                <w:sz w:val="22"/>
-                <w:szCs w:val="22"/>
-                <w:color w:val="000000"/>
-              </w:rPr>
               <w:t xml:space="preserve">VE/VCO₂ Slope</w:t>
             </w:r>
           </w:p>
@@ -5808,169 +5424,169 @@
                 <w:szCs w:val="22"/>
                 <w:color w:val="000000"/>
               </w:rPr>
-              <w:t xml:space="preserve">31.3 (5.4)</w:t>
-            </w:r>
-          </w:p>
-        </w:tc>
-        <w:tc>
-          <w:tcPr>
-            <w:tcBorders>
-              <w:bottom w:val="none" w:sz="0" w:space="0" w:color="000000"/>
-              <w:top w:val="none" w:sz="0" w:space="0" w:color="000000"/>
-              <w:left w:val="none" w:sz="0" w:space="0" w:color="000000"/>
-              <w:right w:val="none" w:sz="0" w:space="0" w:color="000000"/>
-            </w:tcBorders>
-            <w:shd w:val="clear" w:color="auto" w:fill="FFFFFF"/>
-            <w:tcMar>
-              <w:top w:w="0" w:type="dxa"/>
-              <w:bottom w:w="0" w:type="dxa"/>
-              <w:left w:w="0" w:type="dxa"/>
-              <w:right w:w="0" w:type="dxa"/>
-            </w:tcMar>
-            <w:vAlign w:val="top"/>
-          </w:tcPr>
-          <w:p>
-            <w:pPr>
-              <w:jc w:val="center"/>
-              <w:pBdr>
-                <w:bottom w:val="none" w:sz="0" w:space="0" w:color="000000"/>
-                <w:top w:val="none" w:sz="0" w:space="0" w:color="000000"/>
-                <w:left w:val="none" w:sz="0" w:space="0" w:color="000000"/>
-                <w:right w:val="none" w:sz="0" w:space="0" w:color="000000"/>
-              </w:pBdr>
-              <w:spacing w:after="100" w:before="100" w:line="240"/>
-              <w:ind w:left="100" w:right="100" w:firstLine="0" w:firstLineChars="0"/>
-              <w:rPr>
-                <w:rFonts w:ascii="Helvetica" w:hAnsi="Helvetica" w:eastAsia="Helvetica" w:cs="Helvetica"/>
-                <w:i w:val="false"/>
-                <w:b w:val="false"/>
-                <w:u w:val="none"/>
-                <w:strike w:val="false"/>
-                <w:sz w:val="22"/>
-                <w:szCs w:val="22"/>
-                <w:color w:val="000000"/>
-              </w:rPr>
-            </w:pPr>
-            <w:r>
-              <w:rPr>
-                <w:rFonts w:ascii="Helvetica" w:hAnsi="Helvetica" w:eastAsia="Helvetica" w:cs="Helvetica"/>
-                <w:i w:val="false"/>
-                <w:b w:val="false"/>
-                <w:u w:val="none"/>
-                <w:strike w:val="false"/>
-                <w:sz w:val="22"/>
-                <w:szCs w:val="22"/>
-                <w:color w:val="000000"/>
-              </w:rPr>
-              <w:t xml:space="preserve">33.5 (7.8)</w:t>
-            </w:r>
-          </w:p>
-        </w:tc>
-        <w:tc>
-          <w:tcPr>
-            <w:tcBorders>
-              <w:bottom w:val="none" w:sz="0" w:space="0" w:color="000000"/>
-              <w:top w:val="none" w:sz="0" w:space="0" w:color="000000"/>
-              <w:left w:val="none" w:sz="0" w:space="0" w:color="000000"/>
-              <w:right w:val="none" w:sz="0" w:space="0" w:color="000000"/>
-            </w:tcBorders>
-            <w:shd w:val="clear" w:color="auto" w:fill="FFFFFF"/>
-            <w:tcMar>
-              <w:top w:w="0" w:type="dxa"/>
-              <w:bottom w:w="0" w:type="dxa"/>
-              <w:left w:w="0" w:type="dxa"/>
-              <w:right w:w="0" w:type="dxa"/>
-            </w:tcMar>
-            <w:vAlign w:val="top"/>
-          </w:tcPr>
-          <w:p>
-            <w:pPr>
-              <w:jc w:val="center"/>
-              <w:pBdr>
-                <w:bottom w:val="none" w:sz="0" w:space="0" w:color="000000"/>
-                <w:top w:val="none" w:sz="0" w:space="0" w:color="000000"/>
-                <w:left w:val="none" w:sz="0" w:space="0" w:color="000000"/>
-                <w:right w:val="none" w:sz="0" w:space="0" w:color="000000"/>
-              </w:pBdr>
-              <w:spacing w:after="100" w:before="100" w:line="240"/>
-              <w:ind w:left="100" w:right="100" w:firstLine="0" w:firstLineChars="0"/>
-              <w:rPr>
-                <w:rFonts w:ascii="Helvetica" w:hAnsi="Helvetica" w:eastAsia="Helvetica" w:cs="Helvetica"/>
-                <w:i w:val="false"/>
-                <w:b w:val="false"/>
-                <w:u w:val="none"/>
-                <w:strike w:val="false"/>
-                <w:sz w:val="22"/>
-                <w:szCs w:val="22"/>
-                <w:color w:val="000000"/>
-              </w:rPr>
-            </w:pPr>
-            <w:r>
-              <w:rPr>
-                <w:rFonts w:ascii="Helvetica" w:hAnsi="Helvetica" w:eastAsia="Helvetica" w:cs="Helvetica"/>
-                <w:i w:val="false"/>
-                <w:b w:val="false"/>
-                <w:u w:val="none"/>
-                <w:strike w:val="false"/>
-                <w:sz w:val="22"/>
-                <w:szCs w:val="22"/>
-                <w:color w:val="000000"/>
-              </w:rPr>
-              <w:t xml:space="preserve">31.3 (4.7)</w:t>
-            </w:r>
-          </w:p>
-        </w:tc>
-        <w:tc>
-          <w:tcPr>
-            <w:tcBorders>
-              <w:bottom w:val="none" w:sz="0" w:space="0" w:color="000000"/>
-              <w:top w:val="none" w:sz="0" w:space="0" w:color="000000"/>
-              <w:left w:val="none" w:sz="0" w:space="0" w:color="000000"/>
-              <w:right w:val="none" w:sz="0" w:space="0" w:color="000000"/>
-            </w:tcBorders>
-            <w:shd w:val="clear" w:color="auto" w:fill="FFFFFF"/>
-            <w:tcMar>
-              <w:top w:w="0" w:type="dxa"/>
-              <w:bottom w:w="0" w:type="dxa"/>
-              <w:left w:w="0" w:type="dxa"/>
-              <w:right w:w="0" w:type="dxa"/>
-            </w:tcMar>
-            <w:vAlign w:val="top"/>
-          </w:tcPr>
-          <w:p>
-            <w:pPr>
-              <w:jc w:val="center"/>
-              <w:pBdr>
-                <w:bottom w:val="none" w:sz="0" w:space="0" w:color="000000"/>
-                <w:top w:val="none" w:sz="0" w:space="0" w:color="000000"/>
-                <w:left w:val="none" w:sz="0" w:space="0" w:color="000000"/>
-                <w:right w:val="none" w:sz="0" w:space="0" w:color="000000"/>
-              </w:pBdr>
-              <w:spacing w:after="100" w:before="100" w:line="240"/>
-              <w:ind w:left="100" w:right="100" w:firstLine="0" w:firstLineChars="0"/>
-              <w:rPr>
-                <w:rFonts w:ascii="Helvetica" w:hAnsi="Helvetica" w:eastAsia="Helvetica" w:cs="Helvetica"/>
-                <w:i w:val="false"/>
-                <w:b w:val="false"/>
-                <w:u w:val="none"/>
-                <w:strike w:val="false"/>
-                <w:sz w:val="22"/>
-                <w:szCs w:val="22"/>
-                <w:color w:val="000000"/>
-              </w:rPr>
-            </w:pPr>
-            <w:r>
-              <w:rPr>
-                <w:rFonts w:ascii="Helvetica" w:hAnsi="Helvetica" w:eastAsia="Helvetica" w:cs="Helvetica"/>
-                <w:i w:val="false"/>
-                <w:b w:val="false"/>
-                <w:u w:val="none"/>
-                <w:strike w:val="false"/>
-                <w:sz w:val="22"/>
-                <w:szCs w:val="22"/>
-                <w:color w:val="000000"/>
-              </w:rPr>
-              <w:t xml:space="preserve">35.8 (7.1)</w:t>
+              <w:t xml:space="preserve">30.2 (5.1)</w:t>
+            </w:r>
+          </w:p>
+        </w:tc>
+        <w:tc>
+          <w:tcPr>
+            <w:tcBorders>
+              <w:bottom w:val="none" w:sz="0" w:space="0" w:color="000000"/>
+              <w:top w:val="none" w:sz="0" w:space="0" w:color="000000"/>
+              <w:left w:val="none" w:sz="0" w:space="0" w:color="000000"/>
+              <w:right w:val="none" w:sz="0" w:space="0" w:color="000000"/>
+            </w:tcBorders>
+            <w:shd w:val="clear" w:color="auto" w:fill="FFFFFF"/>
+            <w:tcMar>
+              <w:top w:w="0" w:type="dxa"/>
+              <w:bottom w:w="0" w:type="dxa"/>
+              <w:left w:w="0" w:type="dxa"/>
+              <w:right w:w="0" w:type="dxa"/>
+            </w:tcMar>
+            <w:vAlign w:val="top"/>
+          </w:tcPr>
+          <w:p>
+            <w:pPr>
+              <w:jc w:val="center"/>
+              <w:pBdr>
+                <w:bottom w:val="none" w:sz="0" w:space="0" w:color="000000"/>
+                <w:top w:val="none" w:sz="0" w:space="0" w:color="000000"/>
+                <w:left w:val="none" w:sz="0" w:space="0" w:color="000000"/>
+                <w:right w:val="none" w:sz="0" w:space="0" w:color="000000"/>
+              </w:pBdr>
+              <w:spacing w:after="100" w:before="100" w:line="240"/>
+              <w:ind w:left="100" w:right="100" w:firstLine="0" w:firstLineChars="0"/>
+              <w:rPr>
+                <w:rFonts w:ascii="Helvetica" w:hAnsi="Helvetica" w:eastAsia="Helvetica" w:cs="Helvetica"/>
+                <w:i w:val="false"/>
+                <w:b w:val="false"/>
+                <w:u w:val="none"/>
+                <w:strike w:val="false"/>
+                <w:sz w:val="22"/>
+                <w:szCs w:val="22"/>
+                <w:color w:val="000000"/>
+              </w:rPr>
+            </w:pPr>
+            <w:r>
+              <w:rPr>
+                <w:rFonts w:ascii="Helvetica" w:hAnsi="Helvetica" w:eastAsia="Helvetica" w:cs="Helvetica"/>
+                <w:i w:val="false"/>
+                <w:b w:val="false"/>
+                <w:u w:val="none"/>
+                <w:strike w:val="false"/>
+                <w:sz w:val="22"/>
+                <w:szCs w:val="22"/>
+                <w:color w:val="000000"/>
+              </w:rPr>
+              <w:t xml:space="preserve">31.1 (5.4)</w:t>
+            </w:r>
+          </w:p>
+        </w:tc>
+        <w:tc>
+          <w:tcPr>
+            <w:tcBorders>
+              <w:bottom w:val="none" w:sz="0" w:space="0" w:color="000000"/>
+              <w:top w:val="none" w:sz="0" w:space="0" w:color="000000"/>
+              <w:left w:val="none" w:sz="0" w:space="0" w:color="000000"/>
+              <w:right w:val="none" w:sz="0" w:space="0" w:color="000000"/>
+            </w:tcBorders>
+            <w:shd w:val="clear" w:color="auto" w:fill="FFFFFF"/>
+            <w:tcMar>
+              <w:top w:w="0" w:type="dxa"/>
+              <w:bottom w:w="0" w:type="dxa"/>
+              <w:left w:w="0" w:type="dxa"/>
+              <w:right w:w="0" w:type="dxa"/>
+            </w:tcMar>
+            <w:vAlign w:val="top"/>
+          </w:tcPr>
+          <w:p>
+            <w:pPr>
+              <w:jc w:val="center"/>
+              <w:pBdr>
+                <w:bottom w:val="none" w:sz="0" w:space="0" w:color="000000"/>
+                <w:top w:val="none" w:sz="0" w:space="0" w:color="000000"/>
+                <w:left w:val="none" w:sz="0" w:space="0" w:color="000000"/>
+                <w:right w:val="none" w:sz="0" w:space="0" w:color="000000"/>
+              </w:pBdr>
+              <w:spacing w:after="100" w:before="100" w:line="240"/>
+              <w:ind w:left="100" w:right="100" w:firstLine="0" w:firstLineChars="0"/>
+              <w:rPr>
+                <w:rFonts w:ascii="Helvetica" w:hAnsi="Helvetica" w:eastAsia="Helvetica" w:cs="Helvetica"/>
+                <w:i w:val="false"/>
+                <w:b w:val="false"/>
+                <w:u w:val="none"/>
+                <w:strike w:val="false"/>
+                <w:sz w:val="22"/>
+                <w:szCs w:val="22"/>
+                <w:color w:val="000000"/>
+              </w:rPr>
+            </w:pPr>
+            <w:r>
+              <w:rPr>
+                <w:rFonts w:ascii="Helvetica" w:hAnsi="Helvetica" w:eastAsia="Helvetica" w:cs="Helvetica"/>
+                <w:i w:val="false"/>
+                <w:b w:val="false"/>
+                <w:u w:val="none"/>
+                <w:strike w:val="false"/>
+                <w:sz w:val="22"/>
+                <w:szCs w:val="22"/>
+                <w:color w:val="000000"/>
+              </w:rPr>
+              <w:t xml:space="preserve">32.1 (5.0)</w:t>
+            </w:r>
+          </w:p>
+        </w:tc>
+        <w:tc>
+          <w:tcPr>
+            <w:tcBorders>
+              <w:bottom w:val="none" w:sz="0" w:space="0" w:color="000000"/>
+              <w:top w:val="none" w:sz="0" w:space="0" w:color="000000"/>
+              <w:left w:val="none" w:sz="0" w:space="0" w:color="000000"/>
+              <w:right w:val="none" w:sz="0" w:space="0" w:color="000000"/>
+            </w:tcBorders>
+            <w:shd w:val="clear" w:color="auto" w:fill="FFFFFF"/>
+            <w:tcMar>
+              <w:top w:w="0" w:type="dxa"/>
+              <w:bottom w:w="0" w:type="dxa"/>
+              <w:left w:w="0" w:type="dxa"/>
+              <w:right w:w="0" w:type="dxa"/>
+            </w:tcMar>
+            <w:vAlign w:val="top"/>
+          </w:tcPr>
+          <w:p>
+            <w:pPr>
+              <w:jc w:val="center"/>
+              <w:pBdr>
+                <w:bottom w:val="none" w:sz="0" w:space="0" w:color="000000"/>
+                <w:top w:val="none" w:sz="0" w:space="0" w:color="000000"/>
+                <w:left w:val="none" w:sz="0" w:space="0" w:color="000000"/>
+                <w:right w:val="none" w:sz="0" w:space="0" w:color="000000"/>
+              </w:pBdr>
+              <w:spacing w:after="100" w:before="100" w:line="240"/>
+              <w:ind w:left="100" w:right="100" w:firstLine="0" w:firstLineChars="0"/>
+              <w:rPr>
+                <w:rFonts w:ascii="Helvetica" w:hAnsi="Helvetica" w:eastAsia="Helvetica" w:cs="Helvetica"/>
+                <w:i w:val="false"/>
+                <w:b w:val="false"/>
+                <w:u w:val="none"/>
+                <w:strike w:val="false"/>
+                <w:sz w:val="22"/>
+                <w:szCs w:val="22"/>
+                <w:color w:val="000000"/>
+              </w:rPr>
+            </w:pPr>
+            <w:r>
+              <w:rPr>
+                <w:rFonts w:ascii="Helvetica" w:hAnsi="Helvetica" w:eastAsia="Helvetica" w:cs="Helvetica"/>
+                <w:i w:val="false"/>
+                <w:b w:val="false"/>
+                <w:u w:val="none"/>
+                <w:strike w:val="false"/>
+                <w:sz w:val="22"/>
+                <w:szCs w:val="22"/>
+                <w:color w:val="000000"/>
+              </w:rPr>
+              <w:t xml:space="preserve">38.0 (10.0)</w:t>
             </w:r>
           </w:p>
         </w:tc>
@@ -6087,7 +5703,7 @@
         <w:trPr>
           <w:trHeight w:val="618" w:hRule="auto"/>
         </w:trPr>
-        body15
+        body14
         <w:tc>
           <w:tcPr>
             <w:tcBorders>
@@ -6192,169 +5808,169 @@
                 <w:szCs w:val="22"/>
                 <w:color w:val="000000"/>
               </w:rPr>
-              <w:t xml:space="preserve">29.7 (11.6)</w:t>
-            </w:r>
-          </w:p>
-        </w:tc>
-        <w:tc>
-          <w:tcPr>
-            <w:tcBorders>
-              <w:bottom w:val="none" w:sz="0" w:space="0" w:color="000000"/>
-              <w:top w:val="none" w:sz="0" w:space="0" w:color="000000"/>
-              <w:left w:val="none" w:sz="0" w:space="0" w:color="000000"/>
-              <w:right w:val="none" w:sz="0" w:space="0" w:color="000000"/>
-            </w:tcBorders>
-            <w:shd w:val="clear" w:color="auto" w:fill="FFFFFF"/>
-            <w:tcMar>
-              <w:top w:w="0" w:type="dxa"/>
-              <w:bottom w:w="0" w:type="dxa"/>
-              <w:left w:w="0" w:type="dxa"/>
-              <w:right w:w="0" w:type="dxa"/>
-            </w:tcMar>
-            <w:vAlign w:val="top"/>
-          </w:tcPr>
-          <w:p>
-            <w:pPr>
-              <w:jc w:val="center"/>
-              <w:pBdr>
-                <w:bottom w:val="none" w:sz="0" w:space="0" w:color="000000"/>
-                <w:top w:val="none" w:sz="0" w:space="0" w:color="000000"/>
-                <w:left w:val="none" w:sz="0" w:space="0" w:color="000000"/>
-                <w:right w:val="none" w:sz="0" w:space="0" w:color="000000"/>
-              </w:pBdr>
-              <w:spacing w:after="100" w:before="100" w:line="240"/>
-              <w:ind w:left="100" w:right="100" w:firstLine="0" w:firstLineChars="0"/>
-              <w:rPr>
-                <w:rFonts w:ascii="Helvetica" w:hAnsi="Helvetica" w:eastAsia="Helvetica" w:cs="Helvetica"/>
-                <w:i w:val="false"/>
-                <w:b w:val="false"/>
-                <w:u w:val="none"/>
-                <w:strike w:val="false"/>
-                <w:sz w:val="22"/>
-                <w:szCs w:val="22"/>
-                <w:color w:val="000000"/>
-              </w:rPr>
-            </w:pPr>
-            <w:r>
-              <w:rPr>
-                <w:rFonts w:ascii="Helvetica" w:hAnsi="Helvetica" w:eastAsia="Helvetica" w:cs="Helvetica"/>
-                <w:i w:val="false"/>
-                <w:b w:val="false"/>
-                <w:u w:val="none"/>
-                <w:strike w:val="false"/>
-                <w:sz w:val="22"/>
-                <w:szCs w:val="22"/>
-                <w:color w:val="000000"/>
-              </w:rPr>
-              <w:t xml:space="preserve">23.7 (12.1)</w:t>
-            </w:r>
-          </w:p>
-        </w:tc>
-        <w:tc>
-          <w:tcPr>
-            <w:tcBorders>
-              <w:bottom w:val="none" w:sz="0" w:space="0" w:color="000000"/>
-              <w:top w:val="none" w:sz="0" w:space="0" w:color="000000"/>
-              <w:left w:val="none" w:sz="0" w:space="0" w:color="000000"/>
-              <w:right w:val="none" w:sz="0" w:space="0" w:color="000000"/>
-            </w:tcBorders>
-            <w:shd w:val="clear" w:color="auto" w:fill="FFFFFF"/>
-            <w:tcMar>
-              <w:top w:w="0" w:type="dxa"/>
-              <w:bottom w:w="0" w:type="dxa"/>
-              <w:left w:w="0" w:type="dxa"/>
-              <w:right w:w="0" w:type="dxa"/>
-            </w:tcMar>
-            <w:vAlign w:val="top"/>
-          </w:tcPr>
-          <w:p>
-            <w:pPr>
-              <w:jc w:val="center"/>
-              <w:pBdr>
-                <w:bottom w:val="none" w:sz="0" w:space="0" w:color="000000"/>
-                <w:top w:val="none" w:sz="0" w:space="0" w:color="000000"/>
-                <w:left w:val="none" w:sz="0" w:space="0" w:color="000000"/>
-                <w:right w:val="none" w:sz="0" w:space="0" w:color="000000"/>
-              </w:pBdr>
-              <w:spacing w:after="100" w:before="100" w:line="240"/>
-              <w:ind w:left="100" w:right="100" w:firstLine="0" w:firstLineChars="0"/>
-              <w:rPr>
-                <w:rFonts w:ascii="Helvetica" w:hAnsi="Helvetica" w:eastAsia="Helvetica" w:cs="Helvetica"/>
-                <w:i w:val="false"/>
-                <w:b w:val="false"/>
-                <w:u w:val="none"/>
-                <w:strike w:val="false"/>
-                <w:sz w:val="22"/>
-                <w:szCs w:val="22"/>
-                <w:color w:val="000000"/>
-              </w:rPr>
-            </w:pPr>
-            <w:r>
-              <w:rPr>
-                <w:rFonts w:ascii="Helvetica" w:hAnsi="Helvetica" w:eastAsia="Helvetica" w:cs="Helvetica"/>
-                <w:i w:val="false"/>
-                <w:b w:val="false"/>
-                <w:u w:val="none"/>
-                <w:strike w:val="false"/>
-                <w:sz w:val="22"/>
-                <w:szCs w:val="22"/>
-                <w:color w:val="000000"/>
-              </w:rPr>
-              <w:t xml:space="preserve">23.9 (10.4)</w:t>
-            </w:r>
-          </w:p>
-        </w:tc>
-        <w:tc>
-          <w:tcPr>
-            <w:tcBorders>
-              <w:bottom w:val="none" w:sz="0" w:space="0" w:color="000000"/>
-              <w:top w:val="none" w:sz="0" w:space="0" w:color="000000"/>
-              <w:left w:val="none" w:sz="0" w:space="0" w:color="000000"/>
-              <w:right w:val="none" w:sz="0" w:space="0" w:color="000000"/>
-            </w:tcBorders>
-            <w:shd w:val="clear" w:color="auto" w:fill="FFFFFF"/>
-            <w:tcMar>
-              <w:top w:w="0" w:type="dxa"/>
-              <w:bottom w:w="0" w:type="dxa"/>
-              <w:left w:w="0" w:type="dxa"/>
-              <w:right w:w="0" w:type="dxa"/>
-            </w:tcMar>
-            <w:vAlign w:val="top"/>
-          </w:tcPr>
-          <w:p>
-            <w:pPr>
-              <w:jc w:val="center"/>
-              <w:pBdr>
-                <w:bottom w:val="none" w:sz="0" w:space="0" w:color="000000"/>
-                <w:top w:val="none" w:sz="0" w:space="0" w:color="000000"/>
-                <w:left w:val="none" w:sz="0" w:space="0" w:color="000000"/>
-                <w:right w:val="none" w:sz="0" w:space="0" w:color="000000"/>
-              </w:pBdr>
-              <w:spacing w:after="100" w:before="100" w:line="240"/>
-              <w:ind w:left="100" w:right="100" w:firstLine="0" w:firstLineChars="0"/>
-              <w:rPr>
-                <w:rFonts w:ascii="Helvetica" w:hAnsi="Helvetica" w:eastAsia="Helvetica" w:cs="Helvetica"/>
-                <w:i w:val="false"/>
-                <w:b w:val="false"/>
-                <w:u w:val="none"/>
-                <w:strike w:val="false"/>
-                <w:sz w:val="22"/>
-                <w:szCs w:val="22"/>
-                <w:color w:val="000000"/>
-              </w:rPr>
-            </w:pPr>
-            <w:r>
-              <w:rPr>
-                <w:rFonts w:ascii="Helvetica" w:hAnsi="Helvetica" w:eastAsia="Helvetica" w:cs="Helvetica"/>
-                <w:i w:val="false"/>
-                <w:b w:val="false"/>
-                <w:u w:val="none"/>
-                <w:strike w:val="false"/>
-                <w:sz w:val="22"/>
-                <w:szCs w:val="22"/>
-                <w:color w:val="000000"/>
-              </w:rPr>
-              <w:t xml:space="preserve">21.5 (4.7)</w:t>
+              <w:t xml:space="preserve">32.8 (13.8)</w:t>
+            </w:r>
+          </w:p>
+        </w:tc>
+        <w:tc>
+          <w:tcPr>
+            <w:tcBorders>
+              <w:bottom w:val="none" w:sz="0" w:space="0" w:color="000000"/>
+              <w:top w:val="none" w:sz="0" w:space="0" w:color="000000"/>
+              <w:left w:val="none" w:sz="0" w:space="0" w:color="000000"/>
+              <w:right w:val="none" w:sz="0" w:space="0" w:color="000000"/>
+            </w:tcBorders>
+            <w:shd w:val="clear" w:color="auto" w:fill="FFFFFF"/>
+            <w:tcMar>
+              <w:top w:w="0" w:type="dxa"/>
+              <w:bottom w:w="0" w:type="dxa"/>
+              <w:left w:w="0" w:type="dxa"/>
+              <w:right w:w="0" w:type="dxa"/>
+            </w:tcMar>
+            <w:vAlign w:val="top"/>
+          </w:tcPr>
+          <w:p>
+            <w:pPr>
+              <w:jc w:val="center"/>
+              <w:pBdr>
+                <w:bottom w:val="none" w:sz="0" w:space="0" w:color="000000"/>
+                <w:top w:val="none" w:sz="0" w:space="0" w:color="000000"/>
+                <w:left w:val="none" w:sz="0" w:space="0" w:color="000000"/>
+                <w:right w:val="none" w:sz="0" w:space="0" w:color="000000"/>
+              </w:pBdr>
+              <w:spacing w:after="100" w:before="100" w:line="240"/>
+              <w:ind w:left="100" w:right="100" w:firstLine="0" w:firstLineChars="0"/>
+              <w:rPr>
+                <w:rFonts w:ascii="Helvetica" w:hAnsi="Helvetica" w:eastAsia="Helvetica" w:cs="Helvetica"/>
+                <w:i w:val="false"/>
+                <w:b w:val="false"/>
+                <w:u w:val="none"/>
+                <w:strike w:val="false"/>
+                <w:sz w:val="22"/>
+                <w:szCs w:val="22"/>
+                <w:color w:val="000000"/>
+              </w:rPr>
+            </w:pPr>
+            <w:r>
+              <w:rPr>
+                <w:rFonts w:ascii="Helvetica" w:hAnsi="Helvetica" w:eastAsia="Helvetica" w:cs="Helvetica"/>
+                <w:i w:val="false"/>
+                <w:b w:val="false"/>
+                <w:u w:val="none"/>
+                <w:strike w:val="false"/>
+                <w:sz w:val="22"/>
+                <w:szCs w:val="22"/>
+                <w:color w:val="000000"/>
+              </w:rPr>
+              <w:t xml:space="preserve">27.5 (9.7)</w:t>
+            </w:r>
+          </w:p>
+        </w:tc>
+        <w:tc>
+          <w:tcPr>
+            <w:tcBorders>
+              <w:bottom w:val="none" w:sz="0" w:space="0" w:color="000000"/>
+              <w:top w:val="none" w:sz="0" w:space="0" w:color="000000"/>
+              <w:left w:val="none" w:sz="0" w:space="0" w:color="000000"/>
+              <w:right w:val="none" w:sz="0" w:space="0" w:color="000000"/>
+            </w:tcBorders>
+            <w:shd w:val="clear" w:color="auto" w:fill="FFFFFF"/>
+            <w:tcMar>
+              <w:top w:w="0" w:type="dxa"/>
+              <w:bottom w:w="0" w:type="dxa"/>
+              <w:left w:w="0" w:type="dxa"/>
+              <w:right w:w="0" w:type="dxa"/>
+            </w:tcMar>
+            <w:vAlign w:val="top"/>
+          </w:tcPr>
+          <w:p>
+            <w:pPr>
+              <w:jc w:val="center"/>
+              <w:pBdr>
+                <w:bottom w:val="none" w:sz="0" w:space="0" w:color="000000"/>
+                <w:top w:val="none" w:sz="0" w:space="0" w:color="000000"/>
+                <w:left w:val="none" w:sz="0" w:space="0" w:color="000000"/>
+                <w:right w:val="none" w:sz="0" w:space="0" w:color="000000"/>
+              </w:pBdr>
+              <w:spacing w:after="100" w:before="100" w:line="240"/>
+              <w:ind w:left="100" w:right="100" w:firstLine="0" w:firstLineChars="0"/>
+              <w:rPr>
+                <w:rFonts w:ascii="Helvetica" w:hAnsi="Helvetica" w:eastAsia="Helvetica" w:cs="Helvetica"/>
+                <w:i w:val="false"/>
+                <w:b w:val="false"/>
+                <w:u w:val="none"/>
+                <w:strike w:val="false"/>
+                <w:sz w:val="22"/>
+                <w:szCs w:val="22"/>
+                <w:color w:val="000000"/>
+              </w:rPr>
+            </w:pPr>
+            <w:r>
+              <w:rPr>
+                <w:rFonts w:ascii="Helvetica" w:hAnsi="Helvetica" w:eastAsia="Helvetica" w:cs="Helvetica"/>
+                <w:i w:val="false"/>
+                <w:b w:val="false"/>
+                <w:u w:val="none"/>
+                <w:strike w:val="false"/>
+                <w:sz w:val="22"/>
+                <w:szCs w:val="22"/>
+                <w:color w:val="000000"/>
+              </w:rPr>
+              <w:t xml:space="preserve">22.5 (9.8)</w:t>
+            </w:r>
+          </w:p>
+        </w:tc>
+        <w:tc>
+          <w:tcPr>
+            <w:tcBorders>
+              <w:bottom w:val="none" w:sz="0" w:space="0" w:color="000000"/>
+              <w:top w:val="none" w:sz="0" w:space="0" w:color="000000"/>
+              <w:left w:val="none" w:sz="0" w:space="0" w:color="000000"/>
+              <w:right w:val="none" w:sz="0" w:space="0" w:color="000000"/>
+            </w:tcBorders>
+            <w:shd w:val="clear" w:color="auto" w:fill="FFFFFF"/>
+            <w:tcMar>
+              <w:top w:w="0" w:type="dxa"/>
+              <w:bottom w:w="0" w:type="dxa"/>
+              <w:left w:w="0" w:type="dxa"/>
+              <w:right w:w="0" w:type="dxa"/>
+            </w:tcMar>
+            <w:vAlign w:val="top"/>
+          </w:tcPr>
+          <w:p>
+            <w:pPr>
+              <w:jc w:val="center"/>
+              <w:pBdr>
+                <w:bottom w:val="none" w:sz="0" w:space="0" w:color="000000"/>
+                <w:top w:val="none" w:sz="0" w:space="0" w:color="000000"/>
+                <w:left w:val="none" w:sz="0" w:space="0" w:color="000000"/>
+                <w:right w:val="none" w:sz="0" w:space="0" w:color="000000"/>
+              </w:pBdr>
+              <w:spacing w:after="100" w:before="100" w:line="240"/>
+              <w:ind w:left="100" w:right="100" w:firstLine="0" w:firstLineChars="0"/>
+              <w:rPr>
+                <w:rFonts w:ascii="Helvetica" w:hAnsi="Helvetica" w:eastAsia="Helvetica" w:cs="Helvetica"/>
+                <w:i w:val="false"/>
+                <w:b w:val="false"/>
+                <w:u w:val="none"/>
+                <w:strike w:val="false"/>
+                <w:sz w:val="22"/>
+                <w:szCs w:val="22"/>
+                <w:color w:val="000000"/>
+              </w:rPr>
+            </w:pPr>
+            <w:r>
+              <w:rPr>
+                <w:rFonts w:ascii="Helvetica" w:hAnsi="Helvetica" w:eastAsia="Helvetica" w:cs="Helvetica"/>
+                <w:i w:val="false"/>
+                <w:b w:val="false"/>
+                <w:u w:val="none"/>
+                <w:strike w:val="false"/>
+                <w:sz w:val="22"/>
+                <w:szCs w:val="22"/>
+                <w:color w:val="000000"/>
+              </w:rPr>
+              <w:t xml:space="preserve">20.8 (7.9)</w:t>
             </w:r>
           </w:p>
         </w:tc>
@@ -6469,7 +6085,391 @@
       </w:tr>
       <w:tr>
         <w:trPr>
-          <w:trHeight w:val="620" w:hRule="auto"/>
+          <w:trHeight w:val="617" w:hRule="auto"/>
+        </w:trPr>
+        body15
+        <w:tc>
+          <w:tcPr>
+            <w:tcBorders>
+              <w:bottom w:val="none" w:sz="0" w:space="0" w:color="000000"/>
+              <w:top w:val="none" w:sz="0" w:space="0" w:color="000000"/>
+              <w:left w:val="none" w:sz="0" w:space="0" w:color="000000"/>
+              <w:right w:val="none" w:sz="0" w:space="0" w:color="000000"/>
+            </w:tcBorders>
+            <w:shd w:val="clear" w:color="auto" w:fill="FFFFFF"/>
+            <w:tcMar>
+              <w:top w:w="0" w:type="dxa"/>
+              <w:bottom w:w="0" w:type="dxa"/>
+              <w:left w:w="0" w:type="dxa"/>
+              <w:right w:w="0" w:type="dxa"/>
+            </w:tcMar>
+            <w:vAlign w:val="top"/>
+          </w:tcPr>
+          <w:p>
+            <w:pPr>
+              <w:jc w:val="left"/>
+              <w:pBdr>
+                <w:bottom w:val="none" w:sz="0" w:space="0" w:color="000000"/>
+                <w:top w:val="none" w:sz="0" w:space="0" w:color="000000"/>
+                <w:left w:val="none" w:sz="0" w:space="0" w:color="000000"/>
+                <w:right w:val="none" w:sz="0" w:space="0" w:color="000000"/>
+              </w:pBdr>
+              <w:spacing w:after="100" w:before="100" w:line="240"/>
+              <w:ind w:left="100" w:right="100" w:firstLine="0" w:firstLineChars="0"/>
+              <w:rPr>
+                <w:rFonts w:ascii="Helvetica" w:hAnsi="Helvetica" w:eastAsia="Helvetica" w:cs="Helvetica"/>
+                <w:i w:val="false"/>
+                <w:b w:val="true"/>
+                <w:u w:val="none"/>
+                <w:strike w:val="false"/>
+                <w:sz w:val="22"/>
+                <w:szCs w:val="22"/>
+                <w:color w:val="000000"/>
+              </w:rPr>
+            </w:pPr>
+            <w:r>
+              <w:rPr>
+                <w:rFonts w:ascii="Helvetica" w:hAnsi="Helvetica" w:eastAsia="Helvetica" w:cs="Helvetica"/>
+                <w:i w:val="false"/>
+                <w:b w:val="true"/>
+                <w:u w:val="none"/>
+                <w:strike w:val="false"/>
+                <w:sz w:val="22"/>
+                <w:szCs w:val="22"/>
+                <w:color w:val="000000"/>
+              </w:rPr>
+              <w:t xml:space="preserve">Average e', cm/s</w:t>
+            </w:r>
+          </w:p>
+        </w:tc>
+        <w:tc>
+          <w:tcPr>
+            <w:tcBorders>
+              <w:bottom w:val="none" w:sz="0" w:space="0" w:color="000000"/>
+              <w:top w:val="none" w:sz="0" w:space="0" w:color="000000"/>
+              <w:left w:val="none" w:sz="0" w:space="0" w:color="000000"/>
+              <w:right w:val="none" w:sz="0" w:space="0" w:color="000000"/>
+            </w:tcBorders>
+            <w:shd w:val="clear" w:color="auto" w:fill="FFFFFF"/>
+            <w:tcMar>
+              <w:top w:w="0" w:type="dxa"/>
+              <w:bottom w:w="0" w:type="dxa"/>
+              <w:left w:w="0" w:type="dxa"/>
+              <w:right w:w="0" w:type="dxa"/>
+            </w:tcMar>
+            <w:vAlign w:val="top"/>
+          </w:tcPr>
+          <w:p>
+            <w:pPr>
+              <w:jc w:val="center"/>
+              <w:pBdr>
+                <w:bottom w:val="none" w:sz="0" w:space="0" w:color="000000"/>
+                <w:top w:val="none" w:sz="0" w:space="0" w:color="000000"/>
+                <w:left w:val="none" w:sz="0" w:space="0" w:color="000000"/>
+                <w:right w:val="none" w:sz="0" w:space="0" w:color="000000"/>
+              </w:pBdr>
+              <w:spacing w:after="100" w:before="100" w:line="240"/>
+              <w:ind w:left="100" w:right="100" w:firstLine="0" w:firstLineChars="0"/>
+              <w:rPr>
+                <w:rFonts w:ascii="Helvetica" w:hAnsi="Helvetica" w:eastAsia="Helvetica" w:cs="Helvetica"/>
+                <w:i w:val="false"/>
+                <w:b w:val="false"/>
+                <w:u w:val="none"/>
+                <w:strike w:val="false"/>
+                <w:sz w:val="22"/>
+                <w:szCs w:val="22"/>
+                <w:color w:val="000000"/>
+              </w:rPr>
+            </w:pPr>
+            <w:r>
+              <w:rPr>
+                <w:rFonts w:ascii="Helvetica" w:hAnsi="Helvetica" w:eastAsia="Helvetica" w:cs="Helvetica"/>
+                <w:i w:val="false"/>
+                <w:b w:val="false"/>
+                <w:u w:val="none"/>
+                <w:strike w:val="false"/>
+                <w:sz w:val="22"/>
+                <w:szCs w:val="22"/>
+                <w:color w:val="000000"/>
+              </w:rPr>
+              <w:t xml:space="preserve">10.3 (5.4)</w:t>
+            </w:r>
+          </w:p>
+        </w:tc>
+        <w:tc>
+          <w:tcPr>
+            <w:tcBorders>
+              <w:bottom w:val="none" w:sz="0" w:space="0" w:color="000000"/>
+              <w:top w:val="none" w:sz="0" w:space="0" w:color="000000"/>
+              <w:left w:val="none" w:sz="0" w:space="0" w:color="000000"/>
+              <w:right w:val="none" w:sz="0" w:space="0" w:color="000000"/>
+            </w:tcBorders>
+            <w:shd w:val="clear" w:color="auto" w:fill="FFFFFF"/>
+            <w:tcMar>
+              <w:top w:w="0" w:type="dxa"/>
+              <w:bottom w:w="0" w:type="dxa"/>
+              <w:left w:w="0" w:type="dxa"/>
+              <w:right w:w="0" w:type="dxa"/>
+            </w:tcMar>
+            <w:vAlign w:val="top"/>
+          </w:tcPr>
+          <w:p>
+            <w:pPr>
+              <w:jc w:val="center"/>
+              <w:pBdr>
+                <w:bottom w:val="none" w:sz="0" w:space="0" w:color="000000"/>
+                <w:top w:val="none" w:sz="0" w:space="0" w:color="000000"/>
+                <w:left w:val="none" w:sz="0" w:space="0" w:color="000000"/>
+                <w:right w:val="none" w:sz="0" w:space="0" w:color="000000"/>
+              </w:pBdr>
+              <w:spacing w:after="100" w:before="100" w:line="240"/>
+              <w:ind w:left="100" w:right="100" w:firstLine="0" w:firstLineChars="0"/>
+              <w:rPr>
+                <w:rFonts w:ascii="Helvetica" w:hAnsi="Helvetica" w:eastAsia="Helvetica" w:cs="Helvetica"/>
+                <w:i w:val="false"/>
+                <w:b w:val="false"/>
+                <w:u w:val="none"/>
+                <w:strike w:val="false"/>
+                <w:sz w:val="22"/>
+                <w:szCs w:val="22"/>
+                <w:color w:val="000000"/>
+              </w:rPr>
+            </w:pPr>
+            <w:r>
+              <w:rPr>
+                <w:rFonts w:ascii="Helvetica" w:hAnsi="Helvetica" w:eastAsia="Helvetica" w:cs="Helvetica"/>
+                <w:i w:val="false"/>
+                <w:b w:val="false"/>
+                <w:u w:val="none"/>
+                <w:strike w:val="false"/>
+                <w:sz w:val="22"/>
+                <w:szCs w:val="22"/>
+                <w:color w:val="000000"/>
+              </w:rPr>
+              <w:t xml:space="preserve">6.1 (1.3)</w:t>
+            </w:r>
+          </w:p>
+        </w:tc>
+        <w:tc>
+          <w:tcPr>
+            <w:tcBorders>
+              <w:bottom w:val="none" w:sz="0" w:space="0" w:color="000000"/>
+              <w:top w:val="none" w:sz="0" w:space="0" w:color="000000"/>
+              <w:left w:val="none" w:sz="0" w:space="0" w:color="000000"/>
+              <w:right w:val="none" w:sz="0" w:space="0" w:color="000000"/>
+            </w:tcBorders>
+            <w:shd w:val="clear" w:color="auto" w:fill="FFFFFF"/>
+            <w:tcMar>
+              <w:top w:w="0" w:type="dxa"/>
+              <w:bottom w:w="0" w:type="dxa"/>
+              <w:left w:w="0" w:type="dxa"/>
+              <w:right w:w="0" w:type="dxa"/>
+            </w:tcMar>
+            <w:vAlign w:val="top"/>
+          </w:tcPr>
+          <w:p>
+            <w:pPr>
+              <w:jc w:val="center"/>
+              <w:pBdr>
+                <w:bottom w:val="none" w:sz="0" w:space="0" w:color="000000"/>
+                <w:top w:val="none" w:sz="0" w:space="0" w:color="000000"/>
+                <w:left w:val="none" w:sz="0" w:space="0" w:color="000000"/>
+                <w:right w:val="none" w:sz="0" w:space="0" w:color="000000"/>
+              </w:pBdr>
+              <w:spacing w:after="100" w:before="100" w:line="240"/>
+              <w:ind w:left="100" w:right="100" w:firstLine="0" w:firstLineChars="0"/>
+              <w:rPr>
+                <w:rFonts w:ascii="Helvetica" w:hAnsi="Helvetica" w:eastAsia="Helvetica" w:cs="Helvetica"/>
+                <w:i w:val="false"/>
+                <w:b w:val="false"/>
+                <w:u w:val="none"/>
+                <w:strike w:val="false"/>
+                <w:sz w:val="22"/>
+                <w:szCs w:val="22"/>
+                <w:color w:val="000000"/>
+              </w:rPr>
+            </w:pPr>
+            <w:r>
+              <w:rPr>
+                <w:rFonts w:ascii="Helvetica" w:hAnsi="Helvetica" w:eastAsia="Helvetica" w:cs="Helvetica"/>
+                <w:i w:val="false"/>
+                <w:b w:val="false"/>
+                <w:u w:val="none"/>
+                <w:strike w:val="false"/>
+                <w:sz w:val="22"/>
+                <w:szCs w:val="22"/>
+                <w:color w:val="000000"/>
+              </w:rPr>
+              <w:t xml:space="preserve">5.3 (1.2)</w:t>
+            </w:r>
+          </w:p>
+        </w:tc>
+        <w:tc>
+          <w:tcPr>
+            <w:tcBorders>
+              <w:bottom w:val="none" w:sz="0" w:space="0" w:color="000000"/>
+              <w:top w:val="none" w:sz="0" w:space="0" w:color="000000"/>
+              <w:left w:val="none" w:sz="0" w:space="0" w:color="000000"/>
+              <w:right w:val="none" w:sz="0" w:space="0" w:color="000000"/>
+            </w:tcBorders>
+            <w:shd w:val="clear" w:color="auto" w:fill="FFFFFF"/>
+            <w:tcMar>
+              <w:top w:w="0" w:type="dxa"/>
+              <w:bottom w:w="0" w:type="dxa"/>
+              <w:left w:w="0" w:type="dxa"/>
+              <w:right w:w="0" w:type="dxa"/>
+            </w:tcMar>
+            <w:vAlign w:val="top"/>
+          </w:tcPr>
+          <w:p>
+            <w:pPr>
+              <w:jc w:val="center"/>
+              <w:pBdr>
+                <w:bottom w:val="none" w:sz="0" w:space="0" w:color="000000"/>
+                <w:top w:val="none" w:sz="0" w:space="0" w:color="000000"/>
+                <w:left w:val="none" w:sz="0" w:space="0" w:color="000000"/>
+                <w:right w:val="none" w:sz="0" w:space="0" w:color="000000"/>
+              </w:pBdr>
+              <w:spacing w:after="100" w:before="100" w:line="240"/>
+              <w:ind w:left="100" w:right="100" w:firstLine="0" w:firstLineChars="0"/>
+              <w:rPr>
+                <w:rFonts w:ascii="Helvetica" w:hAnsi="Helvetica" w:eastAsia="Helvetica" w:cs="Helvetica"/>
+                <w:i w:val="false"/>
+                <w:b w:val="false"/>
+                <w:u w:val="none"/>
+                <w:strike w:val="false"/>
+                <w:sz w:val="22"/>
+                <w:szCs w:val="22"/>
+                <w:color w:val="000000"/>
+              </w:rPr>
+            </w:pPr>
+            <w:r>
+              <w:rPr>
+                <w:rFonts w:ascii="Helvetica" w:hAnsi="Helvetica" w:eastAsia="Helvetica" w:cs="Helvetica"/>
+                <w:i w:val="false"/>
+                <w:b w:val="false"/>
+                <w:u w:val="none"/>
+                <w:strike w:val="false"/>
+                <w:sz w:val="22"/>
+                <w:szCs w:val="22"/>
+                <w:color w:val="000000"/>
+              </w:rPr>
+              <w:t xml:space="preserve">5.8 (1.5)</w:t>
+            </w:r>
+          </w:p>
+        </w:tc>
+        <w:tc>
+          <w:tcPr>
+            <w:tcBorders>
+              <w:bottom w:val="none" w:sz="0" w:space="0" w:color="000000"/>
+              <w:top w:val="none" w:sz="0" w:space="0" w:color="000000"/>
+              <w:left w:val="none" w:sz="0" w:space="0" w:color="000000"/>
+              <w:right w:val="none" w:sz="0" w:space="0" w:color="000000"/>
+            </w:tcBorders>
+            <w:shd w:val="clear" w:color="auto" w:fill="FFFFFF"/>
+            <w:tcMar>
+              <w:top w:w="0" w:type="dxa"/>
+              <w:bottom w:w="0" w:type="dxa"/>
+              <w:left w:w="0" w:type="dxa"/>
+              <w:right w:w="0" w:type="dxa"/>
+            </w:tcMar>
+            <w:vAlign w:val="top"/>
+          </w:tcPr>
+          <w:p>
+            <w:pPr>
+              <w:jc w:val="center"/>
+              <w:pBdr>
+                <w:bottom w:val="none" w:sz="0" w:space="0" w:color="000000"/>
+                <w:top w:val="none" w:sz="0" w:space="0" w:color="000000"/>
+                <w:left w:val="none" w:sz="0" w:space="0" w:color="000000"/>
+                <w:right w:val="none" w:sz="0" w:space="0" w:color="000000"/>
+              </w:pBdr>
+              <w:spacing w:after="100" w:before="100" w:line="240"/>
+              <w:ind w:left="100" w:right="100" w:firstLine="0" w:firstLineChars="0"/>
+              <w:rPr>
+                <w:rFonts w:ascii="Helvetica" w:hAnsi="Helvetica" w:eastAsia="Helvetica" w:cs="Helvetica"/>
+                <w:i w:val="false"/>
+                <w:b w:val="false"/>
+                <w:u w:val="none"/>
+                <w:strike w:val="false"/>
+                <w:sz w:val="22"/>
+                <w:szCs w:val="22"/>
+                <w:color w:val="000000"/>
+              </w:rPr>
+            </w:pPr>
+            <w:r>
+              <w:rPr>
+                <w:rFonts w:ascii="Helvetica" w:hAnsi="Helvetica" w:eastAsia="Helvetica" w:cs="Helvetica"/>
+                <w:i w:val="false"/>
+                <w:b w:val="false"/>
+                <w:u w:val="none"/>
+                <w:strike w:val="false"/>
+                <w:sz w:val="22"/>
+                <w:szCs w:val="22"/>
+                <w:color w:val="000000"/>
+              </w:rPr>
+              <w:t xml:space="preserve">NA (NA)</w:t>
+            </w:r>
+          </w:p>
+        </w:tc>
+        <w:tc>
+          <w:tcPr>
+            <w:tcBorders>
+              <w:bottom w:val="none" w:sz="0" w:space="0" w:color="000000"/>
+              <w:top w:val="none" w:sz="0" w:space="0" w:color="000000"/>
+              <w:left w:val="none" w:sz="0" w:space="0" w:color="000000"/>
+              <w:right w:val="none" w:sz="0" w:space="0" w:color="000000"/>
+            </w:tcBorders>
+            <w:shd w:val="clear" w:color="auto" w:fill="FFFFFF"/>
+            <w:tcMar>
+              <w:top w:w="0" w:type="dxa"/>
+              <w:bottom w:w="0" w:type="dxa"/>
+              <w:left w:w="0" w:type="dxa"/>
+              <w:right w:w="0" w:type="dxa"/>
+            </w:tcMar>
+            <w:vAlign w:val="top"/>
+          </w:tcPr>
+          <w:p>
+            <w:pPr>
+              <w:jc w:val="center"/>
+              <w:pBdr>
+                <w:bottom w:val="none" w:sz="0" w:space="0" w:color="000000"/>
+                <w:top w:val="none" w:sz="0" w:space="0" w:color="000000"/>
+                <w:left w:val="none" w:sz="0" w:space="0" w:color="000000"/>
+                <w:right w:val="none" w:sz="0" w:space="0" w:color="000000"/>
+              </w:pBdr>
+              <w:spacing w:after="100" w:before="100" w:line="240"/>
+              <w:ind w:left="100" w:right="100" w:firstLine="0" w:firstLineChars="0"/>
+              <w:rPr>
+                <w:rFonts w:ascii="Helvetica" w:hAnsi="Helvetica" w:eastAsia="Helvetica" w:cs="Helvetica"/>
+                <w:i w:val="false"/>
+                <w:b w:val="false"/>
+                <w:u w:val="none"/>
+                <w:strike w:val="false"/>
+                <w:sz w:val="22"/>
+                <w:szCs w:val="22"/>
+                <w:color w:val="000000"/>
+              </w:rPr>
+            </w:pPr>
+            <w:r>
+              <w:rPr>
+                <w:rFonts w:ascii="Helvetica" w:hAnsi="Helvetica" w:eastAsia="Helvetica" w:cs="Helvetica"/>
+                <w:i w:val="false"/>
+                <w:b w:val="false"/>
+                <w:u w:val="none"/>
+                <w:strike w:val="false"/>
+                <w:sz w:val="22"/>
+                <w:szCs w:val="22"/>
+                <w:color w:val="000000"/>
+              </w:rPr>
+              <w:t xml:space="preserve">&lt;0.001</w:t>
+            </w:r>
+          </w:p>
+        </w:tc>
+      </w:tr>
+      <w:tr>
+        <w:trPr>
+          <w:trHeight w:val="619" w:hRule="auto"/>
         </w:trPr>
         body16
         <w:tc>
@@ -6522,223 +6522,223 @@
                 <w:szCs w:val="22"/>
                 <w:color w:val="000000"/>
               </w:rPr>
-              <w:t xml:space="preserve">E/e' (average)</w:t>
-            </w:r>
-          </w:p>
-        </w:tc>
-        <w:tc>
-          <w:tcPr>
-            <w:tcBorders>
-              <w:bottom w:val="none" w:sz="0" w:space="0" w:color="000000"/>
-              <w:top w:val="none" w:sz="0" w:space="0" w:color="000000"/>
-              <w:left w:val="none" w:sz="0" w:space="0" w:color="000000"/>
-              <w:right w:val="none" w:sz="0" w:space="0" w:color="000000"/>
-            </w:tcBorders>
-            <w:shd w:val="clear" w:color="auto" w:fill="FFFFFF"/>
-            <w:tcMar>
-              <w:top w:w="0" w:type="dxa"/>
-              <w:bottom w:w="0" w:type="dxa"/>
-              <w:left w:w="0" w:type="dxa"/>
-              <w:right w:w="0" w:type="dxa"/>
-            </w:tcMar>
-            <w:vAlign w:val="top"/>
-          </w:tcPr>
-          <w:p>
-            <w:pPr>
-              <w:jc w:val="center"/>
-              <w:pBdr>
-                <w:bottom w:val="none" w:sz="0" w:space="0" w:color="000000"/>
-                <w:top w:val="none" w:sz="0" w:space="0" w:color="000000"/>
-                <w:left w:val="none" w:sz="0" w:space="0" w:color="000000"/>
-                <w:right w:val="none" w:sz="0" w:space="0" w:color="000000"/>
-              </w:pBdr>
-              <w:spacing w:after="100" w:before="100" w:line="240"/>
-              <w:ind w:left="100" w:right="100" w:firstLine="0" w:firstLineChars="0"/>
-              <w:rPr>
-                <w:rFonts w:ascii="Helvetica" w:hAnsi="Helvetica" w:eastAsia="Helvetica" w:cs="Helvetica"/>
-                <w:i w:val="false"/>
-                <w:b w:val="false"/>
-                <w:u w:val="none"/>
-                <w:strike w:val="false"/>
-                <w:sz w:val="22"/>
-                <w:szCs w:val="22"/>
-                <w:color w:val="000000"/>
-              </w:rPr>
-            </w:pPr>
-            <w:r>
-              <w:rPr>
-                <w:rFonts w:ascii="Helvetica" w:hAnsi="Helvetica" w:eastAsia="Helvetica" w:cs="Helvetica"/>
-                <w:i w:val="false"/>
-                <w:b w:val="false"/>
-                <w:u w:val="none"/>
-                <w:strike w:val="false"/>
-                <w:sz w:val="22"/>
-                <w:szCs w:val="22"/>
-                <w:color w:val="000000"/>
-              </w:rPr>
-              <w:t xml:space="preserve">10.1 (2.2)</w:t>
-            </w:r>
-          </w:p>
-        </w:tc>
-        <w:tc>
-          <w:tcPr>
-            <w:tcBorders>
-              <w:bottom w:val="none" w:sz="0" w:space="0" w:color="000000"/>
-              <w:top w:val="none" w:sz="0" w:space="0" w:color="000000"/>
-              <w:left w:val="none" w:sz="0" w:space="0" w:color="000000"/>
-              <w:right w:val="none" w:sz="0" w:space="0" w:color="000000"/>
-            </w:tcBorders>
-            <w:shd w:val="clear" w:color="auto" w:fill="FFFFFF"/>
-            <w:tcMar>
-              <w:top w:w="0" w:type="dxa"/>
-              <w:bottom w:w="0" w:type="dxa"/>
-              <w:left w:w="0" w:type="dxa"/>
-              <w:right w:w="0" w:type="dxa"/>
-            </w:tcMar>
-            <w:vAlign w:val="top"/>
-          </w:tcPr>
-          <w:p>
-            <w:pPr>
-              <w:jc w:val="center"/>
-              <w:pBdr>
-                <w:bottom w:val="none" w:sz="0" w:space="0" w:color="000000"/>
-                <w:top w:val="none" w:sz="0" w:space="0" w:color="000000"/>
-                <w:left w:val="none" w:sz="0" w:space="0" w:color="000000"/>
-                <w:right w:val="none" w:sz="0" w:space="0" w:color="000000"/>
-              </w:pBdr>
-              <w:spacing w:after="100" w:before="100" w:line="240"/>
-              <w:ind w:left="100" w:right="100" w:firstLine="0" w:firstLineChars="0"/>
-              <w:rPr>
-                <w:rFonts w:ascii="Helvetica" w:hAnsi="Helvetica" w:eastAsia="Helvetica" w:cs="Helvetica"/>
-                <w:i w:val="false"/>
-                <w:b w:val="false"/>
-                <w:u w:val="none"/>
-                <w:strike w:val="false"/>
-                <w:sz w:val="22"/>
-                <w:szCs w:val="22"/>
-                <w:color w:val="000000"/>
-              </w:rPr>
-            </w:pPr>
-            <w:r>
-              <w:rPr>
-                <w:rFonts w:ascii="Helvetica" w:hAnsi="Helvetica" w:eastAsia="Helvetica" w:cs="Helvetica"/>
-                <w:i w:val="false"/>
-                <w:b w:val="false"/>
-                <w:u w:val="none"/>
-                <w:strike w:val="false"/>
-                <w:sz w:val="22"/>
-                <w:szCs w:val="22"/>
-                <w:color w:val="000000"/>
-              </w:rPr>
-              <w:t xml:space="preserve">17.7 (4.8)</w:t>
-            </w:r>
-          </w:p>
-        </w:tc>
-        <w:tc>
-          <w:tcPr>
-            <w:tcBorders>
-              <w:bottom w:val="none" w:sz="0" w:space="0" w:color="000000"/>
-              <w:top w:val="none" w:sz="0" w:space="0" w:color="000000"/>
-              <w:left w:val="none" w:sz="0" w:space="0" w:color="000000"/>
-              <w:right w:val="none" w:sz="0" w:space="0" w:color="000000"/>
-            </w:tcBorders>
-            <w:shd w:val="clear" w:color="auto" w:fill="FFFFFF"/>
-            <w:tcMar>
-              <w:top w:w="0" w:type="dxa"/>
-              <w:bottom w:w="0" w:type="dxa"/>
-              <w:left w:w="0" w:type="dxa"/>
-              <w:right w:w="0" w:type="dxa"/>
-            </w:tcMar>
-            <w:vAlign w:val="top"/>
-          </w:tcPr>
-          <w:p>
-            <w:pPr>
-              <w:jc w:val="center"/>
-              <w:pBdr>
-                <w:bottom w:val="none" w:sz="0" w:space="0" w:color="000000"/>
-                <w:top w:val="none" w:sz="0" w:space="0" w:color="000000"/>
-                <w:left w:val="none" w:sz="0" w:space="0" w:color="000000"/>
-                <w:right w:val="none" w:sz="0" w:space="0" w:color="000000"/>
-              </w:pBdr>
-              <w:spacing w:after="100" w:before="100" w:line="240"/>
-              <w:ind w:left="100" w:right="100" w:firstLine="0" w:firstLineChars="0"/>
-              <w:rPr>
-                <w:rFonts w:ascii="Helvetica" w:hAnsi="Helvetica" w:eastAsia="Helvetica" w:cs="Helvetica"/>
-                <w:i w:val="false"/>
-                <w:b w:val="false"/>
-                <w:u w:val="none"/>
-                <w:strike w:val="false"/>
-                <w:sz w:val="22"/>
-                <w:szCs w:val="22"/>
-                <w:color w:val="000000"/>
-              </w:rPr>
-            </w:pPr>
-            <w:r>
-              <w:rPr>
-                <w:rFonts w:ascii="Helvetica" w:hAnsi="Helvetica" w:eastAsia="Helvetica" w:cs="Helvetica"/>
-                <w:i w:val="false"/>
-                <w:b w:val="false"/>
-                <w:u w:val="none"/>
-                <w:strike w:val="false"/>
-                <w:sz w:val="22"/>
-                <w:szCs w:val="22"/>
-                <w:color w:val="000000"/>
-              </w:rPr>
-              <w:t xml:space="preserve">19.1 (4.5)</w:t>
-            </w:r>
-          </w:p>
-        </w:tc>
-        <w:tc>
-          <w:tcPr>
-            <w:tcBorders>
-              <w:bottom w:val="none" w:sz="0" w:space="0" w:color="000000"/>
-              <w:top w:val="none" w:sz="0" w:space="0" w:color="000000"/>
-              <w:left w:val="none" w:sz="0" w:space="0" w:color="000000"/>
-              <w:right w:val="none" w:sz="0" w:space="0" w:color="000000"/>
-            </w:tcBorders>
-            <w:shd w:val="clear" w:color="auto" w:fill="FFFFFF"/>
-            <w:tcMar>
-              <w:top w:w="0" w:type="dxa"/>
-              <w:bottom w:w="0" w:type="dxa"/>
-              <w:left w:w="0" w:type="dxa"/>
-              <w:right w:w="0" w:type="dxa"/>
-            </w:tcMar>
-            <w:vAlign w:val="top"/>
-          </w:tcPr>
-          <w:p>
-            <w:pPr>
-              <w:jc w:val="center"/>
-              <w:pBdr>
-                <w:bottom w:val="none" w:sz="0" w:space="0" w:color="000000"/>
-                <w:top w:val="none" w:sz="0" w:space="0" w:color="000000"/>
-                <w:left w:val="none" w:sz="0" w:space="0" w:color="000000"/>
-                <w:right w:val="none" w:sz="0" w:space="0" w:color="000000"/>
-              </w:pBdr>
-              <w:spacing w:after="100" w:before="100" w:line="240"/>
-              <w:ind w:left="100" w:right="100" w:firstLine="0" w:firstLineChars="0"/>
-              <w:rPr>
-                <w:rFonts w:ascii="Helvetica" w:hAnsi="Helvetica" w:eastAsia="Helvetica" w:cs="Helvetica"/>
-                <w:i w:val="false"/>
-                <w:b w:val="false"/>
-                <w:u w:val="none"/>
-                <w:strike w:val="false"/>
-                <w:sz w:val="22"/>
-                <w:szCs w:val="22"/>
-                <w:color w:val="000000"/>
-              </w:rPr>
-            </w:pPr>
-            <w:r>
-              <w:rPr>
-                <w:rFonts w:ascii="Helvetica" w:hAnsi="Helvetica" w:eastAsia="Helvetica" w:cs="Helvetica"/>
-                <w:i w:val="false"/>
-                <w:b w:val="false"/>
-                <w:u w:val="none"/>
-                <w:strike w:val="false"/>
-                <w:sz w:val="22"/>
-                <w:szCs w:val="22"/>
-                <w:color w:val="000000"/>
-              </w:rPr>
-              <w:t xml:space="preserve">22.3 (6.1)</w:t>
+              <w:t xml:space="preserve">Septal e', cm/s</w:t>
+            </w:r>
+          </w:p>
+        </w:tc>
+        <w:tc>
+          <w:tcPr>
+            <w:tcBorders>
+              <w:bottom w:val="none" w:sz="0" w:space="0" w:color="000000"/>
+              <w:top w:val="none" w:sz="0" w:space="0" w:color="000000"/>
+              <w:left w:val="none" w:sz="0" w:space="0" w:color="000000"/>
+              <w:right w:val="none" w:sz="0" w:space="0" w:color="000000"/>
+            </w:tcBorders>
+            <w:shd w:val="clear" w:color="auto" w:fill="FFFFFF"/>
+            <w:tcMar>
+              <w:top w:w="0" w:type="dxa"/>
+              <w:bottom w:w="0" w:type="dxa"/>
+              <w:left w:w="0" w:type="dxa"/>
+              <w:right w:w="0" w:type="dxa"/>
+            </w:tcMar>
+            <w:vAlign w:val="top"/>
+          </w:tcPr>
+          <w:p>
+            <w:pPr>
+              <w:jc w:val="center"/>
+              <w:pBdr>
+                <w:bottom w:val="none" w:sz="0" w:space="0" w:color="000000"/>
+                <w:top w:val="none" w:sz="0" w:space="0" w:color="000000"/>
+                <w:left w:val="none" w:sz="0" w:space="0" w:color="000000"/>
+                <w:right w:val="none" w:sz="0" w:space="0" w:color="000000"/>
+              </w:pBdr>
+              <w:spacing w:after="100" w:before="100" w:line="240"/>
+              <w:ind w:left="100" w:right="100" w:firstLine="0" w:firstLineChars="0"/>
+              <w:rPr>
+                <w:rFonts w:ascii="Helvetica" w:hAnsi="Helvetica" w:eastAsia="Helvetica" w:cs="Helvetica"/>
+                <w:i w:val="false"/>
+                <w:b w:val="false"/>
+                <w:u w:val="none"/>
+                <w:strike w:val="false"/>
+                <w:sz w:val="22"/>
+                <w:szCs w:val="22"/>
+                <w:color w:val="000000"/>
+              </w:rPr>
+            </w:pPr>
+            <w:r>
+              <w:rPr>
+                <w:rFonts w:ascii="Helvetica" w:hAnsi="Helvetica" w:eastAsia="Helvetica" w:cs="Helvetica"/>
+                <w:i w:val="false"/>
+                <w:b w:val="false"/>
+                <w:u w:val="none"/>
+                <w:strike w:val="false"/>
+                <w:sz w:val="22"/>
+                <w:szCs w:val="22"/>
+                <w:color w:val="000000"/>
+              </w:rPr>
+              <w:t xml:space="preserve">9.5 (10.8)</w:t>
+            </w:r>
+          </w:p>
+        </w:tc>
+        <w:tc>
+          <w:tcPr>
+            <w:tcBorders>
+              <w:bottom w:val="none" w:sz="0" w:space="0" w:color="000000"/>
+              <w:top w:val="none" w:sz="0" w:space="0" w:color="000000"/>
+              <w:left w:val="none" w:sz="0" w:space="0" w:color="000000"/>
+              <w:right w:val="none" w:sz="0" w:space="0" w:color="000000"/>
+            </w:tcBorders>
+            <w:shd w:val="clear" w:color="auto" w:fill="FFFFFF"/>
+            <w:tcMar>
+              <w:top w:w="0" w:type="dxa"/>
+              <w:bottom w:w="0" w:type="dxa"/>
+              <w:left w:w="0" w:type="dxa"/>
+              <w:right w:w="0" w:type="dxa"/>
+            </w:tcMar>
+            <w:vAlign w:val="top"/>
+          </w:tcPr>
+          <w:p>
+            <w:pPr>
+              <w:jc w:val="center"/>
+              <w:pBdr>
+                <w:bottom w:val="none" w:sz="0" w:space="0" w:color="000000"/>
+                <w:top w:val="none" w:sz="0" w:space="0" w:color="000000"/>
+                <w:left w:val="none" w:sz="0" w:space="0" w:color="000000"/>
+                <w:right w:val="none" w:sz="0" w:space="0" w:color="000000"/>
+              </w:pBdr>
+              <w:spacing w:after="100" w:before="100" w:line="240"/>
+              <w:ind w:left="100" w:right="100" w:firstLine="0" w:firstLineChars="0"/>
+              <w:rPr>
+                <w:rFonts w:ascii="Helvetica" w:hAnsi="Helvetica" w:eastAsia="Helvetica" w:cs="Helvetica"/>
+                <w:i w:val="false"/>
+                <w:b w:val="false"/>
+                <w:u w:val="none"/>
+                <w:strike w:val="false"/>
+                <w:sz w:val="22"/>
+                <w:szCs w:val="22"/>
+                <w:color w:val="000000"/>
+              </w:rPr>
+            </w:pPr>
+            <w:r>
+              <w:rPr>
+                <w:rFonts w:ascii="Helvetica" w:hAnsi="Helvetica" w:eastAsia="Helvetica" w:cs="Helvetica"/>
+                <w:i w:val="false"/>
+                <w:b w:val="false"/>
+                <w:u w:val="none"/>
+                <w:strike w:val="false"/>
+                <w:sz w:val="22"/>
+                <w:szCs w:val="22"/>
+                <w:color w:val="000000"/>
+              </w:rPr>
+              <w:t xml:space="preserve">4.9 (0.9)</w:t>
+            </w:r>
+          </w:p>
+        </w:tc>
+        <w:tc>
+          <w:tcPr>
+            <w:tcBorders>
+              <w:bottom w:val="none" w:sz="0" w:space="0" w:color="000000"/>
+              <w:top w:val="none" w:sz="0" w:space="0" w:color="000000"/>
+              <w:left w:val="none" w:sz="0" w:space="0" w:color="000000"/>
+              <w:right w:val="none" w:sz="0" w:space="0" w:color="000000"/>
+            </w:tcBorders>
+            <w:shd w:val="clear" w:color="auto" w:fill="FFFFFF"/>
+            <w:tcMar>
+              <w:top w:w="0" w:type="dxa"/>
+              <w:bottom w:w="0" w:type="dxa"/>
+              <w:left w:w="0" w:type="dxa"/>
+              <w:right w:w="0" w:type="dxa"/>
+            </w:tcMar>
+            <w:vAlign w:val="top"/>
+          </w:tcPr>
+          <w:p>
+            <w:pPr>
+              <w:jc w:val="center"/>
+              <w:pBdr>
+                <w:bottom w:val="none" w:sz="0" w:space="0" w:color="000000"/>
+                <w:top w:val="none" w:sz="0" w:space="0" w:color="000000"/>
+                <w:left w:val="none" w:sz="0" w:space="0" w:color="000000"/>
+                <w:right w:val="none" w:sz="0" w:space="0" w:color="000000"/>
+              </w:pBdr>
+              <w:spacing w:after="100" w:before="100" w:line="240"/>
+              <w:ind w:left="100" w:right="100" w:firstLine="0" w:firstLineChars="0"/>
+              <w:rPr>
+                <w:rFonts w:ascii="Helvetica" w:hAnsi="Helvetica" w:eastAsia="Helvetica" w:cs="Helvetica"/>
+                <w:i w:val="false"/>
+                <w:b w:val="false"/>
+                <w:u w:val="none"/>
+                <w:strike w:val="false"/>
+                <w:sz w:val="22"/>
+                <w:szCs w:val="22"/>
+                <w:color w:val="000000"/>
+              </w:rPr>
+            </w:pPr>
+            <w:r>
+              <w:rPr>
+                <w:rFonts w:ascii="Helvetica" w:hAnsi="Helvetica" w:eastAsia="Helvetica" w:cs="Helvetica"/>
+                <w:i w:val="false"/>
+                <w:b w:val="false"/>
+                <w:u w:val="none"/>
+                <w:strike w:val="false"/>
+                <w:sz w:val="22"/>
+                <w:szCs w:val="22"/>
+                <w:color w:val="000000"/>
+              </w:rPr>
+              <w:t xml:space="preserve">4.4 (1.0)</w:t>
+            </w:r>
+          </w:p>
+        </w:tc>
+        <w:tc>
+          <w:tcPr>
+            <w:tcBorders>
+              <w:bottom w:val="none" w:sz="0" w:space="0" w:color="000000"/>
+              <w:top w:val="none" w:sz="0" w:space="0" w:color="000000"/>
+              <w:left w:val="none" w:sz="0" w:space="0" w:color="000000"/>
+              <w:right w:val="none" w:sz="0" w:space="0" w:color="000000"/>
+            </w:tcBorders>
+            <w:shd w:val="clear" w:color="auto" w:fill="FFFFFF"/>
+            <w:tcMar>
+              <w:top w:w="0" w:type="dxa"/>
+              <w:bottom w:w="0" w:type="dxa"/>
+              <w:left w:w="0" w:type="dxa"/>
+              <w:right w:w="0" w:type="dxa"/>
+            </w:tcMar>
+            <w:vAlign w:val="top"/>
+          </w:tcPr>
+          <w:p>
+            <w:pPr>
+              <w:jc w:val="center"/>
+              <w:pBdr>
+                <w:bottom w:val="none" w:sz="0" w:space="0" w:color="000000"/>
+                <w:top w:val="none" w:sz="0" w:space="0" w:color="000000"/>
+                <w:left w:val="none" w:sz="0" w:space="0" w:color="000000"/>
+                <w:right w:val="none" w:sz="0" w:space="0" w:color="000000"/>
+              </w:pBdr>
+              <w:spacing w:after="100" w:before="100" w:line="240"/>
+              <w:ind w:left="100" w:right="100" w:firstLine="0" w:firstLineChars="0"/>
+              <w:rPr>
+                <w:rFonts w:ascii="Helvetica" w:hAnsi="Helvetica" w:eastAsia="Helvetica" w:cs="Helvetica"/>
+                <w:i w:val="false"/>
+                <w:b w:val="false"/>
+                <w:u w:val="none"/>
+                <w:strike w:val="false"/>
+                <w:sz w:val="22"/>
+                <w:szCs w:val="22"/>
+                <w:color w:val="000000"/>
+              </w:rPr>
+            </w:pPr>
+            <w:r>
+              <w:rPr>
+                <w:rFonts w:ascii="Helvetica" w:hAnsi="Helvetica" w:eastAsia="Helvetica" w:cs="Helvetica"/>
+                <w:i w:val="false"/>
+                <w:b w:val="false"/>
+                <w:u w:val="none"/>
+                <w:strike w:val="false"/>
+                <w:sz w:val="22"/>
+                <w:szCs w:val="22"/>
+                <w:color w:val="000000"/>
+              </w:rPr>
+              <w:t xml:space="preserve">5.0 (1.2)</w:t>
             </w:r>
           </w:p>
         </w:tc>
@@ -6906,223 +6906,223 @@
                 <w:szCs w:val="22"/>
                 <w:color w:val="000000"/>
               </w:rPr>
-              <w:t xml:space="preserve">LAVI, mL/m²</w:t>
-            </w:r>
-          </w:p>
-        </w:tc>
-        <w:tc>
-          <w:tcPr>
-            <w:tcBorders>
-              <w:bottom w:val="none" w:sz="0" w:space="0" w:color="000000"/>
-              <w:top w:val="none" w:sz="0" w:space="0" w:color="000000"/>
-              <w:left w:val="none" w:sz="0" w:space="0" w:color="000000"/>
-              <w:right w:val="none" w:sz="0" w:space="0" w:color="000000"/>
-            </w:tcBorders>
-            <w:shd w:val="clear" w:color="auto" w:fill="FFFFFF"/>
-            <w:tcMar>
-              <w:top w:w="0" w:type="dxa"/>
-              <w:bottom w:w="0" w:type="dxa"/>
-              <w:left w:w="0" w:type="dxa"/>
-              <w:right w:w="0" w:type="dxa"/>
-            </w:tcMar>
-            <w:vAlign w:val="top"/>
-          </w:tcPr>
-          <w:p>
-            <w:pPr>
-              <w:jc w:val="center"/>
-              <w:pBdr>
-                <w:bottom w:val="none" w:sz="0" w:space="0" w:color="000000"/>
-                <w:top w:val="none" w:sz="0" w:space="0" w:color="000000"/>
-                <w:left w:val="none" w:sz="0" w:space="0" w:color="000000"/>
-                <w:right w:val="none" w:sz="0" w:space="0" w:color="000000"/>
-              </w:pBdr>
-              <w:spacing w:after="100" w:before="100" w:line="240"/>
-              <w:ind w:left="100" w:right="100" w:firstLine="0" w:firstLineChars="0"/>
-              <w:rPr>
-                <w:rFonts w:ascii="Helvetica" w:hAnsi="Helvetica" w:eastAsia="Helvetica" w:cs="Helvetica"/>
-                <w:i w:val="false"/>
-                <w:b w:val="false"/>
-                <w:u w:val="none"/>
-                <w:strike w:val="false"/>
-                <w:sz w:val="22"/>
-                <w:szCs w:val="22"/>
-                <w:color w:val="000000"/>
-              </w:rPr>
-            </w:pPr>
-            <w:r>
-              <w:rPr>
-                <w:rFonts w:ascii="Helvetica" w:hAnsi="Helvetica" w:eastAsia="Helvetica" w:cs="Helvetica"/>
-                <w:i w:val="false"/>
-                <w:b w:val="false"/>
-                <w:u w:val="none"/>
-                <w:strike w:val="false"/>
-                <w:sz w:val="22"/>
-                <w:szCs w:val="22"/>
-                <w:color w:val="000000"/>
-              </w:rPr>
-              <w:t xml:space="preserve">33.3 (10.9)</w:t>
-            </w:r>
-          </w:p>
-        </w:tc>
-        <w:tc>
-          <w:tcPr>
-            <w:tcBorders>
-              <w:bottom w:val="none" w:sz="0" w:space="0" w:color="000000"/>
-              <w:top w:val="none" w:sz="0" w:space="0" w:color="000000"/>
-              <w:left w:val="none" w:sz="0" w:space="0" w:color="000000"/>
-              <w:right w:val="none" w:sz="0" w:space="0" w:color="000000"/>
-            </w:tcBorders>
-            <w:shd w:val="clear" w:color="auto" w:fill="FFFFFF"/>
-            <w:tcMar>
-              <w:top w:w="0" w:type="dxa"/>
-              <w:bottom w:w="0" w:type="dxa"/>
-              <w:left w:w="0" w:type="dxa"/>
-              <w:right w:w="0" w:type="dxa"/>
-            </w:tcMar>
-            <w:vAlign w:val="top"/>
-          </w:tcPr>
-          <w:p>
-            <w:pPr>
-              <w:jc w:val="center"/>
-              <w:pBdr>
-                <w:bottom w:val="none" w:sz="0" w:space="0" w:color="000000"/>
-                <w:top w:val="none" w:sz="0" w:space="0" w:color="000000"/>
-                <w:left w:val="none" w:sz="0" w:space="0" w:color="000000"/>
-                <w:right w:val="none" w:sz="0" w:space="0" w:color="000000"/>
-              </w:pBdr>
-              <w:spacing w:after="100" w:before="100" w:line="240"/>
-              <w:ind w:left="100" w:right="100" w:firstLine="0" w:firstLineChars="0"/>
-              <w:rPr>
-                <w:rFonts w:ascii="Helvetica" w:hAnsi="Helvetica" w:eastAsia="Helvetica" w:cs="Helvetica"/>
-                <w:i w:val="false"/>
-                <w:b w:val="false"/>
-                <w:u w:val="none"/>
-                <w:strike w:val="false"/>
-                <w:sz w:val="22"/>
-                <w:szCs w:val="22"/>
-                <w:color w:val="000000"/>
-              </w:rPr>
-            </w:pPr>
-            <w:r>
-              <w:rPr>
-                <w:rFonts w:ascii="Helvetica" w:hAnsi="Helvetica" w:eastAsia="Helvetica" w:cs="Helvetica"/>
-                <w:i w:val="false"/>
-                <w:b w:val="false"/>
-                <w:u w:val="none"/>
-                <w:strike w:val="false"/>
-                <w:sz w:val="22"/>
-                <w:szCs w:val="22"/>
-                <w:color w:val="000000"/>
-              </w:rPr>
-              <w:t xml:space="preserve">36.3 (18.2)</w:t>
-            </w:r>
-          </w:p>
-        </w:tc>
-        <w:tc>
-          <w:tcPr>
-            <w:tcBorders>
-              <w:bottom w:val="none" w:sz="0" w:space="0" w:color="000000"/>
-              <w:top w:val="none" w:sz="0" w:space="0" w:color="000000"/>
-              <w:left w:val="none" w:sz="0" w:space="0" w:color="000000"/>
-              <w:right w:val="none" w:sz="0" w:space="0" w:color="000000"/>
-            </w:tcBorders>
-            <w:shd w:val="clear" w:color="auto" w:fill="FFFFFF"/>
-            <w:tcMar>
-              <w:top w:w="0" w:type="dxa"/>
-              <w:bottom w:w="0" w:type="dxa"/>
-              <w:left w:w="0" w:type="dxa"/>
-              <w:right w:w="0" w:type="dxa"/>
-            </w:tcMar>
-            <w:vAlign w:val="top"/>
-          </w:tcPr>
-          <w:p>
-            <w:pPr>
-              <w:jc w:val="center"/>
-              <w:pBdr>
-                <w:bottom w:val="none" w:sz="0" w:space="0" w:color="000000"/>
-                <w:top w:val="none" w:sz="0" w:space="0" w:color="000000"/>
-                <w:left w:val="none" w:sz="0" w:space="0" w:color="000000"/>
-                <w:right w:val="none" w:sz="0" w:space="0" w:color="000000"/>
-              </w:pBdr>
-              <w:spacing w:after="100" w:before="100" w:line="240"/>
-              <w:ind w:left="100" w:right="100" w:firstLine="0" w:firstLineChars="0"/>
-              <w:rPr>
-                <w:rFonts w:ascii="Helvetica" w:hAnsi="Helvetica" w:eastAsia="Helvetica" w:cs="Helvetica"/>
-                <w:i w:val="false"/>
-                <w:b w:val="false"/>
-                <w:u w:val="none"/>
-                <w:strike w:val="false"/>
-                <w:sz w:val="22"/>
-                <w:szCs w:val="22"/>
-                <w:color w:val="000000"/>
-              </w:rPr>
-            </w:pPr>
-            <w:r>
-              <w:rPr>
-                <w:rFonts w:ascii="Helvetica" w:hAnsi="Helvetica" w:eastAsia="Helvetica" w:cs="Helvetica"/>
-                <w:i w:val="false"/>
-                <w:b w:val="false"/>
-                <w:u w:val="none"/>
-                <w:strike w:val="false"/>
-                <w:sz w:val="22"/>
-                <w:szCs w:val="22"/>
-                <w:color w:val="000000"/>
-              </w:rPr>
-              <w:t xml:space="preserve">43.6 (8.6)</w:t>
-            </w:r>
-          </w:p>
-        </w:tc>
-        <w:tc>
-          <w:tcPr>
-            <w:tcBorders>
-              <w:bottom w:val="none" w:sz="0" w:space="0" w:color="000000"/>
-              <w:top w:val="none" w:sz="0" w:space="0" w:color="000000"/>
-              <w:left w:val="none" w:sz="0" w:space="0" w:color="000000"/>
-              <w:right w:val="none" w:sz="0" w:space="0" w:color="000000"/>
-            </w:tcBorders>
-            <w:shd w:val="clear" w:color="auto" w:fill="FFFFFF"/>
-            <w:tcMar>
-              <w:top w:w="0" w:type="dxa"/>
-              <w:bottom w:w="0" w:type="dxa"/>
-              <w:left w:w="0" w:type="dxa"/>
-              <w:right w:w="0" w:type="dxa"/>
-            </w:tcMar>
-            <w:vAlign w:val="top"/>
-          </w:tcPr>
-          <w:p>
-            <w:pPr>
-              <w:jc w:val="center"/>
-              <w:pBdr>
-                <w:bottom w:val="none" w:sz="0" w:space="0" w:color="000000"/>
-                <w:top w:val="none" w:sz="0" w:space="0" w:color="000000"/>
-                <w:left w:val="none" w:sz="0" w:space="0" w:color="000000"/>
-                <w:right w:val="none" w:sz="0" w:space="0" w:color="000000"/>
-              </w:pBdr>
-              <w:spacing w:after="100" w:before="100" w:line="240"/>
-              <w:ind w:left="100" w:right="100" w:firstLine="0" w:firstLineChars="0"/>
-              <w:rPr>
-                <w:rFonts w:ascii="Helvetica" w:hAnsi="Helvetica" w:eastAsia="Helvetica" w:cs="Helvetica"/>
-                <w:i w:val="false"/>
-                <w:b w:val="false"/>
-                <w:u w:val="none"/>
-                <w:strike w:val="false"/>
-                <w:sz w:val="22"/>
-                <w:szCs w:val="22"/>
-                <w:color w:val="000000"/>
-              </w:rPr>
-            </w:pPr>
-            <w:r>
-              <w:rPr>
-                <w:rFonts w:ascii="Helvetica" w:hAnsi="Helvetica" w:eastAsia="Helvetica" w:cs="Helvetica"/>
-                <w:i w:val="false"/>
-                <w:b w:val="false"/>
-                <w:u w:val="none"/>
-                <w:strike w:val="false"/>
-                <w:sz w:val="22"/>
-                <w:szCs w:val="22"/>
-                <w:color w:val="000000"/>
-              </w:rPr>
-              <w:t xml:space="preserve">54.7 (5.7)</w:t>
+              <w:t xml:space="preserve">Lateral e', cm/s</w:t>
+            </w:r>
+          </w:p>
+        </w:tc>
+        <w:tc>
+          <w:tcPr>
+            <w:tcBorders>
+              <w:bottom w:val="none" w:sz="0" w:space="0" w:color="000000"/>
+              <w:top w:val="none" w:sz="0" w:space="0" w:color="000000"/>
+              <w:left w:val="none" w:sz="0" w:space="0" w:color="000000"/>
+              <w:right w:val="none" w:sz="0" w:space="0" w:color="000000"/>
+            </w:tcBorders>
+            <w:shd w:val="clear" w:color="auto" w:fill="FFFFFF"/>
+            <w:tcMar>
+              <w:top w:w="0" w:type="dxa"/>
+              <w:bottom w:w="0" w:type="dxa"/>
+              <w:left w:w="0" w:type="dxa"/>
+              <w:right w:w="0" w:type="dxa"/>
+            </w:tcMar>
+            <w:vAlign w:val="top"/>
+          </w:tcPr>
+          <w:p>
+            <w:pPr>
+              <w:jc w:val="center"/>
+              <w:pBdr>
+                <w:bottom w:val="none" w:sz="0" w:space="0" w:color="000000"/>
+                <w:top w:val="none" w:sz="0" w:space="0" w:color="000000"/>
+                <w:left w:val="none" w:sz="0" w:space="0" w:color="000000"/>
+                <w:right w:val="none" w:sz="0" w:space="0" w:color="000000"/>
+              </w:pBdr>
+              <w:spacing w:after="100" w:before="100" w:line="240"/>
+              <w:ind w:left="100" w:right="100" w:firstLine="0" w:firstLineChars="0"/>
+              <w:rPr>
+                <w:rFonts w:ascii="Helvetica" w:hAnsi="Helvetica" w:eastAsia="Helvetica" w:cs="Helvetica"/>
+                <w:i w:val="false"/>
+                <w:b w:val="false"/>
+                <w:u w:val="none"/>
+                <w:strike w:val="false"/>
+                <w:sz w:val="22"/>
+                <w:szCs w:val="22"/>
+                <w:color w:val="000000"/>
+              </w:rPr>
+            </w:pPr>
+            <w:r>
+              <w:rPr>
+                <w:rFonts w:ascii="Helvetica" w:hAnsi="Helvetica" w:eastAsia="Helvetica" w:cs="Helvetica"/>
+                <w:i w:val="false"/>
+                <w:b w:val="false"/>
+                <w:u w:val="none"/>
+                <w:strike w:val="false"/>
+                <w:sz w:val="22"/>
+                <w:szCs w:val="22"/>
+                <w:color w:val="000000"/>
+              </w:rPr>
+              <w:t xml:space="preserve">11.3 (3.2)</w:t>
+            </w:r>
+          </w:p>
+        </w:tc>
+        <w:tc>
+          <w:tcPr>
+            <w:tcBorders>
+              <w:bottom w:val="none" w:sz="0" w:space="0" w:color="000000"/>
+              <w:top w:val="none" w:sz="0" w:space="0" w:color="000000"/>
+              <w:left w:val="none" w:sz="0" w:space="0" w:color="000000"/>
+              <w:right w:val="none" w:sz="0" w:space="0" w:color="000000"/>
+            </w:tcBorders>
+            <w:shd w:val="clear" w:color="auto" w:fill="FFFFFF"/>
+            <w:tcMar>
+              <w:top w:w="0" w:type="dxa"/>
+              <w:bottom w:w="0" w:type="dxa"/>
+              <w:left w:w="0" w:type="dxa"/>
+              <w:right w:w="0" w:type="dxa"/>
+            </w:tcMar>
+            <w:vAlign w:val="top"/>
+          </w:tcPr>
+          <w:p>
+            <w:pPr>
+              <w:jc w:val="center"/>
+              <w:pBdr>
+                <w:bottom w:val="none" w:sz="0" w:space="0" w:color="000000"/>
+                <w:top w:val="none" w:sz="0" w:space="0" w:color="000000"/>
+                <w:left w:val="none" w:sz="0" w:space="0" w:color="000000"/>
+                <w:right w:val="none" w:sz="0" w:space="0" w:color="000000"/>
+              </w:pBdr>
+              <w:spacing w:after="100" w:before="100" w:line="240"/>
+              <w:ind w:left="100" w:right="100" w:firstLine="0" w:firstLineChars="0"/>
+              <w:rPr>
+                <w:rFonts w:ascii="Helvetica" w:hAnsi="Helvetica" w:eastAsia="Helvetica" w:cs="Helvetica"/>
+                <w:i w:val="false"/>
+                <w:b w:val="false"/>
+                <w:u w:val="none"/>
+                <w:strike w:val="false"/>
+                <w:sz w:val="22"/>
+                <w:szCs w:val="22"/>
+                <w:color w:val="000000"/>
+              </w:rPr>
+            </w:pPr>
+            <w:r>
+              <w:rPr>
+                <w:rFonts w:ascii="Helvetica" w:hAnsi="Helvetica" w:eastAsia="Helvetica" w:cs="Helvetica"/>
+                <w:i w:val="false"/>
+                <w:b w:val="false"/>
+                <w:u w:val="none"/>
+                <w:strike w:val="false"/>
+                <w:sz w:val="22"/>
+                <w:szCs w:val="22"/>
+                <w:color w:val="000000"/>
+              </w:rPr>
+              <w:t xml:space="preserve">7.2 (2.2)</w:t>
+            </w:r>
+          </w:p>
+        </w:tc>
+        <w:tc>
+          <w:tcPr>
+            <w:tcBorders>
+              <w:bottom w:val="none" w:sz="0" w:space="0" w:color="000000"/>
+              <w:top w:val="none" w:sz="0" w:space="0" w:color="000000"/>
+              <w:left w:val="none" w:sz="0" w:space="0" w:color="000000"/>
+              <w:right w:val="none" w:sz="0" w:space="0" w:color="000000"/>
+            </w:tcBorders>
+            <w:shd w:val="clear" w:color="auto" w:fill="FFFFFF"/>
+            <w:tcMar>
+              <w:top w:w="0" w:type="dxa"/>
+              <w:bottom w:w="0" w:type="dxa"/>
+              <w:left w:w="0" w:type="dxa"/>
+              <w:right w:w="0" w:type="dxa"/>
+            </w:tcMar>
+            <w:vAlign w:val="top"/>
+          </w:tcPr>
+          <w:p>
+            <w:pPr>
+              <w:jc w:val="center"/>
+              <w:pBdr>
+                <w:bottom w:val="none" w:sz="0" w:space="0" w:color="000000"/>
+                <w:top w:val="none" w:sz="0" w:space="0" w:color="000000"/>
+                <w:left w:val="none" w:sz="0" w:space="0" w:color="000000"/>
+                <w:right w:val="none" w:sz="0" w:space="0" w:color="000000"/>
+              </w:pBdr>
+              <w:spacing w:after="100" w:before="100" w:line="240"/>
+              <w:ind w:left="100" w:right="100" w:firstLine="0" w:firstLineChars="0"/>
+              <w:rPr>
+                <w:rFonts w:ascii="Helvetica" w:hAnsi="Helvetica" w:eastAsia="Helvetica" w:cs="Helvetica"/>
+                <w:i w:val="false"/>
+                <w:b w:val="false"/>
+                <w:u w:val="none"/>
+                <w:strike w:val="false"/>
+                <w:sz w:val="22"/>
+                <w:szCs w:val="22"/>
+                <w:color w:val="000000"/>
+              </w:rPr>
+            </w:pPr>
+            <w:r>
+              <w:rPr>
+                <w:rFonts w:ascii="Helvetica" w:hAnsi="Helvetica" w:eastAsia="Helvetica" w:cs="Helvetica"/>
+                <w:i w:val="false"/>
+                <w:b w:val="false"/>
+                <w:u w:val="none"/>
+                <w:strike w:val="false"/>
+                <w:sz w:val="22"/>
+                <w:szCs w:val="22"/>
+                <w:color w:val="000000"/>
+              </w:rPr>
+              <w:t xml:space="preserve">6.2 (2.1)</w:t>
+            </w:r>
+          </w:p>
+        </w:tc>
+        <w:tc>
+          <w:tcPr>
+            <w:tcBorders>
+              <w:bottom w:val="none" w:sz="0" w:space="0" w:color="000000"/>
+              <w:top w:val="none" w:sz="0" w:space="0" w:color="000000"/>
+              <w:left w:val="none" w:sz="0" w:space="0" w:color="000000"/>
+              <w:right w:val="none" w:sz="0" w:space="0" w:color="000000"/>
+            </w:tcBorders>
+            <w:shd w:val="clear" w:color="auto" w:fill="FFFFFF"/>
+            <w:tcMar>
+              <w:top w:w="0" w:type="dxa"/>
+              <w:bottom w:w="0" w:type="dxa"/>
+              <w:left w:w="0" w:type="dxa"/>
+              <w:right w:w="0" w:type="dxa"/>
+            </w:tcMar>
+            <w:vAlign w:val="top"/>
+          </w:tcPr>
+          <w:p>
+            <w:pPr>
+              <w:jc w:val="center"/>
+              <w:pBdr>
+                <w:bottom w:val="none" w:sz="0" w:space="0" w:color="000000"/>
+                <w:top w:val="none" w:sz="0" w:space="0" w:color="000000"/>
+                <w:left w:val="none" w:sz="0" w:space="0" w:color="000000"/>
+                <w:right w:val="none" w:sz="0" w:space="0" w:color="000000"/>
+              </w:pBdr>
+              <w:spacing w:after="100" w:before="100" w:line="240"/>
+              <w:ind w:left="100" w:right="100" w:firstLine="0" w:firstLineChars="0"/>
+              <w:rPr>
+                <w:rFonts w:ascii="Helvetica" w:hAnsi="Helvetica" w:eastAsia="Helvetica" w:cs="Helvetica"/>
+                <w:i w:val="false"/>
+                <w:b w:val="false"/>
+                <w:u w:val="none"/>
+                <w:strike w:val="false"/>
+                <w:sz w:val="22"/>
+                <w:szCs w:val="22"/>
+                <w:color w:val="000000"/>
+              </w:rPr>
+            </w:pPr>
+            <w:r>
+              <w:rPr>
+                <w:rFonts w:ascii="Helvetica" w:hAnsi="Helvetica" w:eastAsia="Helvetica" w:cs="Helvetica"/>
+                <w:i w:val="false"/>
+                <w:b w:val="false"/>
+                <w:u w:val="none"/>
+                <w:strike w:val="false"/>
+                <w:sz w:val="22"/>
+                <w:szCs w:val="22"/>
+                <w:color w:val="000000"/>
+              </w:rPr>
+              <w:t xml:space="preserve">6.7 (2.3)</w:t>
             </w:r>
           </w:p>
         </w:tc>
@@ -7237,7 +7237,7 @@
       </w:tr>
       <w:tr>
         <w:trPr>
-          <w:trHeight w:val="616" w:hRule="auto"/>
+          <w:trHeight w:val="620" w:hRule="auto"/>
         </w:trPr>
         body18
         <w:tc>
@@ -7290,223 +7290,223 @@
                 <w:szCs w:val="22"/>
                 <w:color w:val="000000"/>
               </w:rPr>
-              <w:t xml:space="preserve">TR Vmax, m/s</w:t>
-            </w:r>
-          </w:p>
-        </w:tc>
-        <w:tc>
-          <w:tcPr>
-            <w:tcBorders>
-              <w:bottom w:val="none" w:sz="0" w:space="0" w:color="000000"/>
-              <w:top w:val="none" w:sz="0" w:space="0" w:color="000000"/>
-              <w:left w:val="none" w:sz="0" w:space="0" w:color="000000"/>
-              <w:right w:val="none" w:sz="0" w:space="0" w:color="000000"/>
-            </w:tcBorders>
-            <w:shd w:val="clear" w:color="auto" w:fill="FFFFFF"/>
-            <w:tcMar>
-              <w:top w:w="0" w:type="dxa"/>
-              <w:bottom w:w="0" w:type="dxa"/>
-              <w:left w:w="0" w:type="dxa"/>
-              <w:right w:w="0" w:type="dxa"/>
-            </w:tcMar>
-            <w:vAlign w:val="top"/>
-          </w:tcPr>
-          <w:p>
-            <w:pPr>
-              <w:jc w:val="center"/>
-              <w:pBdr>
-                <w:bottom w:val="none" w:sz="0" w:space="0" w:color="000000"/>
-                <w:top w:val="none" w:sz="0" w:space="0" w:color="000000"/>
-                <w:left w:val="none" w:sz="0" w:space="0" w:color="000000"/>
-                <w:right w:val="none" w:sz="0" w:space="0" w:color="000000"/>
-              </w:pBdr>
-              <w:spacing w:after="100" w:before="100" w:line="240"/>
-              <w:ind w:left="100" w:right="100" w:firstLine="0" w:firstLineChars="0"/>
-              <w:rPr>
-                <w:rFonts w:ascii="Helvetica" w:hAnsi="Helvetica" w:eastAsia="Helvetica" w:cs="Helvetica"/>
-                <w:i w:val="false"/>
-                <w:b w:val="false"/>
-                <w:u w:val="none"/>
-                <w:strike w:val="false"/>
-                <w:sz w:val="22"/>
-                <w:szCs w:val="22"/>
-                <w:color w:val="000000"/>
-              </w:rPr>
-            </w:pPr>
-            <w:r>
-              <w:rPr>
-                <w:rFonts w:ascii="Helvetica" w:hAnsi="Helvetica" w:eastAsia="Helvetica" w:cs="Helvetica"/>
-                <w:i w:val="false"/>
-                <w:b w:val="false"/>
-                <w:u w:val="none"/>
-                <w:strike w:val="false"/>
-                <w:sz w:val="22"/>
-                <w:szCs w:val="22"/>
-                <w:color w:val="000000"/>
-              </w:rPr>
-              <w:t xml:space="preserve">230.3 (26.2)</w:t>
-            </w:r>
-          </w:p>
-        </w:tc>
-        <w:tc>
-          <w:tcPr>
-            <w:tcBorders>
-              <w:bottom w:val="none" w:sz="0" w:space="0" w:color="000000"/>
-              <w:top w:val="none" w:sz="0" w:space="0" w:color="000000"/>
-              <w:left w:val="none" w:sz="0" w:space="0" w:color="000000"/>
-              <w:right w:val="none" w:sz="0" w:space="0" w:color="000000"/>
-            </w:tcBorders>
-            <w:shd w:val="clear" w:color="auto" w:fill="FFFFFF"/>
-            <w:tcMar>
-              <w:top w:w="0" w:type="dxa"/>
-              <w:bottom w:w="0" w:type="dxa"/>
-              <w:left w:w="0" w:type="dxa"/>
-              <w:right w:w="0" w:type="dxa"/>
-            </w:tcMar>
-            <w:vAlign w:val="top"/>
-          </w:tcPr>
-          <w:p>
-            <w:pPr>
-              <w:jc w:val="center"/>
-              <w:pBdr>
-                <w:bottom w:val="none" w:sz="0" w:space="0" w:color="000000"/>
-                <w:top w:val="none" w:sz="0" w:space="0" w:color="000000"/>
-                <w:left w:val="none" w:sz="0" w:space="0" w:color="000000"/>
-                <w:right w:val="none" w:sz="0" w:space="0" w:color="000000"/>
-              </w:pBdr>
-              <w:spacing w:after="100" w:before="100" w:line="240"/>
-              <w:ind w:left="100" w:right="100" w:firstLine="0" w:firstLineChars="0"/>
-              <w:rPr>
-                <w:rFonts w:ascii="Helvetica" w:hAnsi="Helvetica" w:eastAsia="Helvetica" w:cs="Helvetica"/>
-                <w:i w:val="false"/>
-                <w:b w:val="false"/>
-                <w:u w:val="none"/>
-                <w:strike w:val="false"/>
-                <w:sz w:val="22"/>
-                <w:szCs w:val="22"/>
-                <w:color w:val="000000"/>
-              </w:rPr>
-            </w:pPr>
-            <w:r>
-              <w:rPr>
-                <w:rFonts w:ascii="Helvetica" w:hAnsi="Helvetica" w:eastAsia="Helvetica" w:cs="Helvetica"/>
-                <w:i w:val="false"/>
-                <w:b w:val="false"/>
-                <w:u w:val="none"/>
-                <w:strike w:val="false"/>
-                <w:sz w:val="22"/>
-                <w:szCs w:val="22"/>
-                <w:color w:val="000000"/>
-              </w:rPr>
-              <w:t xml:space="preserve">263.0 (45.4)</w:t>
-            </w:r>
-          </w:p>
-        </w:tc>
-        <w:tc>
-          <w:tcPr>
-            <w:tcBorders>
-              <w:bottom w:val="none" w:sz="0" w:space="0" w:color="000000"/>
-              <w:top w:val="none" w:sz="0" w:space="0" w:color="000000"/>
-              <w:left w:val="none" w:sz="0" w:space="0" w:color="000000"/>
-              <w:right w:val="none" w:sz="0" w:space="0" w:color="000000"/>
-            </w:tcBorders>
-            <w:shd w:val="clear" w:color="auto" w:fill="FFFFFF"/>
-            <w:tcMar>
-              <w:top w:w="0" w:type="dxa"/>
-              <w:bottom w:w="0" w:type="dxa"/>
-              <w:left w:w="0" w:type="dxa"/>
-              <w:right w:w="0" w:type="dxa"/>
-            </w:tcMar>
-            <w:vAlign w:val="top"/>
-          </w:tcPr>
-          <w:p>
-            <w:pPr>
-              <w:jc w:val="center"/>
-              <w:pBdr>
-                <w:bottom w:val="none" w:sz="0" w:space="0" w:color="000000"/>
-                <w:top w:val="none" w:sz="0" w:space="0" w:color="000000"/>
-                <w:left w:val="none" w:sz="0" w:space="0" w:color="000000"/>
-                <w:right w:val="none" w:sz="0" w:space="0" w:color="000000"/>
-              </w:pBdr>
-              <w:spacing w:after="100" w:before="100" w:line="240"/>
-              <w:ind w:left="100" w:right="100" w:firstLine="0" w:firstLineChars="0"/>
-              <w:rPr>
-                <w:rFonts w:ascii="Helvetica" w:hAnsi="Helvetica" w:eastAsia="Helvetica" w:cs="Helvetica"/>
-                <w:i w:val="false"/>
-                <w:b w:val="false"/>
-                <w:u w:val="none"/>
-                <w:strike w:val="false"/>
-                <w:sz w:val="22"/>
-                <w:szCs w:val="22"/>
-                <w:color w:val="000000"/>
-              </w:rPr>
-            </w:pPr>
-            <w:r>
-              <w:rPr>
-                <w:rFonts w:ascii="Helvetica" w:hAnsi="Helvetica" w:eastAsia="Helvetica" w:cs="Helvetica"/>
-                <w:i w:val="false"/>
-                <w:b w:val="false"/>
-                <w:u w:val="none"/>
-                <w:strike w:val="false"/>
-                <w:sz w:val="22"/>
-                <w:szCs w:val="22"/>
-                <w:color w:val="000000"/>
-              </w:rPr>
-              <w:t xml:space="preserve">244.7 (36.3)</w:t>
-            </w:r>
-          </w:p>
-        </w:tc>
-        <w:tc>
-          <w:tcPr>
-            <w:tcBorders>
-              <w:bottom w:val="none" w:sz="0" w:space="0" w:color="000000"/>
-              <w:top w:val="none" w:sz="0" w:space="0" w:color="000000"/>
-              <w:left w:val="none" w:sz="0" w:space="0" w:color="000000"/>
-              <w:right w:val="none" w:sz="0" w:space="0" w:color="000000"/>
-            </w:tcBorders>
-            <w:shd w:val="clear" w:color="auto" w:fill="FFFFFF"/>
-            <w:tcMar>
-              <w:top w:w="0" w:type="dxa"/>
-              <w:bottom w:w="0" w:type="dxa"/>
-              <w:left w:w="0" w:type="dxa"/>
-              <w:right w:w="0" w:type="dxa"/>
-            </w:tcMar>
-            <w:vAlign w:val="top"/>
-          </w:tcPr>
-          <w:p>
-            <w:pPr>
-              <w:jc w:val="center"/>
-              <w:pBdr>
-                <w:bottom w:val="none" w:sz="0" w:space="0" w:color="000000"/>
-                <w:top w:val="none" w:sz="0" w:space="0" w:color="000000"/>
-                <w:left w:val="none" w:sz="0" w:space="0" w:color="000000"/>
-                <w:right w:val="none" w:sz="0" w:space="0" w:color="000000"/>
-              </w:pBdr>
-              <w:spacing w:after="100" w:before="100" w:line="240"/>
-              <w:ind w:left="100" w:right="100" w:firstLine="0" w:firstLineChars="0"/>
-              <w:rPr>
-                <w:rFonts w:ascii="Helvetica" w:hAnsi="Helvetica" w:eastAsia="Helvetica" w:cs="Helvetica"/>
-                <w:i w:val="false"/>
-                <w:b w:val="false"/>
-                <w:u w:val="none"/>
-                <w:strike w:val="false"/>
-                <w:sz w:val="22"/>
-                <w:szCs w:val="22"/>
-                <w:color w:val="000000"/>
-              </w:rPr>
-            </w:pPr>
-            <w:r>
-              <w:rPr>
-                <w:rFonts w:ascii="Helvetica" w:hAnsi="Helvetica" w:eastAsia="Helvetica" w:cs="Helvetica"/>
-                <w:i w:val="false"/>
-                <w:b w:val="false"/>
-                <w:u w:val="none"/>
-                <w:strike w:val="false"/>
-                <w:sz w:val="22"/>
-                <w:szCs w:val="22"/>
-                <w:color w:val="000000"/>
-              </w:rPr>
-              <w:t xml:space="preserve">299.6 (20.3)</w:t>
+              <w:t xml:space="preserve">E/e' (average)</w:t>
+            </w:r>
+          </w:p>
+        </w:tc>
+        <w:tc>
+          <w:tcPr>
+            <w:tcBorders>
+              <w:bottom w:val="none" w:sz="0" w:space="0" w:color="000000"/>
+              <w:top w:val="none" w:sz="0" w:space="0" w:color="000000"/>
+              <w:left w:val="none" w:sz="0" w:space="0" w:color="000000"/>
+              <w:right w:val="none" w:sz="0" w:space="0" w:color="000000"/>
+            </w:tcBorders>
+            <w:shd w:val="clear" w:color="auto" w:fill="FFFFFF"/>
+            <w:tcMar>
+              <w:top w:w="0" w:type="dxa"/>
+              <w:bottom w:w="0" w:type="dxa"/>
+              <w:left w:w="0" w:type="dxa"/>
+              <w:right w:w="0" w:type="dxa"/>
+            </w:tcMar>
+            <w:vAlign w:val="top"/>
+          </w:tcPr>
+          <w:p>
+            <w:pPr>
+              <w:jc w:val="center"/>
+              <w:pBdr>
+                <w:bottom w:val="none" w:sz="0" w:space="0" w:color="000000"/>
+                <w:top w:val="none" w:sz="0" w:space="0" w:color="000000"/>
+                <w:left w:val="none" w:sz="0" w:space="0" w:color="000000"/>
+                <w:right w:val="none" w:sz="0" w:space="0" w:color="000000"/>
+              </w:pBdr>
+              <w:spacing w:after="100" w:before="100" w:line="240"/>
+              <w:ind w:left="100" w:right="100" w:firstLine="0" w:firstLineChars="0"/>
+              <w:rPr>
+                <w:rFonts w:ascii="Helvetica" w:hAnsi="Helvetica" w:eastAsia="Helvetica" w:cs="Helvetica"/>
+                <w:i w:val="false"/>
+                <w:b w:val="false"/>
+                <w:u w:val="none"/>
+                <w:strike w:val="false"/>
+                <w:sz w:val="22"/>
+                <w:szCs w:val="22"/>
+                <w:color w:val="000000"/>
+              </w:rPr>
+            </w:pPr>
+            <w:r>
+              <w:rPr>
+                <w:rFonts w:ascii="Helvetica" w:hAnsi="Helvetica" w:eastAsia="Helvetica" w:cs="Helvetica"/>
+                <w:i w:val="false"/>
+                <w:b w:val="false"/>
+                <w:u w:val="none"/>
+                <w:strike w:val="false"/>
+                <w:sz w:val="22"/>
+                <w:szCs w:val="22"/>
+                <w:color w:val="000000"/>
+              </w:rPr>
+              <w:t xml:space="preserve">9.1 (2.1)</w:t>
+            </w:r>
+          </w:p>
+        </w:tc>
+        <w:tc>
+          <w:tcPr>
+            <w:tcBorders>
+              <w:bottom w:val="none" w:sz="0" w:space="0" w:color="000000"/>
+              <w:top w:val="none" w:sz="0" w:space="0" w:color="000000"/>
+              <w:left w:val="none" w:sz="0" w:space="0" w:color="000000"/>
+              <w:right w:val="none" w:sz="0" w:space="0" w:color="000000"/>
+            </w:tcBorders>
+            <w:shd w:val="clear" w:color="auto" w:fill="FFFFFF"/>
+            <w:tcMar>
+              <w:top w:w="0" w:type="dxa"/>
+              <w:bottom w:w="0" w:type="dxa"/>
+              <w:left w:w="0" w:type="dxa"/>
+              <w:right w:w="0" w:type="dxa"/>
+            </w:tcMar>
+            <w:vAlign w:val="top"/>
+          </w:tcPr>
+          <w:p>
+            <w:pPr>
+              <w:jc w:val="center"/>
+              <w:pBdr>
+                <w:bottom w:val="none" w:sz="0" w:space="0" w:color="000000"/>
+                <w:top w:val="none" w:sz="0" w:space="0" w:color="000000"/>
+                <w:left w:val="none" w:sz="0" w:space="0" w:color="000000"/>
+                <w:right w:val="none" w:sz="0" w:space="0" w:color="000000"/>
+              </w:pBdr>
+              <w:spacing w:after="100" w:before="100" w:line="240"/>
+              <w:ind w:left="100" w:right="100" w:firstLine="0" w:firstLineChars="0"/>
+              <w:rPr>
+                <w:rFonts w:ascii="Helvetica" w:hAnsi="Helvetica" w:eastAsia="Helvetica" w:cs="Helvetica"/>
+                <w:i w:val="false"/>
+                <w:b w:val="false"/>
+                <w:u w:val="none"/>
+                <w:strike w:val="false"/>
+                <w:sz w:val="22"/>
+                <w:szCs w:val="22"/>
+                <w:color w:val="000000"/>
+              </w:rPr>
+            </w:pPr>
+            <w:r>
+              <w:rPr>
+                <w:rFonts w:ascii="Helvetica" w:hAnsi="Helvetica" w:eastAsia="Helvetica" w:cs="Helvetica"/>
+                <w:i w:val="false"/>
+                <w:b w:val="false"/>
+                <w:u w:val="none"/>
+                <w:strike w:val="false"/>
+                <w:sz w:val="22"/>
+                <w:szCs w:val="22"/>
+                <w:color w:val="000000"/>
+              </w:rPr>
+              <w:t xml:space="preserve">12.8 (4.2)</w:t>
+            </w:r>
+          </w:p>
+        </w:tc>
+        <w:tc>
+          <w:tcPr>
+            <w:tcBorders>
+              <w:bottom w:val="none" w:sz="0" w:space="0" w:color="000000"/>
+              <w:top w:val="none" w:sz="0" w:space="0" w:color="000000"/>
+              <w:left w:val="none" w:sz="0" w:space="0" w:color="000000"/>
+              <w:right w:val="none" w:sz="0" w:space="0" w:color="000000"/>
+            </w:tcBorders>
+            <w:shd w:val="clear" w:color="auto" w:fill="FFFFFF"/>
+            <w:tcMar>
+              <w:top w:w="0" w:type="dxa"/>
+              <w:bottom w:w="0" w:type="dxa"/>
+              <w:left w:w="0" w:type="dxa"/>
+              <w:right w:w="0" w:type="dxa"/>
+            </w:tcMar>
+            <w:vAlign w:val="top"/>
+          </w:tcPr>
+          <w:p>
+            <w:pPr>
+              <w:jc w:val="center"/>
+              <w:pBdr>
+                <w:bottom w:val="none" w:sz="0" w:space="0" w:color="000000"/>
+                <w:top w:val="none" w:sz="0" w:space="0" w:color="000000"/>
+                <w:left w:val="none" w:sz="0" w:space="0" w:color="000000"/>
+                <w:right w:val="none" w:sz="0" w:space="0" w:color="000000"/>
+              </w:pBdr>
+              <w:spacing w:after="100" w:before="100" w:line="240"/>
+              <w:ind w:left="100" w:right="100" w:firstLine="0" w:firstLineChars="0"/>
+              <w:rPr>
+                <w:rFonts w:ascii="Helvetica" w:hAnsi="Helvetica" w:eastAsia="Helvetica" w:cs="Helvetica"/>
+                <w:i w:val="false"/>
+                <w:b w:val="false"/>
+                <w:u w:val="none"/>
+                <w:strike w:val="false"/>
+                <w:sz w:val="22"/>
+                <w:szCs w:val="22"/>
+                <w:color w:val="000000"/>
+              </w:rPr>
+            </w:pPr>
+            <w:r>
+              <w:rPr>
+                <w:rFonts w:ascii="Helvetica" w:hAnsi="Helvetica" w:eastAsia="Helvetica" w:cs="Helvetica"/>
+                <w:i w:val="false"/>
+                <w:b w:val="false"/>
+                <w:u w:val="none"/>
+                <w:strike w:val="false"/>
+                <w:sz w:val="22"/>
+                <w:szCs w:val="22"/>
+                <w:color w:val="000000"/>
+              </w:rPr>
+              <w:t xml:space="preserve">18.0 (5.2)</w:t>
+            </w:r>
+          </w:p>
+        </w:tc>
+        <w:tc>
+          <w:tcPr>
+            <w:tcBorders>
+              <w:bottom w:val="none" w:sz="0" w:space="0" w:color="000000"/>
+              <w:top w:val="none" w:sz="0" w:space="0" w:color="000000"/>
+              <w:left w:val="none" w:sz="0" w:space="0" w:color="000000"/>
+              <w:right w:val="none" w:sz="0" w:space="0" w:color="000000"/>
+            </w:tcBorders>
+            <w:shd w:val="clear" w:color="auto" w:fill="FFFFFF"/>
+            <w:tcMar>
+              <w:top w:w="0" w:type="dxa"/>
+              <w:bottom w:w="0" w:type="dxa"/>
+              <w:left w:w="0" w:type="dxa"/>
+              <w:right w:w="0" w:type="dxa"/>
+            </w:tcMar>
+            <w:vAlign w:val="top"/>
+          </w:tcPr>
+          <w:p>
+            <w:pPr>
+              <w:jc w:val="center"/>
+              <w:pBdr>
+                <w:bottom w:val="none" w:sz="0" w:space="0" w:color="000000"/>
+                <w:top w:val="none" w:sz="0" w:space="0" w:color="000000"/>
+                <w:left w:val="none" w:sz="0" w:space="0" w:color="000000"/>
+                <w:right w:val="none" w:sz="0" w:space="0" w:color="000000"/>
+              </w:pBdr>
+              <w:spacing w:after="100" w:before="100" w:line="240"/>
+              <w:ind w:left="100" w:right="100" w:firstLine="0" w:firstLineChars="0"/>
+              <w:rPr>
+                <w:rFonts w:ascii="Helvetica" w:hAnsi="Helvetica" w:eastAsia="Helvetica" w:cs="Helvetica"/>
+                <w:i w:val="false"/>
+                <w:b w:val="false"/>
+                <w:u w:val="none"/>
+                <w:strike w:val="false"/>
+                <w:sz w:val="22"/>
+                <w:szCs w:val="22"/>
+                <w:color w:val="000000"/>
+              </w:rPr>
+            </w:pPr>
+            <w:r>
+              <w:rPr>
+                <w:rFonts w:ascii="Helvetica" w:hAnsi="Helvetica" w:eastAsia="Helvetica" w:cs="Helvetica"/>
+                <w:i w:val="false"/>
+                <w:b w:val="false"/>
+                <w:u w:val="none"/>
+                <w:strike w:val="false"/>
+                <w:sz w:val="22"/>
+                <w:szCs w:val="22"/>
+                <w:color w:val="000000"/>
+              </w:rPr>
+              <w:t xml:space="preserve">17.5 (8.4)</w:t>
             </w:r>
           </w:p>
         </w:tc>
@@ -7627,6 +7627,1542 @@
         <w:tc>
           <w:tcPr>
             <w:tcBorders>
+              <w:bottom w:val="none" w:sz="0" w:space="0" w:color="000000"/>
+              <w:top w:val="none" w:sz="0" w:space="0" w:color="000000"/>
+              <w:left w:val="none" w:sz="0" w:space="0" w:color="000000"/>
+              <w:right w:val="none" w:sz="0" w:space="0" w:color="000000"/>
+            </w:tcBorders>
+            <w:shd w:val="clear" w:color="auto" w:fill="FFFFFF"/>
+            <w:tcMar>
+              <w:top w:w="0" w:type="dxa"/>
+              <w:bottom w:w="0" w:type="dxa"/>
+              <w:left w:w="0" w:type="dxa"/>
+              <w:right w:w="0" w:type="dxa"/>
+            </w:tcMar>
+            <w:vAlign w:val="top"/>
+          </w:tcPr>
+          <w:p>
+            <w:pPr>
+              <w:jc w:val="left"/>
+              <w:pBdr>
+                <w:bottom w:val="none" w:sz="0" w:space="0" w:color="000000"/>
+                <w:top w:val="none" w:sz="0" w:space="0" w:color="000000"/>
+                <w:left w:val="none" w:sz="0" w:space="0" w:color="000000"/>
+                <w:right w:val="none" w:sz="0" w:space="0" w:color="000000"/>
+              </w:pBdr>
+              <w:spacing w:after="100" w:before="100" w:line="240"/>
+              <w:ind w:left="100" w:right="100" w:firstLine="0" w:firstLineChars="0"/>
+              <w:rPr>
+                <w:rFonts w:ascii="Helvetica" w:hAnsi="Helvetica" w:eastAsia="Helvetica" w:cs="Helvetica"/>
+                <w:i w:val="false"/>
+                <w:b w:val="true"/>
+                <w:u w:val="none"/>
+                <w:strike w:val="false"/>
+                <w:sz w:val="22"/>
+                <w:szCs w:val="22"/>
+                <w:color w:val="000000"/>
+              </w:rPr>
+            </w:pPr>
+            <w:r>
+              <w:rPr>
+                <w:rFonts w:ascii="Helvetica" w:hAnsi="Helvetica" w:eastAsia="Helvetica" w:cs="Helvetica"/>
+                <w:i w:val="false"/>
+                <w:b w:val="true"/>
+                <w:u w:val="none"/>
+                <w:strike w:val="false"/>
+                <w:sz w:val="22"/>
+                <w:szCs w:val="22"/>
+                <w:color w:val="000000"/>
+              </w:rPr>
+              <w:t xml:space="preserve">LAVI, mL/m²</w:t>
+            </w:r>
+          </w:p>
+        </w:tc>
+        <w:tc>
+          <w:tcPr>
+            <w:tcBorders>
+              <w:bottom w:val="none" w:sz="0" w:space="0" w:color="000000"/>
+              <w:top w:val="none" w:sz="0" w:space="0" w:color="000000"/>
+              <w:left w:val="none" w:sz="0" w:space="0" w:color="000000"/>
+              <w:right w:val="none" w:sz="0" w:space="0" w:color="000000"/>
+            </w:tcBorders>
+            <w:shd w:val="clear" w:color="auto" w:fill="FFFFFF"/>
+            <w:tcMar>
+              <w:top w:w="0" w:type="dxa"/>
+              <w:bottom w:w="0" w:type="dxa"/>
+              <w:left w:w="0" w:type="dxa"/>
+              <w:right w:w="0" w:type="dxa"/>
+            </w:tcMar>
+            <w:vAlign w:val="top"/>
+          </w:tcPr>
+          <w:p>
+            <w:pPr>
+              <w:jc w:val="center"/>
+              <w:pBdr>
+                <w:bottom w:val="none" w:sz="0" w:space="0" w:color="000000"/>
+                <w:top w:val="none" w:sz="0" w:space="0" w:color="000000"/>
+                <w:left w:val="none" w:sz="0" w:space="0" w:color="000000"/>
+                <w:right w:val="none" w:sz="0" w:space="0" w:color="000000"/>
+              </w:pBdr>
+              <w:spacing w:after="100" w:before="100" w:line="240"/>
+              <w:ind w:left="100" w:right="100" w:firstLine="0" w:firstLineChars="0"/>
+              <w:rPr>
+                <w:rFonts w:ascii="Helvetica" w:hAnsi="Helvetica" w:eastAsia="Helvetica" w:cs="Helvetica"/>
+                <w:i w:val="false"/>
+                <w:b w:val="false"/>
+                <w:u w:val="none"/>
+                <w:strike w:val="false"/>
+                <w:sz w:val="22"/>
+                <w:szCs w:val="22"/>
+                <w:color w:val="000000"/>
+              </w:rPr>
+            </w:pPr>
+            <w:r>
+              <w:rPr>
+                <w:rFonts w:ascii="Helvetica" w:hAnsi="Helvetica" w:eastAsia="Helvetica" w:cs="Helvetica"/>
+                <w:i w:val="false"/>
+                <w:b w:val="false"/>
+                <w:u w:val="none"/>
+                <w:strike w:val="false"/>
+                <w:sz w:val="22"/>
+                <w:szCs w:val="22"/>
+                <w:color w:val="000000"/>
+              </w:rPr>
+              <w:t xml:space="preserve">31.7 (10.5)</w:t>
+            </w:r>
+          </w:p>
+        </w:tc>
+        <w:tc>
+          <w:tcPr>
+            <w:tcBorders>
+              <w:bottom w:val="none" w:sz="0" w:space="0" w:color="000000"/>
+              <w:top w:val="none" w:sz="0" w:space="0" w:color="000000"/>
+              <w:left w:val="none" w:sz="0" w:space="0" w:color="000000"/>
+              <w:right w:val="none" w:sz="0" w:space="0" w:color="000000"/>
+            </w:tcBorders>
+            <w:shd w:val="clear" w:color="auto" w:fill="FFFFFF"/>
+            <w:tcMar>
+              <w:top w:w="0" w:type="dxa"/>
+              <w:bottom w:w="0" w:type="dxa"/>
+              <w:left w:w="0" w:type="dxa"/>
+              <w:right w:w="0" w:type="dxa"/>
+            </w:tcMar>
+            <w:vAlign w:val="top"/>
+          </w:tcPr>
+          <w:p>
+            <w:pPr>
+              <w:jc w:val="center"/>
+              <w:pBdr>
+                <w:bottom w:val="none" w:sz="0" w:space="0" w:color="000000"/>
+                <w:top w:val="none" w:sz="0" w:space="0" w:color="000000"/>
+                <w:left w:val="none" w:sz="0" w:space="0" w:color="000000"/>
+                <w:right w:val="none" w:sz="0" w:space="0" w:color="000000"/>
+              </w:pBdr>
+              <w:spacing w:after="100" w:before="100" w:line="240"/>
+              <w:ind w:left="100" w:right="100" w:firstLine="0" w:firstLineChars="0"/>
+              <w:rPr>
+                <w:rFonts w:ascii="Helvetica" w:hAnsi="Helvetica" w:eastAsia="Helvetica" w:cs="Helvetica"/>
+                <w:i w:val="false"/>
+                <w:b w:val="false"/>
+                <w:u w:val="none"/>
+                <w:strike w:val="false"/>
+                <w:sz w:val="22"/>
+                <w:szCs w:val="22"/>
+                <w:color w:val="000000"/>
+              </w:rPr>
+            </w:pPr>
+            <w:r>
+              <w:rPr>
+                <w:rFonts w:ascii="Helvetica" w:hAnsi="Helvetica" w:eastAsia="Helvetica" w:cs="Helvetica"/>
+                <w:i w:val="false"/>
+                <w:b w:val="false"/>
+                <w:u w:val="none"/>
+                <w:strike w:val="false"/>
+                <w:sz w:val="22"/>
+                <w:szCs w:val="22"/>
+                <w:color w:val="000000"/>
+              </w:rPr>
+              <w:t xml:space="preserve">32.3 (8.1)</w:t>
+            </w:r>
+          </w:p>
+        </w:tc>
+        <w:tc>
+          <w:tcPr>
+            <w:tcBorders>
+              <w:bottom w:val="none" w:sz="0" w:space="0" w:color="000000"/>
+              <w:top w:val="none" w:sz="0" w:space="0" w:color="000000"/>
+              <w:left w:val="none" w:sz="0" w:space="0" w:color="000000"/>
+              <w:right w:val="none" w:sz="0" w:space="0" w:color="000000"/>
+            </w:tcBorders>
+            <w:shd w:val="clear" w:color="auto" w:fill="FFFFFF"/>
+            <w:tcMar>
+              <w:top w:w="0" w:type="dxa"/>
+              <w:bottom w:w="0" w:type="dxa"/>
+              <w:left w:w="0" w:type="dxa"/>
+              <w:right w:w="0" w:type="dxa"/>
+            </w:tcMar>
+            <w:vAlign w:val="top"/>
+          </w:tcPr>
+          <w:p>
+            <w:pPr>
+              <w:jc w:val="center"/>
+              <w:pBdr>
+                <w:bottom w:val="none" w:sz="0" w:space="0" w:color="000000"/>
+                <w:top w:val="none" w:sz="0" w:space="0" w:color="000000"/>
+                <w:left w:val="none" w:sz="0" w:space="0" w:color="000000"/>
+                <w:right w:val="none" w:sz="0" w:space="0" w:color="000000"/>
+              </w:pBdr>
+              <w:spacing w:after="100" w:before="100" w:line="240"/>
+              <w:ind w:left="100" w:right="100" w:firstLine="0" w:firstLineChars="0"/>
+              <w:rPr>
+                <w:rFonts w:ascii="Helvetica" w:hAnsi="Helvetica" w:eastAsia="Helvetica" w:cs="Helvetica"/>
+                <w:i w:val="false"/>
+                <w:b w:val="false"/>
+                <w:u w:val="none"/>
+                <w:strike w:val="false"/>
+                <w:sz w:val="22"/>
+                <w:szCs w:val="22"/>
+                <w:color w:val="000000"/>
+              </w:rPr>
+            </w:pPr>
+            <w:r>
+              <w:rPr>
+                <w:rFonts w:ascii="Helvetica" w:hAnsi="Helvetica" w:eastAsia="Helvetica" w:cs="Helvetica"/>
+                <w:i w:val="false"/>
+                <w:b w:val="false"/>
+                <w:u w:val="none"/>
+                <w:strike w:val="false"/>
+                <w:sz w:val="22"/>
+                <w:szCs w:val="22"/>
+                <w:color w:val="000000"/>
+              </w:rPr>
+              <w:t xml:space="preserve">43.0 (11.8)</w:t>
+            </w:r>
+          </w:p>
+        </w:tc>
+        <w:tc>
+          <w:tcPr>
+            <w:tcBorders>
+              <w:bottom w:val="none" w:sz="0" w:space="0" w:color="000000"/>
+              <w:top w:val="none" w:sz="0" w:space="0" w:color="000000"/>
+              <w:left w:val="none" w:sz="0" w:space="0" w:color="000000"/>
+              <w:right w:val="none" w:sz="0" w:space="0" w:color="000000"/>
+            </w:tcBorders>
+            <w:shd w:val="clear" w:color="auto" w:fill="FFFFFF"/>
+            <w:tcMar>
+              <w:top w:w="0" w:type="dxa"/>
+              <w:bottom w:w="0" w:type="dxa"/>
+              <w:left w:w="0" w:type="dxa"/>
+              <w:right w:w="0" w:type="dxa"/>
+            </w:tcMar>
+            <w:vAlign w:val="top"/>
+          </w:tcPr>
+          <w:p>
+            <w:pPr>
+              <w:jc w:val="center"/>
+              <w:pBdr>
+                <w:bottom w:val="none" w:sz="0" w:space="0" w:color="000000"/>
+                <w:top w:val="none" w:sz="0" w:space="0" w:color="000000"/>
+                <w:left w:val="none" w:sz="0" w:space="0" w:color="000000"/>
+                <w:right w:val="none" w:sz="0" w:space="0" w:color="000000"/>
+              </w:pBdr>
+              <w:spacing w:after="100" w:before="100" w:line="240"/>
+              <w:ind w:left="100" w:right="100" w:firstLine="0" w:firstLineChars="0"/>
+              <w:rPr>
+                <w:rFonts w:ascii="Helvetica" w:hAnsi="Helvetica" w:eastAsia="Helvetica" w:cs="Helvetica"/>
+                <w:i w:val="false"/>
+                <w:b w:val="false"/>
+                <w:u w:val="none"/>
+                <w:strike w:val="false"/>
+                <w:sz w:val="22"/>
+                <w:szCs w:val="22"/>
+                <w:color w:val="000000"/>
+              </w:rPr>
+            </w:pPr>
+            <w:r>
+              <w:rPr>
+                <w:rFonts w:ascii="Helvetica" w:hAnsi="Helvetica" w:eastAsia="Helvetica" w:cs="Helvetica"/>
+                <w:i w:val="false"/>
+                <w:b w:val="false"/>
+                <w:u w:val="none"/>
+                <w:strike w:val="false"/>
+                <w:sz w:val="22"/>
+                <w:szCs w:val="22"/>
+                <w:color w:val="000000"/>
+              </w:rPr>
+              <w:t xml:space="preserve">48.9 (8.0)</w:t>
+            </w:r>
+          </w:p>
+        </w:tc>
+        <w:tc>
+          <w:tcPr>
+            <w:tcBorders>
+              <w:bottom w:val="none" w:sz="0" w:space="0" w:color="000000"/>
+              <w:top w:val="none" w:sz="0" w:space="0" w:color="000000"/>
+              <w:left w:val="none" w:sz="0" w:space="0" w:color="000000"/>
+              <w:right w:val="none" w:sz="0" w:space="0" w:color="000000"/>
+            </w:tcBorders>
+            <w:shd w:val="clear" w:color="auto" w:fill="FFFFFF"/>
+            <w:tcMar>
+              <w:top w:w="0" w:type="dxa"/>
+              <w:bottom w:w="0" w:type="dxa"/>
+              <w:left w:w="0" w:type="dxa"/>
+              <w:right w:w="0" w:type="dxa"/>
+            </w:tcMar>
+            <w:vAlign w:val="top"/>
+          </w:tcPr>
+          <w:p>
+            <w:pPr>
+              <w:jc w:val="center"/>
+              <w:pBdr>
+                <w:bottom w:val="none" w:sz="0" w:space="0" w:color="000000"/>
+                <w:top w:val="none" w:sz="0" w:space="0" w:color="000000"/>
+                <w:left w:val="none" w:sz="0" w:space="0" w:color="000000"/>
+                <w:right w:val="none" w:sz="0" w:space="0" w:color="000000"/>
+              </w:pBdr>
+              <w:spacing w:after="100" w:before="100" w:line="240"/>
+              <w:ind w:left="100" w:right="100" w:firstLine="0" w:firstLineChars="0"/>
+              <w:rPr>
+                <w:rFonts w:ascii="Helvetica" w:hAnsi="Helvetica" w:eastAsia="Helvetica" w:cs="Helvetica"/>
+                <w:i w:val="false"/>
+                <w:b w:val="false"/>
+                <w:u w:val="none"/>
+                <w:strike w:val="false"/>
+                <w:sz w:val="22"/>
+                <w:szCs w:val="22"/>
+                <w:color w:val="000000"/>
+              </w:rPr>
+            </w:pPr>
+            <w:r>
+              <w:rPr>
+                <w:rFonts w:ascii="Helvetica" w:hAnsi="Helvetica" w:eastAsia="Helvetica" w:cs="Helvetica"/>
+                <w:i w:val="false"/>
+                <w:b w:val="false"/>
+                <w:u w:val="none"/>
+                <w:strike w:val="false"/>
+                <w:sz w:val="22"/>
+                <w:szCs w:val="22"/>
+                <w:color w:val="000000"/>
+              </w:rPr>
+              <w:t xml:space="preserve">NA (NA)</w:t>
+            </w:r>
+          </w:p>
+        </w:tc>
+        <w:tc>
+          <w:tcPr>
+            <w:tcBorders>
+              <w:bottom w:val="none" w:sz="0" w:space="0" w:color="000000"/>
+              <w:top w:val="none" w:sz="0" w:space="0" w:color="000000"/>
+              <w:left w:val="none" w:sz="0" w:space="0" w:color="000000"/>
+              <w:right w:val="none" w:sz="0" w:space="0" w:color="000000"/>
+            </w:tcBorders>
+            <w:shd w:val="clear" w:color="auto" w:fill="FFFFFF"/>
+            <w:tcMar>
+              <w:top w:w="0" w:type="dxa"/>
+              <w:bottom w:w="0" w:type="dxa"/>
+              <w:left w:w="0" w:type="dxa"/>
+              <w:right w:w="0" w:type="dxa"/>
+            </w:tcMar>
+            <w:vAlign w:val="top"/>
+          </w:tcPr>
+          <w:p>
+            <w:pPr>
+              <w:jc w:val="center"/>
+              <w:pBdr>
+                <w:bottom w:val="none" w:sz="0" w:space="0" w:color="000000"/>
+                <w:top w:val="none" w:sz="0" w:space="0" w:color="000000"/>
+                <w:left w:val="none" w:sz="0" w:space="0" w:color="000000"/>
+                <w:right w:val="none" w:sz="0" w:space="0" w:color="000000"/>
+              </w:pBdr>
+              <w:spacing w:after="100" w:before="100" w:line="240"/>
+              <w:ind w:left="100" w:right="100" w:firstLine="0" w:firstLineChars="0"/>
+              <w:rPr>
+                <w:rFonts w:ascii="Helvetica" w:hAnsi="Helvetica" w:eastAsia="Helvetica" w:cs="Helvetica"/>
+                <w:i w:val="false"/>
+                <w:b w:val="false"/>
+                <w:u w:val="none"/>
+                <w:strike w:val="false"/>
+                <w:sz w:val="22"/>
+                <w:szCs w:val="22"/>
+                <w:color w:val="000000"/>
+              </w:rPr>
+            </w:pPr>
+            <w:r>
+              <w:rPr>
+                <w:rFonts w:ascii="Helvetica" w:hAnsi="Helvetica" w:eastAsia="Helvetica" w:cs="Helvetica"/>
+                <w:i w:val="false"/>
+                <w:b w:val="false"/>
+                <w:u w:val="none"/>
+                <w:strike w:val="false"/>
+                <w:sz w:val="22"/>
+                <w:szCs w:val="22"/>
+                <w:color w:val="000000"/>
+              </w:rPr>
+              <w:t xml:space="preserve">&lt;0.001</w:t>
+            </w:r>
+          </w:p>
+        </w:tc>
+      </w:tr>
+      <w:tr>
+        <w:trPr>
+          <w:trHeight w:val="616" w:hRule="auto"/>
+        </w:trPr>
+        body20
+        <w:tc>
+          <w:tcPr>
+            <w:tcBorders>
+              <w:bottom w:val="none" w:sz="0" w:space="0" w:color="000000"/>
+              <w:top w:val="none" w:sz="0" w:space="0" w:color="000000"/>
+              <w:left w:val="none" w:sz="0" w:space="0" w:color="000000"/>
+              <w:right w:val="none" w:sz="0" w:space="0" w:color="000000"/>
+            </w:tcBorders>
+            <w:shd w:val="clear" w:color="auto" w:fill="FFFFFF"/>
+            <w:tcMar>
+              <w:top w:w="0" w:type="dxa"/>
+              <w:bottom w:w="0" w:type="dxa"/>
+              <w:left w:w="0" w:type="dxa"/>
+              <w:right w:w="0" w:type="dxa"/>
+            </w:tcMar>
+            <w:vAlign w:val="top"/>
+          </w:tcPr>
+          <w:p>
+            <w:pPr>
+              <w:jc w:val="left"/>
+              <w:pBdr>
+                <w:bottom w:val="none" w:sz="0" w:space="0" w:color="000000"/>
+                <w:top w:val="none" w:sz="0" w:space="0" w:color="000000"/>
+                <w:left w:val="none" w:sz="0" w:space="0" w:color="000000"/>
+                <w:right w:val="none" w:sz="0" w:space="0" w:color="000000"/>
+              </w:pBdr>
+              <w:spacing w:after="100" w:before="100" w:line="240"/>
+              <w:ind w:left="100" w:right="100" w:firstLine="0" w:firstLineChars="0"/>
+              <w:rPr>
+                <w:rFonts w:ascii="Helvetica" w:hAnsi="Helvetica" w:eastAsia="Helvetica" w:cs="Helvetica"/>
+                <w:i w:val="false"/>
+                <w:b w:val="true"/>
+                <w:u w:val="none"/>
+                <w:strike w:val="false"/>
+                <w:sz w:val="22"/>
+                <w:szCs w:val="22"/>
+                <w:color w:val="000000"/>
+              </w:rPr>
+            </w:pPr>
+            <w:r>
+              <w:rPr>
+                <w:rFonts w:ascii="Helvetica" w:hAnsi="Helvetica" w:eastAsia="Helvetica" w:cs="Helvetica"/>
+                <w:i w:val="false"/>
+                <w:b w:val="true"/>
+                <w:u w:val="none"/>
+                <w:strike w:val="false"/>
+                <w:sz w:val="22"/>
+                <w:szCs w:val="22"/>
+                <w:color w:val="000000"/>
+              </w:rPr>
+              <w:t xml:space="preserve">TR Vmax, cm/s</w:t>
+            </w:r>
+          </w:p>
+        </w:tc>
+        <w:tc>
+          <w:tcPr>
+            <w:tcBorders>
+              <w:bottom w:val="none" w:sz="0" w:space="0" w:color="000000"/>
+              <w:top w:val="none" w:sz="0" w:space="0" w:color="000000"/>
+              <w:left w:val="none" w:sz="0" w:space="0" w:color="000000"/>
+              <w:right w:val="none" w:sz="0" w:space="0" w:color="000000"/>
+            </w:tcBorders>
+            <w:shd w:val="clear" w:color="auto" w:fill="FFFFFF"/>
+            <w:tcMar>
+              <w:top w:w="0" w:type="dxa"/>
+              <w:bottom w:w="0" w:type="dxa"/>
+              <w:left w:w="0" w:type="dxa"/>
+              <w:right w:w="0" w:type="dxa"/>
+            </w:tcMar>
+            <w:vAlign w:val="top"/>
+          </w:tcPr>
+          <w:p>
+            <w:pPr>
+              <w:jc w:val="center"/>
+              <w:pBdr>
+                <w:bottom w:val="none" w:sz="0" w:space="0" w:color="000000"/>
+                <w:top w:val="none" w:sz="0" w:space="0" w:color="000000"/>
+                <w:left w:val="none" w:sz="0" w:space="0" w:color="000000"/>
+                <w:right w:val="none" w:sz="0" w:space="0" w:color="000000"/>
+              </w:pBdr>
+              <w:spacing w:after="100" w:before="100" w:line="240"/>
+              <w:ind w:left="100" w:right="100" w:firstLine="0" w:firstLineChars="0"/>
+              <w:rPr>
+                <w:rFonts w:ascii="Helvetica" w:hAnsi="Helvetica" w:eastAsia="Helvetica" w:cs="Helvetica"/>
+                <w:i w:val="false"/>
+                <w:b w:val="false"/>
+                <w:u w:val="none"/>
+                <w:strike w:val="false"/>
+                <w:sz w:val="22"/>
+                <w:szCs w:val="22"/>
+                <w:color w:val="000000"/>
+              </w:rPr>
+            </w:pPr>
+            <w:r>
+              <w:rPr>
+                <w:rFonts w:ascii="Helvetica" w:hAnsi="Helvetica" w:eastAsia="Helvetica" w:cs="Helvetica"/>
+                <w:i w:val="false"/>
+                <w:b w:val="false"/>
+                <w:u w:val="none"/>
+                <w:strike w:val="false"/>
+                <w:sz w:val="22"/>
+                <w:szCs w:val="22"/>
+                <w:color w:val="000000"/>
+              </w:rPr>
+              <w:t xml:space="preserve">227.3 (27.0)</w:t>
+            </w:r>
+          </w:p>
+        </w:tc>
+        <w:tc>
+          <w:tcPr>
+            <w:tcBorders>
+              <w:bottom w:val="none" w:sz="0" w:space="0" w:color="000000"/>
+              <w:top w:val="none" w:sz="0" w:space="0" w:color="000000"/>
+              <w:left w:val="none" w:sz="0" w:space="0" w:color="000000"/>
+              <w:right w:val="none" w:sz="0" w:space="0" w:color="000000"/>
+            </w:tcBorders>
+            <w:shd w:val="clear" w:color="auto" w:fill="FFFFFF"/>
+            <w:tcMar>
+              <w:top w:w="0" w:type="dxa"/>
+              <w:bottom w:w="0" w:type="dxa"/>
+              <w:left w:w="0" w:type="dxa"/>
+              <w:right w:w="0" w:type="dxa"/>
+            </w:tcMar>
+            <w:vAlign w:val="top"/>
+          </w:tcPr>
+          <w:p>
+            <w:pPr>
+              <w:jc w:val="center"/>
+              <w:pBdr>
+                <w:bottom w:val="none" w:sz="0" w:space="0" w:color="000000"/>
+                <w:top w:val="none" w:sz="0" w:space="0" w:color="000000"/>
+                <w:left w:val="none" w:sz="0" w:space="0" w:color="000000"/>
+                <w:right w:val="none" w:sz="0" w:space="0" w:color="000000"/>
+              </w:pBdr>
+              <w:spacing w:after="100" w:before="100" w:line="240"/>
+              <w:ind w:left="100" w:right="100" w:firstLine="0" w:firstLineChars="0"/>
+              <w:rPr>
+                <w:rFonts w:ascii="Helvetica" w:hAnsi="Helvetica" w:eastAsia="Helvetica" w:cs="Helvetica"/>
+                <w:i w:val="false"/>
+                <w:b w:val="false"/>
+                <w:u w:val="none"/>
+                <w:strike w:val="false"/>
+                <w:sz w:val="22"/>
+                <w:szCs w:val="22"/>
+                <w:color w:val="000000"/>
+              </w:rPr>
+            </w:pPr>
+            <w:r>
+              <w:rPr>
+                <w:rFonts w:ascii="Helvetica" w:hAnsi="Helvetica" w:eastAsia="Helvetica" w:cs="Helvetica"/>
+                <w:i w:val="false"/>
+                <w:b w:val="false"/>
+                <w:u w:val="none"/>
+                <w:strike w:val="false"/>
+                <w:sz w:val="22"/>
+                <w:szCs w:val="22"/>
+                <w:color w:val="000000"/>
+              </w:rPr>
+              <w:t xml:space="preserve">229.7 (21.7)</w:t>
+            </w:r>
+          </w:p>
+        </w:tc>
+        <w:tc>
+          <w:tcPr>
+            <w:tcBorders>
+              <w:bottom w:val="none" w:sz="0" w:space="0" w:color="000000"/>
+              <w:top w:val="none" w:sz="0" w:space="0" w:color="000000"/>
+              <w:left w:val="none" w:sz="0" w:space="0" w:color="000000"/>
+              <w:right w:val="none" w:sz="0" w:space="0" w:color="000000"/>
+            </w:tcBorders>
+            <w:shd w:val="clear" w:color="auto" w:fill="FFFFFF"/>
+            <w:tcMar>
+              <w:top w:w="0" w:type="dxa"/>
+              <w:bottom w:w="0" w:type="dxa"/>
+              <w:left w:w="0" w:type="dxa"/>
+              <w:right w:w="0" w:type="dxa"/>
+            </w:tcMar>
+            <w:vAlign w:val="top"/>
+          </w:tcPr>
+          <w:p>
+            <w:pPr>
+              <w:jc w:val="center"/>
+              <w:pBdr>
+                <w:bottom w:val="none" w:sz="0" w:space="0" w:color="000000"/>
+                <w:top w:val="none" w:sz="0" w:space="0" w:color="000000"/>
+                <w:left w:val="none" w:sz="0" w:space="0" w:color="000000"/>
+                <w:right w:val="none" w:sz="0" w:space="0" w:color="000000"/>
+              </w:pBdr>
+              <w:spacing w:after="100" w:before="100" w:line="240"/>
+              <w:ind w:left="100" w:right="100" w:firstLine="0" w:firstLineChars="0"/>
+              <w:rPr>
+                <w:rFonts w:ascii="Helvetica" w:hAnsi="Helvetica" w:eastAsia="Helvetica" w:cs="Helvetica"/>
+                <w:i w:val="false"/>
+                <w:b w:val="false"/>
+                <w:u w:val="none"/>
+                <w:strike w:val="false"/>
+                <w:sz w:val="22"/>
+                <w:szCs w:val="22"/>
+                <w:color w:val="000000"/>
+              </w:rPr>
+            </w:pPr>
+            <w:r>
+              <w:rPr>
+                <w:rFonts w:ascii="Helvetica" w:hAnsi="Helvetica" w:eastAsia="Helvetica" w:cs="Helvetica"/>
+                <w:i w:val="false"/>
+                <w:b w:val="false"/>
+                <w:u w:val="none"/>
+                <w:strike w:val="false"/>
+                <w:sz w:val="22"/>
+                <w:szCs w:val="22"/>
+                <w:color w:val="000000"/>
+              </w:rPr>
+              <w:t xml:space="preserve">261.8 (42.1)</w:t>
+            </w:r>
+          </w:p>
+        </w:tc>
+        <w:tc>
+          <w:tcPr>
+            <w:tcBorders>
+              <w:bottom w:val="none" w:sz="0" w:space="0" w:color="000000"/>
+              <w:top w:val="none" w:sz="0" w:space="0" w:color="000000"/>
+              <w:left w:val="none" w:sz="0" w:space="0" w:color="000000"/>
+              <w:right w:val="none" w:sz="0" w:space="0" w:color="000000"/>
+            </w:tcBorders>
+            <w:shd w:val="clear" w:color="auto" w:fill="FFFFFF"/>
+            <w:tcMar>
+              <w:top w:w="0" w:type="dxa"/>
+              <w:bottom w:w="0" w:type="dxa"/>
+              <w:left w:w="0" w:type="dxa"/>
+              <w:right w:w="0" w:type="dxa"/>
+            </w:tcMar>
+            <w:vAlign w:val="top"/>
+          </w:tcPr>
+          <w:p>
+            <w:pPr>
+              <w:jc w:val="center"/>
+              <w:pBdr>
+                <w:bottom w:val="none" w:sz="0" w:space="0" w:color="000000"/>
+                <w:top w:val="none" w:sz="0" w:space="0" w:color="000000"/>
+                <w:left w:val="none" w:sz="0" w:space="0" w:color="000000"/>
+                <w:right w:val="none" w:sz="0" w:space="0" w:color="000000"/>
+              </w:pBdr>
+              <w:spacing w:after="100" w:before="100" w:line="240"/>
+              <w:ind w:left="100" w:right="100" w:firstLine="0" w:firstLineChars="0"/>
+              <w:rPr>
+                <w:rFonts w:ascii="Helvetica" w:hAnsi="Helvetica" w:eastAsia="Helvetica" w:cs="Helvetica"/>
+                <w:i w:val="false"/>
+                <w:b w:val="false"/>
+                <w:u w:val="none"/>
+                <w:strike w:val="false"/>
+                <w:sz w:val="22"/>
+                <w:szCs w:val="22"/>
+                <w:color w:val="000000"/>
+              </w:rPr>
+            </w:pPr>
+            <w:r>
+              <w:rPr>
+                <w:rFonts w:ascii="Helvetica" w:hAnsi="Helvetica" w:eastAsia="Helvetica" w:cs="Helvetica"/>
+                <w:i w:val="false"/>
+                <w:b w:val="false"/>
+                <w:u w:val="none"/>
+                <w:strike w:val="false"/>
+                <w:sz w:val="22"/>
+                <w:szCs w:val="22"/>
+                <w:color w:val="000000"/>
+              </w:rPr>
+              <w:t xml:space="preserve">308.8 (23.7)</w:t>
+            </w:r>
+          </w:p>
+        </w:tc>
+        <w:tc>
+          <w:tcPr>
+            <w:tcBorders>
+              <w:bottom w:val="none" w:sz="0" w:space="0" w:color="000000"/>
+              <w:top w:val="none" w:sz="0" w:space="0" w:color="000000"/>
+              <w:left w:val="none" w:sz="0" w:space="0" w:color="000000"/>
+              <w:right w:val="none" w:sz="0" w:space="0" w:color="000000"/>
+            </w:tcBorders>
+            <w:shd w:val="clear" w:color="auto" w:fill="FFFFFF"/>
+            <w:tcMar>
+              <w:top w:w="0" w:type="dxa"/>
+              <w:bottom w:w="0" w:type="dxa"/>
+              <w:left w:w="0" w:type="dxa"/>
+              <w:right w:w="0" w:type="dxa"/>
+            </w:tcMar>
+            <w:vAlign w:val="top"/>
+          </w:tcPr>
+          <w:p>
+            <w:pPr>
+              <w:jc w:val="center"/>
+              <w:pBdr>
+                <w:bottom w:val="none" w:sz="0" w:space="0" w:color="000000"/>
+                <w:top w:val="none" w:sz="0" w:space="0" w:color="000000"/>
+                <w:left w:val="none" w:sz="0" w:space="0" w:color="000000"/>
+                <w:right w:val="none" w:sz="0" w:space="0" w:color="000000"/>
+              </w:pBdr>
+              <w:spacing w:after="100" w:before="100" w:line="240"/>
+              <w:ind w:left="100" w:right="100" w:firstLine="0" w:firstLineChars="0"/>
+              <w:rPr>
+                <w:rFonts w:ascii="Helvetica" w:hAnsi="Helvetica" w:eastAsia="Helvetica" w:cs="Helvetica"/>
+                <w:i w:val="false"/>
+                <w:b w:val="false"/>
+                <w:u w:val="none"/>
+                <w:strike w:val="false"/>
+                <w:sz w:val="22"/>
+                <w:szCs w:val="22"/>
+                <w:color w:val="000000"/>
+              </w:rPr>
+            </w:pPr>
+            <w:r>
+              <w:rPr>
+                <w:rFonts w:ascii="Helvetica" w:hAnsi="Helvetica" w:eastAsia="Helvetica" w:cs="Helvetica"/>
+                <w:i w:val="false"/>
+                <w:b w:val="false"/>
+                <w:u w:val="none"/>
+                <w:strike w:val="false"/>
+                <w:sz w:val="22"/>
+                <w:szCs w:val="22"/>
+                <w:color w:val="000000"/>
+              </w:rPr>
+              <w:t xml:space="preserve">NA (NA)</w:t>
+            </w:r>
+          </w:p>
+        </w:tc>
+        <w:tc>
+          <w:tcPr>
+            <w:tcBorders>
+              <w:bottom w:val="none" w:sz="0" w:space="0" w:color="000000"/>
+              <w:top w:val="none" w:sz="0" w:space="0" w:color="000000"/>
+              <w:left w:val="none" w:sz="0" w:space="0" w:color="000000"/>
+              <w:right w:val="none" w:sz="0" w:space="0" w:color="000000"/>
+            </w:tcBorders>
+            <w:shd w:val="clear" w:color="auto" w:fill="FFFFFF"/>
+            <w:tcMar>
+              <w:top w:w="0" w:type="dxa"/>
+              <w:bottom w:w="0" w:type="dxa"/>
+              <w:left w:w="0" w:type="dxa"/>
+              <w:right w:w="0" w:type="dxa"/>
+            </w:tcMar>
+            <w:vAlign w:val="top"/>
+          </w:tcPr>
+          <w:p>
+            <w:pPr>
+              <w:jc w:val="center"/>
+              <w:pBdr>
+                <w:bottom w:val="none" w:sz="0" w:space="0" w:color="000000"/>
+                <w:top w:val="none" w:sz="0" w:space="0" w:color="000000"/>
+                <w:left w:val="none" w:sz="0" w:space="0" w:color="000000"/>
+                <w:right w:val="none" w:sz="0" w:space="0" w:color="000000"/>
+              </w:pBdr>
+              <w:spacing w:after="100" w:before="100" w:line="240"/>
+              <w:ind w:left="100" w:right="100" w:firstLine="0" w:firstLineChars="0"/>
+              <w:rPr>
+                <w:rFonts w:ascii="Helvetica" w:hAnsi="Helvetica" w:eastAsia="Helvetica" w:cs="Helvetica"/>
+                <w:i w:val="false"/>
+                <w:b w:val="false"/>
+                <w:u w:val="none"/>
+                <w:strike w:val="false"/>
+                <w:sz w:val="22"/>
+                <w:szCs w:val="22"/>
+                <w:color w:val="000000"/>
+              </w:rPr>
+            </w:pPr>
+            <w:r>
+              <w:rPr>
+                <w:rFonts w:ascii="Helvetica" w:hAnsi="Helvetica" w:eastAsia="Helvetica" w:cs="Helvetica"/>
+                <w:i w:val="false"/>
+                <w:b w:val="false"/>
+                <w:u w:val="none"/>
+                <w:strike w:val="false"/>
+                <w:sz w:val="22"/>
+                <w:szCs w:val="22"/>
+                <w:color w:val="000000"/>
+              </w:rPr>
+              <w:t xml:space="preserve">&lt;0.001</w:t>
+            </w:r>
+          </w:p>
+        </w:tc>
+      </w:tr>
+      <w:tr>
+        <w:trPr>
+          <w:trHeight w:val="616" w:hRule="auto"/>
+        </w:trPr>
+        body21
+        <w:tc>
+          <w:tcPr>
+            <w:tcBorders>
+              <w:bottom w:val="none" w:sz="0" w:space="0" w:color="000000"/>
+              <w:top w:val="none" w:sz="0" w:space="0" w:color="000000"/>
+              <w:left w:val="none" w:sz="0" w:space="0" w:color="000000"/>
+              <w:right w:val="none" w:sz="0" w:space="0" w:color="000000"/>
+            </w:tcBorders>
+            <w:shd w:val="clear" w:color="auto" w:fill="FFFFFF"/>
+            <w:tcMar>
+              <w:top w:w="0" w:type="dxa"/>
+              <w:bottom w:w="0" w:type="dxa"/>
+              <w:left w:w="0" w:type="dxa"/>
+              <w:right w:w="0" w:type="dxa"/>
+            </w:tcMar>
+            <w:vAlign w:val="top"/>
+          </w:tcPr>
+          <w:p>
+            <w:pPr>
+              <w:jc w:val="left"/>
+              <w:pBdr>
+                <w:bottom w:val="none" w:sz="0" w:space="0" w:color="000000"/>
+                <w:top w:val="none" w:sz="0" w:space="0" w:color="000000"/>
+                <w:left w:val="none" w:sz="0" w:space="0" w:color="000000"/>
+                <w:right w:val="none" w:sz="0" w:space="0" w:color="000000"/>
+              </w:pBdr>
+              <w:spacing w:after="100" w:before="100" w:line="240"/>
+              <w:ind w:left="100" w:right="100" w:firstLine="0" w:firstLineChars="0"/>
+              <w:rPr>
+                <w:rFonts w:ascii="Helvetica" w:hAnsi="Helvetica" w:eastAsia="Helvetica" w:cs="Helvetica"/>
+                <w:i w:val="false"/>
+                <w:b w:val="true"/>
+                <w:u w:val="none"/>
+                <w:strike w:val="false"/>
+                <w:sz w:val="22"/>
+                <w:szCs w:val="22"/>
+                <w:color w:val="000000"/>
+              </w:rPr>
+            </w:pPr>
+            <w:r>
+              <w:rPr>
+                <w:rFonts w:ascii="Helvetica" w:hAnsi="Helvetica" w:eastAsia="Helvetica" w:cs="Helvetica"/>
+                <w:i w:val="false"/>
+                <w:b w:val="true"/>
+                <w:u w:val="none"/>
+                <w:strike w:val="false"/>
+                <w:sz w:val="22"/>
+                <w:szCs w:val="22"/>
+                <w:color w:val="000000"/>
+              </w:rPr>
+              <w:t xml:space="preserve">E/A Ratio</w:t>
+            </w:r>
+          </w:p>
+        </w:tc>
+        <w:tc>
+          <w:tcPr>
+            <w:tcBorders>
+              <w:bottom w:val="none" w:sz="0" w:space="0" w:color="000000"/>
+              <w:top w:val="none" w:sz="0" w:space="0" w:color="000000"/>
+              <w:left w:val="none" w:sz="0" w:space="0" w:color="000000"/>
+              <w:right w:val="none" w:sz="0" w:space="0" w:color="000000"/>
+            </w:tcBorders>
+            <w:shd w:val="clear" w:color="auto" w:fill="FFFFFF"/>
+            <w:tcMar>
+              <w:top w:w="0" w:type="dxa"/>
+              <w:bottom w:w="0" w:type="dxa"/>
+              <w:left w:w="0" w:type="dxa"/>
+              <w:right w:w="0" w:type="dxa"/>
+            </w:tcMar>
+            <w:vAlign w:val="top"/>
+          </w:tcPr>
+          <w:p>
+            <w:pPr>
+              <w:jc w:val="center"/>
+              <w:pBdr>
+                <w:bottom w:val="none" w:sz="0" w:space="0" w:color="000000"/>
+                <w:top w:val="none" w:sz="0" w:space="0" w:color="000000"/>
+                <w:left w:val="none" w:sz="0" w:space="0" w:color="000000"/>
+                <w:right w:val="none" w:sz="0" w:space="0" w:color="000000"/>
+              </w:pBdr>
+              <w:spacing w:after="100" w:before="100" w:line="240"/>
+              <w:ind w:left="100" w:right="100" w:firstLine="0" w:firstLineChars="0"/>
+              <w:rPr>
+                <w:rFonts w:ascii="Helvetica" w:hAnsi="Helvetica" w:eastAsia="Helvetica" w:cs="Helvetica"/>
+                <w:i w:val="false"/>
+                <w:b w:val="false"/>
+                <w:u w:val="none"/>
+                <w:strike w:val="false"/>
+                <w:sz w:val="22"/>
+                <w:szCs w:val="22"/>
+                <w:color w:val="000000"/>
+              </w:rPr>
+            </w:pPr>
+            <w:r>
+              <w:rPr>
+                <w:rFonts w:ascii="Helvetica" w:hAnsi="Helvetica" w:eastAsia="Helvetica" w:cs="Helvetica"/>
+                <w:i w:val="false"/>
+                <w:b w:val="false"/>
+                <w:u w:val="none"/>
+                <w:strike w:val="false"/>
+                <w:sz w:val="22"/>
+                <w:szCs w:val="22"/>
+                <w:color w:val="000000"/>
+              </w:rPr>
+              <w:t xml:space="preserve">1.6 (0.5)</w:t>
+            </w:r>
+          </w:p>
+        </w:tc>
+        <w:tc>
+          <w:tcPr>
+            <w:tcBorders>
+              <w:bottom w:val="none" w:sz="0" w:space="0" w:color="000000"/>
+              <w:top w:val="none" w:sz="0" w:space="0" w:color="000000"/>
+              <w:left w:val="none" w:sz="0" w:space="0" w:color="000000"/>
+              <w:right w:val="none" w:sz="0" w:space="0" w:color="000000"/>
+            </w:tcBorders>
+            <w:shd w:val="clear" w:color="auto" w:fill="FFFFFF"/>
+            <w:tcMar>
+              <w:top w:w="0" w:type="dxa"/>
+              <w:bottom w:w="0" w:type="dxa"/>
+              <w:left w:w="0" w:type="dxa"/>
+              <w:right w:w="0" w:type="dxa"/>
+            </w:tcMar>
+            <w:vAlign w:val="top"/>
+          </w:tcPr>
+          <w:p>
+            <w:pPr>
+              <w:jc w:val="center"/>
+              <w:pBdr>
+                <w:bottom w:val="none" w:sz="0" w:space="0" w:color="000000"/>
+                <w:top w:val="none" w:sz="0" w:space="0" w:color="000000"/>
+                <w:left w:val="none" w:sz="0" w:space="0" w:color="000000"/>
+                <w:right w:val="none" w:sz="0" w:space="0" w:color="000000"/>
+              </w:pBdr>
+              <w:spacing w:after="100" w:before="100" w:line="240"/>
+              <w:ind w:left="100" w:right="100" w:firstLine="0" w:firstLineChars="0"/>
+              <w:rPr>
+                <w:rFonts w:ascii="Helvetica" w:hAnsi="Helvetica" w:eastAsia="Helvetica" w:cs="Helvetica"/>
+                <w:i w:val="false"/>
+                <w:b w:val="false"/>
+                <w:u w:val="none"/>
+                <w:strike w:val="false"/>
+                <w:sz w:val="22"/>
+                <w:szCs w:val="22"/>
+                <w:color w:val="000000"/>
+              </w:rPr>
+            </w:pPr>
+            <w:r>
+              <w:rPr>
+                <w:rFonts w:ascii="Helvetica" w:hAnsi="Helvetica" w:eastAsia="Helvetica" w:cs="Helvetica"/>
+                <w:i w:val="false"/>
+                <w:b w:val="false"/>
+                <w:u w:val="none"/>
+                <w:strike w:val="false"/>
+                <w:sz w:val="22"/>
+                <w:szCs w:val="22"/>
+                <w:color w:val="000000"/>
+              </w:rPr>
+              <w:t xml:space="preserve">1.1 (0.3)</w:t>
+            </w:r>
+          </w:p>
+        </w:tc>
+        <w:tc>
+          <w:tcPr>
+            <w:tcBorders>
+              <w:bottom w:val="none" w:sz="0" w:space="0" w:color="000000"/>
+              <w:top w:val="none" w:sz="0" w:space="0" w:color="000000"/>
+              <w:left w:val="none" w:sz="0" w:space="0" w:color="000000"/>
+              <w:right w:val="none" w:sz="0" w:space="0" w:color="000000"/>
+            </w:tcBorders>
+            <w:shd w:val="clear" w:color="auto" w:fill="FFFFFF"/>
+            <w:tcMar>
+              <w:top w:w="0" w:type="dxa"/>
+              <w:bottom w:w="0" w:type="dxa"/>
+              <w:left w:w="0" w:type="dxa"/>
+              <w:right w:w="0" w:type="dxa"/>
+            </w:tcMar>
+            <w:vAlign w:val="top"/>
+          </w:tcPr>
+          <w:p>
+            <w:pPr>
+              <w:jc w:val="center"/>
+              <w:pBdr>
+                <w:bottom w:val="none" w:sz="0" w:space="0" w:color="000000"/>
+                <w:top w:val="none" w:sz="0" w:space="0" w:color="000000"/>
+                <w:left w:val="none" w:sz="0" w:space="0" w:color="000000"/>
+                <w:right w:val="none" w:sz="0" w:space="0" w:color="000000"/>
+              </w:pBdr>
+              <w:spacing w:after="100" w:before="100" w:line="240"/>
+              <w:ind w:left="100" w:right="100" w:firstLine="0" w:firstLineChars="0"/>
+              <w:rPr>
+                <w:rFonts w:ascii="Helvetica" w:hAnsi="Helvetica" w:eastAsia="Helvetica" w:cs="Helvetica"/>
+                <w:i w:val="false"/>
+                <w:b w:val="false"/>
+                <w:u w:val="none"/>
+                <w:strike w:val="false"/>
+                <w:sz w:val="22"/>
+                <w:szCs w:val="22"/>
+                <w:color w:val="000000"/>
+              </w:rPr>
+            </w:pPr>
+            <w:r>
+              <w:rPr>
+                <w:rFonts w:ascii="Helvetica" w:hAnsi="Helvetica" w:eastAsia="Helvetica" w:cs="Helvetica"/>
+                <w:i w:val="false"/>
+                <w:b w:val="false"/>
+                <w:u w:val="none"/>
+                <w:strike w:val="false"/>
+                <w:sz w:val="22"/>
+                <w:szCs w:val="22"/>
+                <w:color w:val="000000"/>
+              </w:rPr>
+              <w:t xml:space="preserve">1.1 (0.4)</w:t>
+            </w:r>
+          </w:p>
+        </w:tc>
+        <w:tc>
+          <w:tcPr>
+            <w:tcBorders>
+              <w:bottom w:val="none" w:sz="0" w:space="0" w:color="000000"/>
+              <w:top w:val="none" w:sz="0" w:space="0" w:color="000000"/>
+              <w:left w:val="none" w:sz="0" w:space="0" w:color="000000"/>
+              <w:right w:val="none" w:sz="0" w:space="0" w:color="000000"/>
+            </w:tcBorders>
+            <w:shd w:val="clear" w:color="auto" w:fill="FFFFFF"/>
+            <w:tcMar>
+              <w:top w:w="0" w:type="dxa"/>
+              <w:bottom w:w="0" w:type="dxa"/>
+              <w:left w:w="0" w:type="dxa"/>
+              <w:right w:w="0" w:type="dxa"/>
+            </w:tcMar>
+            <w:vAlign w:val="top"/>
+          </w:tcPr>
+          <w:p>
+            <w:pPr>
+              <w:jc w:val="center"/>
+              <w:pBdr>
+                <w:bottom w:val="none" w:sz="0" w:space="0" w:color="000000"/>
+                <w:top w:val="none" w:sz="0" w:space="0" w:color="000000"/>
+                <w:left w:val="none" w:sz="0" w:space="0" w:color="000000"/>
+                <w:right w:val="none" w:sz="0" w:space="0" w:color="000000"/>
+              </w:pBdr>
+              <w:spacing w:after="100" w:before="100" w:line="240"/>
+              <w:ind w:left="100" w:right="100" w:firstLine="0" w:firstLineChars="0"/>
+              <w:rPr>
+                <w:rFonts w:ascii="Helvetica" w:hAnsi="Helvetica" w:eastAsia="Helvetica" w:cs="Helvetica"/>
+                <w:i w:val="false"/>
+                <w:b w:val="false"/>
+                <w:u w:val="none"/>
+                <w:strike w:val="false"/>
+                <w:sz w:val="22"/>
+                <w:szCs w:val="22"/>
+                <w:color w:val="000000"/>
+              </w:rPr>
+            </w:pPr>
+            <w:r>
+              <w:rPr>
+                <w:rFonts w:ascii="Helvetica" w:hAnsi="Helvetica" w:eastAsia="Helvetica" w:cs="Helvetica"/>
+                <w:i w:val="false"/>
+                <w:b w:val="false"/>
+                <w:u w:val="none"/>
+                <w:strike w:val="false"/>
+                <w:sz w:val="22"/>
+                <w:szCs w:val="22"/>
+                <w:color w:val="000000"/>
+              </w:rPr>
+              <w:t xml:space="preserve">2.5 (0.3)</w:t>
+            </w:r>
+          </w:p>
+        </w:tc>
+        <w:tc>
+          <w:tcPr>
+            <w:tcBorders>
+              <w:bottom w:val="none" w:sz="0" w:space="0" w:color="000000"/>
+              <w:top w:val="none" w:sz="0" w:space="0" w:color="000000"/>
+              <w:left w:val="none" w:sz="0" w:space="0" w:color="000000"/>
+              <w:right w:val="none" w:sz="0" w:space="0" w:color="000000"/>
+            </w:tcBorders>
+            <w:shd w:val="clear" w:color="auto" w:fill="FFFFFF"/>
+            <w:tcMar>
+              <w:top w:w="0" w:type="dxa"/>
+              <w:bottom w:w="0" w:type="dxa"/>
+              <w:left w:w="0" w:type="dxa"/>
+              <w:right w:w="0" w:type="dxa"/>
+            </w:tcMar>
+            <w:vAlign w:val="top"/>
+          </w:tcPr>
+          <w:p>
+            <w:pPr>
+              <w:jc w:val="center"/>
+              <w:pBdr>
+                <w:bottom w:val="none" w:sz="0" w:space="0" w:color="000000"/>
+                <w:top w:val="none" w:sz="0" w:space="0" w:color="000000"/>
+                <w:left w:val="none" w:sz="0" w:space="0" w:color="000000"/>
+                <w:right w:val="none" w:sz="0" w:space="0" w:color="000000"/>
+              </w:pBdr>
+              <w:spacing w:after="100" w:before="100" w:line="240"/>
+              <w:ind w:left="100" w:right="100" w:firstLine="0" w:firstLineChars="0"/>
+              <w:rPr>
+                <w:rFonts w:ascii="Helvetica" w:hAnsi="Helvetica" w:eastAsia="Helvetica" w:cs="Helvetica"/>
+                <w:i w:val="false"/>
+                <w:b w:val="false"/>
+                <w:u w:val="none"/>
+                <w:strike w:val="false"/>
+                <w:sz w:val="22"/>
+                <w:szCs w:val="22"/>
+                <w:color w:val="000000"/>
+              </w:rPr>
+            </w:pPr>
+            <w:r>
+              <w:rPr>
+                <w:rFonts w:ascii="Helvetica" w:hAnsi="Helvetica" w:eastAsia="Helvetica" w:cs="Helvetica"/>
+                <w:i w:val="false"/>
+                <w:b w:val="false"/>
+                <w:u w:val="none"/>
+                <w:strike w:val="false"/>
+                <w:sz w:val="22"/>
+                <w:szCs w:val="22"/>
+                <w:color w:val="000000"/>
+              </w:rPr>
+              <w:t xml:space="preserve">NA (NA)</w:t>
+            </w:r>
+          </w:p>
+        </w:tc>
+        <w:tc>
+          <w:tcPr>
+            <w:tcBorders>
+              <w:bottom w:val="none" w:sz="0" w:space="0" w:color="000000"/>
+              <w:top w:val="none" w:sz="0" w:space="0" w:color="000000"/>
+              <w:left w:val="none" w:sz="0" w:space="0" w:color="000000"/>
+              <w:right w:val="none" w:sz="0" w:space="0" w:color="000000"/>
+            </w:tcBorders>
+            <w:shd w:val="clear" w:color="auto" w:fill="FFFFFF"/>
+            <w:tcMar>
+              <w:top w:w="0" w:type="dxa"/>
+              <w:bottom w:w="0" w:type="dxa"/>
+              <w:left w:w="0" w:type="dxa"/>
+              <w:right w:w="0" w:type="dxa"/>
+            </w:tcMar>
+            <w:vAlign w:val="top"/>
+          </w:tcPr>
+          <w:p>
+            <w:pPr>
+              <w:jc w:val="center"/>
+              <w:pBdr>
+                <w:bottom w:val="none" w:sz="0" w:space="0" w:color="000000"/>
+                <w:top w:val="none" w:sz="0" w:space="0" w:color="000000"/>
+                <w:left w:val="none" w:sz="0" w:space="0" w:color="000000"/>
+                <w:right w:val="none" w:sz="0" w:space="0" w:color="000000"/>
+              </w:pBdr>
+              <w:spacing w:after="100" w:before="100" w:line="240"/>
+              <w:ind w:left="100" w:right="100" w:firstLine="0" w:firstLineChars="0"/>
+              <w:rPr>
+                <w:rFonts w:ascii="Helvetica" w:hAnsi="Helvetica" w:eastAsia="Helvetica" w:cs="Helvetica"/>
+                <w:i w:val="false"/>
+                <w:b w:val="false"/>
+                <w:u w:val="none"/>
+                <w:strike w:val="false"/>
+                <w:sz w:val="22"/>
+                <w:szCs w:val="22"/>
+                <w:color w:val="000000"/>
+              </w:rPr>
+            </w:pPr>
+            <w:r>
+              <w:rPr>
+                <w:rFonts w:ascii="Helvetica" w:hAnsi="Helvetica" w:eastAsia="Helvetica" w:cs="Helvetica"/>
+                <w:i w:val="false"/>
+                <w:b w:val="false"/>
+                <w:u w:val="none"/>
+                <w:strike w:val="false"/>
+                <w:sz w:val="22"/>
+                <w:szCs w:val="22"/>
+                <w:color w:val="000000"/>
+              </w:rPr>
+              <w:t xml:space="preserve">&lt;0.001</w:t>
+            </w:r>
+          </w:p>
+        </w:tc>
+      </w:tr>
+      <w:tr>
+        <w:trPr>
+          <w:trHeight w:val="616" w:hRule="auto"/>
+        </w:trPr>
+        body22
+        <w:tc>
+          <w:tcPr>
+            <w:tcBorders>
+              <w:bottom w:val="none" w:sz="0" w:space="0" w:color="000000"/>
+              <w:top w:val="none" w:sz="0" w:space="0" w:color="000000"/>
+              <w:left w:val="none" w:sz="0" w:space="0" w:color="000000"/>
+              <w:right w:val="none" w:sz="0" w:space="0" w:color="000000"/>
+            </w:tcBorders>
+            <w:shd w:val="clear" w:color="auto" w:fill="FFFFFF"/>
+            <w:tcMar>
+              <w:top w:w="0" w:type="dxa"/>
+              <w:bottom w:w="0" w:type="dxa"/>
+              <w:left w:w="0" w:type="dxa"/>
+              <w:right w:w="0" w:type="dxa"/>
+            </w:tcMar>
+            <w:vAlign w:val="top"/>
+          </w:tcPr>
+          <w:p>
+            <w:pPr>
+              <w:jc w:val="left"/>
+              <w:pBdr>
+                <w:bottom w:val="none" w:sz="0" w:space="0" w:color="000000"/>
+                <w:top w:val="none" w:sz="0" w:space="0" w:color="000000"/>
+                <w:left w:val="none" w:sz="0" w:space="0" w:color="000000"/>
+                <w:right w:val="none" w:sz="0" w:space="0" w:color="000000"/>
+              </w:pBdr>
+              <w:spacing w:after="100" w:before="100" w:line="240"/>
+              <w:ind w:left="100" w:right="100" w:firstLine="0" w:firstLineChars="0"/>
+              <w:rPr>
+                <w:rFonts w:ascii="Helvetica" w:hAnsi="Helvetica" w:eastAsia="Helvetica" w:cs="Helvetica"/>
+                <w:i w:val="false"/>
+                <w:b w:val="true"/>
+                <w:u w:val="none"/>
+                <w:strike w:val="false"/>
+                <w:sz w:val="22"/>
+                <w:szCs w:val="22"/>
+                <w:color w:val="000000"/>
+              </w:rPr>
+            </w:pPr>
+            <w:r>
+              <w:rPr>
+                <w:rFonts w:ascii="Helvetica" w:hAnsi="Helvetica" w:eastAsia="Helvetica" w:cs="Helvetica"/>
+                <w:i w:val="false"/>
+                <w:b w:val="true"/>
+                <w:u w:val="none"/>
+                <w:strike w:val="false"/>
+                <w:sz w:val="22"/>
+                <w:szCs w:val="22"/>
+                <w:color w:val="000000"/>
+              </w:rPr>
+              <w:t xml:space="preserve">MV Deceleration Time, ms</w:t>
+            </w:r>
+          </w:p>
+        </w:tc>
+        <w:tc>
+          <w:tcPr>
+            <w:tcBorders>
+              <w:bottom w:val="none" w:sz="0" w:space="0" w:color="000000"/>
+              <w:top w:val="none" w:sz="0" w:space="0" w:color="000000"/>
+              <w:left w:val="none" w:sz="0" w:space="0" w:color="000000"/>
+              <w:right w:val="none" w:sz="0" w:space="0" w:color="000000"/>
+            </w:tcBorders>
+            <w:shd w:val="clear" w:color="auto" w:fill="FFFFFF"/>
+            <w:tcMar>
+              <w:top w:w="0" w:type="dxa"/>
+              <w:bottom w:w="0" w:type="dxa"/>
+              <w:left w:w="0" w:type="dxa"/>
+              <w:right w:w="0" w:type="dxa"/>
+            </w:tcMar>
+            <w:vAlign w:val="top"/>
+          </w:tcPr>
+          <w:p>
+            <w:pPr>
+              <w:jc w:val="center"/>
+              <w:pBdr>
+                <w:bottom w:val="none" w:sz="0" w:space="0" w:color="000000"/>
+                <w:top w:val="none" w:sz="0" w:space="0" w:color="000000"/>
+                <w:left w:val="none" w:sz="0" w:space="0" w:color="000000"/>
+                <w:right w:val="none" w:sz="0" w:space="0" w:color="000000"/>
+              </w:pBdr>
+              <w:spacing w:after="100" w:before="100" w:line="240"/>
+              <w:ind w:left="100" w:right="100" w:firstLine="0" w:firstLineChars="0"/>
+              <w:rPr>
+                <w:rFonts w:ascii="Helvetica" w:hAnsi="Helvetica" w:eastAsia="Helvetica" w:cs="Helvetica"/>
+                <w:i w:val="false"/>
+                <w:b w:val="false"/>
+                <w:u w:val="none"/>
+                <w:strike w:val="false"/>
+                <w:sz w:val="22"/>
+                <w:szCs w:val="22"/>
+                <w:color w:val="000000"/>
+              </w:rPr>
+            </w:pPr>
+            <w:r>
+              <w:rPr>
+                <w:rFonts w:ascii="Helvetica" w:hAnsi="Helvetica" w:eastAsia="Helvetica" w:cs="Helvetica"/>
+                <w:i w:val="false"/>
+                <w:b w:val="false"/>
+                <w:u w:val="none"/>
+                <w:strike w:val="false"/>
+                <w:sz w:val="22"/>
+                <w:szCs w:val="22"/>
+                <w:color w:val="000000"/>
+              </w:rPr>
+              <w:t xml:space="preserve">0.2 (0.0)</w:t>
+            </w:r>
+          </w:p>
+        </w:tc>
+        <w:tc>
+          <w:tcPr>
+            <w:tcBorders>
+              <w:bottom w:val="none" w:sz="0" w:space="0" w:color="000000"/>
+              <w:top w:val="none" w:sz="0" w:space="0" w:color="000000"/>
+              <w:left w:val="none" w:sz="0" w:space="0" w:color="000000"/>
+              <w:right w:val="none" w:sz="0" w:space="0" w:color="000000"/>
+            </w:tcBorders>
+            <w:shd w:val="clear" w:color="auto" w:fill="FFFFFF"/>
+            <w:tcMar>
+              <w:top w:w="0" w:type="dxa"/>
+              <w:bottom w:w="0" w:type="dxa"/>
+              <w:left w:w="0" w:type="dxa"/>
+              <w:right w:w="0" w:type="dxa"/>
+            </w:tcMar>
+            <w:vAlign w:val="top"/>
+          </w:tcPr>
+          <w:p>
+            <w:pPr>
+              <w:jc w:val="center"/>
+              <w:pBdr>
+                <w:bottom w:val="none" w:sz="0" w:space="0" w:color="000000"/>
+                <w:top w:val="none" w:sz="0" w:space="0" w:color="000000"/>
+                <w:left w:val="none" w:sz="0" w:space="0" w:color="000000"/>
+                <w:right w:val="none" w:sz="0" w:space="0" w:color="000000"/>
+              </w:pBdr>
+              <w:spacing w:after="100" w:before="100" w:line="240"/>
+              <w:ind w:left="100" w:right="100" w:firstLine="0" w:firstLineChars="0"/>
+              <w:rPr>
+                <w:rFonts w:ascii="Helvetica" w:hAnsi="Helvetica" w:eastAsia="Helvetica" w:cs="Helvetica"/>
+                <w:i w:val="false"/>
+                <w:b w:val="false"/>
+                <w:u w:val="none"/>
+                <w:strike w:val="false"/>
+                <w:sz w:val="22"/>
+                <w:szCs w:val="22"/>
+                <w:color w:val="000000"/>
+              </w:rPr>
+            </w:pPr>
+            <w:r>
+              <w:rPr>
+                <w:rFonts w:ascii="Helvetica" w:hAnsi="Helvetica" w:eastAsia="Helvetica" w:cs="Helvetica"/>
+                <w:i w:val="false"/>
+                <w:b w:val="false"/>
+                <w:u w:val="none"/>
+                <w:strike w:val="false"/>
+                <w:sz w:val="22"/>
+                <w:szCs w:val="22"/>
+                <w:color w:val="000000"/>
+              </w:rPr>
+              <w:t xml:space="preserve">0.2 (0.1)</w:t>
+            </w:r>
+          </w:p>
+        </w:tc>
+        <w:tc>
+          <w:tcPr>
+            <w:tcBorders>
+              <w:bottom w:val="none" w:sz="0" w:space="0" w:color="000000"/>
+              <w:top w:val="none" w:sz="0" w:space="0" w:color="000000"/>
+              <w:left w:val="none" w:sz="0" w:space="0" w:color="000000"/>
+              <w:right w:val="none" w:sz="0" w:space="0" w:color="000000"/>
+            </w:tcBorders>
+            <w:shd w:val="clear" w:color="auto" w:fill="FFFFFF"/>
+            <w:tcMar>
+              <w:top w:w="0" w:type="dxa"/>
+              <w:bottom w:w="0" w:type="dxa"/>
+              <w:left w:w="0" w:type="dxa"/>
+              <w:right w:w="0" w:type="dxa"/>
+            </w:tcMar>
+            <w:vAlign w:val="top"/>
+          </w:tcPr>
+          <w:p>
+            <w:pPr>
+              <w:jc w:val="center"/>
+              <w:pBdr>
+                <w:bottom w:val="none" w:sz="0" w:space="0" w:color="000000"/>
+                <w:top w:val="none" w:sz="0" w:space="0" w:color="000000"/>
+                <w:left w:val="none" w:sz="0" w:space="0" w:color="000000"/>
+                <w:right w:val="none" w:sz="0" w:space="0" w:color="000000"/>
+              </w:pBdr>
+              <w:spacing w:after="100" w:before="100" w:line="240"/>
+              <w:ind w:left="100" w:right="100" w:firstLine="0" w:firstLineChars="0"/>
+              <w:rPr>
+                <w:rFonts w:ascii="Helvetica" w:hAnsi="Helvetica" w:eastAsia="Helvetica" w:cs="Helvetica"/>
+                <w:i w:val="false"/>
+                <w:b w:val="false"/>
+                <w:u w:val="none"/>
+                <w:strike w:val="false"/>
+                <w:sz w:val="22"/>
+                <w:szCs w:val="22"/>
+                <w:color w:val="000000"/>
+              </w:rPr>
+            </w:pPr>
+            <w:r>
+              <w:rPr>
+                <w:rFonts w:ascii="Helvetica" w:hAnsi="Helvetica" w:eastAsia="Helvetica" w:cs="Helvetica"/>
+                <w:i w:val="false"/>
+                <w:b w:val="false"/>
+                <w:u w:val="none"/>
+                <w:strike w:val="false"/>
+                <w:sz w:val="22"/>
+                <w:szCs w:val="22"/>
+                <w:color w:val="000000"/>
+              </w:rPr>
+              <w:t xml:space="preserve">0.3 (0.1)</w:t>
+            </w:r>
+          </w:p>
+        </w:tc>
+        <w:tc>
+          <w:tcPr>
+            <w:tcBorders>
+              <w:bottom w:val="none" w:sz="0" w:space="0" w:color="000000"/>
+              <w:top w:val="none" w:sz="0" w:space="0" w:color="000000"/>
+              <w:left w:val="none" w:sz="0" w:space="0" w:color="000000"/>
+              <w:right w:val="none" w:sz="0" w:space="0" w:color="000000"/>
+            </w:tcBorders>
+            <w:shd w:val="clear" w:color="auto" w:fill="FFFFFF"/>
+            <w:tcMar>
+              <w:top w:w="0" w:type="dxa"/>
+              <w:bottom w:w="0" w:type="dxa"/>
+              <w:left w:w="0" w:type="dxa"/>
+              <w:right w:w="0" w:type="dxa"/>
+            </w:tcMar>
+            <w:vAlign w:val="top"/>
+          </w:tcPr>
+          <w:p>
+            <w:pPr>
+              <w:jc w:val="center"/>
+              <w:pBdr>
+                <w:bottom w:val="none" w:sz="0" w:space="0" w:color="000000"/>
+                <w:top w:val="none" w:sz="0" w:space="0" w:color="000000"/>
+                <w:left w:val="none" w:sz="0" w:space="0" w:color="000000"/>
+                <w:right w:val="none" w:sz="0" w:space="0" w:color="000000"/>
+              </w:pBdr>
+              <w:spacing w:after="100" w:before="100" w:line="240"/>
+              <w:ind w:left="100" w:right="100" w:firstLine="0" w:firstLineChars="0"/>
+              <w:rPr>
+                <w:rFonts w:ascii="Helvetica" w:hAnsi="Helvetica" w:eastAsia="Helvetica" w:cs="Helvetica"/>
+                <w:i w:val="false"/>
+                <w:b w:val="false"/>
+                <w:u w:val="none"/>
+                <w:strike w:val="false"/>
+                <w:sz w:val="22"/>
+                <w:szCs w:val="22"/>
+                <w:color w:val="000000"/>
+              </w:rPr>
+            </w:pPr>
+            <w:r>
+              <w:rPr>
+                <w:rFonts w:ascii="Helvetica" w:hAnsi="Helvetica" w:eastAsia="Helvetica" w:cs="Helvetica"/>
+                <w:i w:val="false"/>
+                <w:b w:val="false"/>
+                <w:u w:val="none"/>
+                <w:strike w:val="false"/>
+                <w:sz w:val="22"/>
+                <w:szCs w:val="22"/>
+                <w:color w:val="000000"/>
+              </w:rPr>
+              <w:t xml:space="preserve">0.2 (0.0)</w:t>
+            </w:r>
+          </w:p>
+        </w:tc>
+        <w:tc>
+          <w:tcPr>
+            <w:tcBorders>
+              <w:bottom w:val="none" w:sz="0" w:space="0" w:color="000000"/>
+              <w:top w:val="none" w:sz="0" w:space="0" w:color="000000"/>
+              <w:left w:val="none" w:sz="0" w:space="0" w:color="000000"/>
+              <w:right w:val="none" w:sz="0" w:space="0" w:color="000000"/>
+            </w:tcBorders>
+            <w:shd w:val="clear" w:color="auto" w:fill="FFFFFF"/>
+            <w:tcMar>
+              <w:top w:w="0" w:type="dxa"/>
+              <w:bottom w:w="0" w:type="dxa"/>
+              <w:left w:w="0" w:type="dxa"/>
+              <w:right w:w="0" w:type="dxa"/>
+            </w:tcMar>
+            <w:vAlign w:val="top"/>
+          </w:tcPr>
+          <w:p>
+            <w:pPr>
+              <w:jc w:val="center"/>
+              <w:pBdr>
+                <w:bottom w:val="none" w:sz="0" w:space="0" w:color="000000"/>
+                <w:top w:val="none" w:sz="0" w:space="0" w:color="000000"/>
+                <w:left w:val="none" w:sz="0" w:space="0" w:color="000000"/>
+                <w:right w:val="none" w:sz="0" w:space="0" w:color="000000"/>
+              </w:pBdr>
+              <w:spacing w:after="100" w:before="100" w:line="240"/>
+              <w:ind w:left="100" w:right="100" w:firstLine="0" w:firstLineChars="0"/>
+              <w:rPr>
+                <w:rFonts w:ascii="Helvetica" w:hAnsi="Helvetica" w:eastAsia="Helvetica" w:cs="Helvetica"/>
+                <w:i w:val="false"/>
+                <w:b w:val="false"/>
+                <w:u w:val="none"/>
+                <w:strike w:val="false"/>
+                <w:sz w:val="22"/>
+                <w:szCs w:val="22"/>
+                <w:color w:val="000000"/>
+              </w:rPr>
+            </w:pPr>
+            <w:r>
+              <w:rPr>
+                <w:rFonts w:ascii="Helvetica" w:hAnsi="Helvetica" w:eastAsia="Helvetica" w:cs="Helvetica"/>
+                <w:i w:val="false"/>
+                <w:b w:val="false"/>
+                <w:u w:val="none"/>
+                <w:strike w:val="false"/>
+                <w:sz w:val="22"/>
+                <w:szCs w:val="22"/>
+                <w:color w:val="000000"/>
+              </w:rPr>
+              <w:t xml:space="preserve">NA (NA)</w:t>
+            </w:r>
+          </w:p>
+        </w:tc>
+        <w:tc>
+          <w:tcPr>
+            <w:tcBorders>
+              <w:bottom w:val="none" w:sz="0" w:space="0" w:color="000000"/>
+              <w:top w:val="none" w:sz="0" w:space="0" w:color="000000"/>
+              <w:left w:val="none" w:sz="0" w:space="0" w:color="000000"/>
+              <w:right w:val="none" w:sz="0" w:space="0" w:color="000000"/>
+            </w:tcBorders>
+            <w:shd w:val="clear" w:color="auto" w:fill="FFFFFF"/>
+            <w:tcMar>
+              <w:top w:w="0" w:type="dxa"/>
+              <w:bottom w:w="0" w:type="dxa"/>
+              <w:left w:w="0" w:type="dxa"/>
+              <w:right w:w="0" w:type="dxa"/>
+            </w:tcMar>
+            <w:vAlign w:val="top"/>
+          </w:tcPr>
+          <w:p>
+            <w:pPr>
+              <w:jc w:val="center"/>
+              <w:pBdr>
+                <w:bottom w:val="none" w:sz="0" w:space="0" w:color="000000"/>
+                <w:top w:val="none" w:sz="0" w:space="0" w:color="000000"/>
+                <w:left w:val="none" w:sz="0" w:space="0" w:color="000000"/>
+                <w:right w:val="none" w:sz="0" w:space="0" w:color="000000"/>
+              </w:pBdr>
+              <w:spacing w:after="100" w:before="100" w:line="240"/>
+              <w:ind w:left="100" w:right="100" w:firstLine="0" w:firstLineChars="0"/>
+              <w:rPr>
+                <w:rFonts w:ascii="Helvetica" w:hAnsi="Helvetica" w:eastAsia="Helvetica" w:cs="Helvetica"/>
+                <w:i w:val="false"/>
+                <w:b w:val="false"/>
+                <w:u w:val="none"/>
+                <w:strike w:val="false"/>
+                <w:sz w:val="22"/>
+                <w:szCs w:val="22"/>
+                <w:color w:val="000000"/>
+              </w:rPr>
+            </w:pPr>
+            <w:r>
+              <w:rPr>
+                <w:rFonts w:ascii="Helvetica" w:hAnsi="Helvetica" w:eastAsia="Helvetica" w:cs="Helvetica"/>
+                <w:i w:val="false"/>
+                <w:b w:val="false"/>
+                <w:u w:val="none"/>
+                <w:strike w:val="false"/>
+                <w:sz w:val="22"/>
+                <w:szCs w:val="22"/>
+                <w:color w:val="000000"/>
+              </w:rPr>
+              <w:t xml:space="preserve">&lt;0.001</w:t>
+            </w:r>
+          </w:p>
+        </w:tc>
+      </w:tr>
+      <w:tr>
+        <w:trPr>
+          <w:trHeight w:val="616" w:hRule="auto"/>
+        </w:trPr>
+        body23
+        <w:tc>
+          <w:tcPr>
+            <w:tcBorders>
               <w:bottom w:val="single" w:sz="8" w:space="0" w:color="000000"/>
               <w:top w:val="none" w:sz="0" w:space="0" w:color="000000"/>
               <w:left w:val="none" w:sz="0" w:space="0" w:color="000000"/>
@@ -7728,7 +9264,7 @@
                 <w:szCs w:val="22"/>
                 <w:color w:val="000000"/>
               </w:rPr>
-              <w:t xml:space="preserve">64.2 (6.3)</w:t>
+              <w:t xml:space="preserve">65.1 (5.7)</w:t>
             </w:r>
           </w:p>
         </w:tc>
@@ -7782,7 +9318,7 @@
                 <w:szCs w:val="22"/>
                 <w:color w:val="000000"/>
               </w:rPr>
-              <w:t xml:space="preserve">62.8 (8.8)</w:t>
+              <w:t xml:space="preserve">63.6 (6.7)</w:t>
             </w:r>
           </w:p>
         </w:tc>
@@ -7836,7 +9372,7 @@
                 <w:szCs w:val="22"/>
                 <w:color w:val="000000"/>
               </w:rPr>
-              <w:t xml:space="preserve">68.2 (6.6)</w:t>
+              <w:t xml:space="preserve">66.2 (6.6)</w:t>
             </w:r>
           </w:p>
         </w:tc>
@@ -7890,7 +9426,7 @@
                 <w:szCs w:val="22"/>
                 <w:color w:val="000000"/>
               </w:rPr>
-              <w:t xml:space="preserve">65.2 (5.0)</w:t>
+              <w:t xml:space="preserve">61.1 (3.2)</w:t>
             </w:r>
           </w:p>
         </w:tc>
